--- a/07_Docs/Manuscript/1_Revision/S2.docx
+++ b/07_Docs/Manuscript/1_Revision/S2.docx
@@ -79,13 +79,13 @@
         <w:tblLook w:val="04a0" w:firstRow="1" w:noVBand="1" w:lastRow="0" w:firstColumn="1" w:lastColumn="0" w:noHBand="0"/>
       </w:tblPr>
       <w:tblGrid>
-        <w:gridCol w:w="1598"/>
-        <w:gridCol w:w="954"/>
-        <w:gridCol w:w="1709"/>
-        <w:gridCol w:w="1170"/>
+        <w:gridCol w:w="1597"/>
+        <w:gridCol w:w="955"/>
+        <w:gridCol w:w="1708"/>
+        <w:gridCol w:w="1171"/>
         <w:gridCol w:w="807"/>
-        <w:gridCol w:w="3060"/>
-        <w:gridCol w:w="1171"/>
+        <w:gridCol w:w="3059"/>
+        <w:gridCol w:w="1172"/>
       </w:tblGrid>
       <w:tr>
         <w:trPr>
@@ -93,7 +93,7 @@
         </w:trPr>
         <w:tc>
           <w:tcPr>
-            <w:tcW w:w="1598" w:type="dxa"/>
+            <w:tcW w:w="1597" w:type="dxa"/>
             <w:tcBorders>
               <w:top w:val="single" w:sz="4" w:space="0" w:color="000000"/>
               <w:left w:val="single" w:sz="4" w:space="0" w:color="000000"/>
@@ -124,7 +124,7 @@
         </w:tc>
         <w:tc>
           <w:tcPr>
-            <w:tcW w:w="954" w:type="dxa"/>
+            <w:tcW w:w="955" w:type="dxa"/>
             <w:tcBorders>
               <w:top w:val="single" w:sz="4" w:space="0" w:color="000000"/>
               <w:left w:val="single" w:sz="4" w:space="0" w:color="000000"/>
@@ -155,7 +155,7 @@
         </w:tc>
         <w:tc>
           <w:tcPr>
-            <w:tcW w:w="1709" w:type="dxa"/>
+            <w:tcW w:w="1708" w:type="dxa"/>
             <w:tcBorders>
               <w:top w:val="single" w:sz="4" w:space="0" w:color="000000"/>
               <w:left w:val="single" w:sz="4" w:space="0" w:color="000000"/>
@@ -186,7 +186,7 @@
         </w:tc>
         <w:tc>
           <w:tcPr>
-            <w:tcW w:w="1170" w:type="dxa"/>
+            <w:tcW w:w="1171" w:type="dxa"/>
             <w:tcBorders>
               <w:top w:val="single" w:sz="4" w:space="0" w:color="000000"/>
               <w:left w:val="single" w:sz="4" w:space="0" w:color="000000"/>
@@ -248,7 +248,7 @@
         </w:tc>
         <w:tc>
           <w:tcPr>
-            <w:tcW w:w="3060" w:type="dxa"/>
+            <w:tcW w:w="3059" w:type="dxa"/>
             <w:tcBorders>
               <w:top w:val="single" w:sz="4" w:space="0" w:color="000000"/>
               <w:left w:val="single" w:sz="4" w:space="0" w:color="000000"/>
@@ -279,7 +279,7 @@
         </w:tc>
         <w:tc>
           <w:tcPr>
-            <w:tcW w:w="1171" w:type="dxa"/>
+            <w:tcW w:w="1172" w:type="dxa"/>
             <w:tcBorders>
               <w:top w:val="single" w:sz="4" w:space="0" w:color="000000"/>
               <w:left w:val="single" w:sz="4" w:space="0" w:color="000000"/>
@@ -319,7 +319,7 @@
         </w:trPr>
         <w:tc>
           <w:tcPr>
-            <w:tcW w:w="1598" w:type="dxa"/>
+            <w:tcW w:w="1597" w:type="dxa"/>
             <w:tcBorders>
               <w:top w:val="single" w:sz="4" w:space="0" w:color="000000"/>
               <w:left w:val="single" w:sz="4" w:space="0" w:color="000000"/>
@@ -349,7 +349,7 @@
         </w:tc>
         <w:tc>
           <w:tcPr>
-            <w:tcW w:w="954" w:type="dxa"/>
+            <w:tcW w:w="955" w:type="dxa"/>
             <w:tcBorders>
               <w:top w:val="single" w:sz="4" w:space="0" w:color="000000"/>
               <w:left w:val="single" w:sz="4" w:space="0" w:color="000000"/>
@@ -379,7 +379,7 @@
         </w:tc>
         <w:tc>
           <w:tcPr>
-            <w:tcW w:w="1709" w:type="dxa"/>
+            <w:tcW w:w="1708" w:type="dxa"/>
             <w:tcBorders>
               <w:top w:val="single" w:sz="4" w:space="0" w:color="000000"/>
               <w:left w:val="single" w:sz="4" w:space="0" w:color="000000"/>
@@ -409,7 +409,7 @@
         </w:tc>
         <w:tc>
           <w:tcPr>
-            <w:tcW w:w="1170" w:type="dxa"/>
+            <w:tcW w:w="1171" w:type="dxa"/>
             <w:tcBorders>
               <w:top w:val="single" w:sz="4" w:space="0" w:color="000000"/>
               <w:left w:val="single" w:sz="4" w:space="0" w:color="000000"/>
@@ -469,7 +469,7 @@
         </w:tc>
         <w:tc>
           <w:tcPr>
-            <w:tcW w:w="3060" w:type="dxa"/>
+            <w:tcW w:w="3059" w:type="dxa"/>
             <w:tcBorders>
               <w:top w:val="single" w:sz="4" w:space="0" w:color="000000"/>
               <w:left w:val="single" w:sz="4" w:space="0" w:color="000000"/>
@@ -499,7 +499,7 @@
         </w:tc>
         <w:tc>
           <w:tcPr>
-            <w:tcW w:w="1171" w:type="dxa"/>
+            <w:tcW w:w="1172" w:type="dxa"/>
             <w:tcBorders>
               <w:top w:val="single" w:sz="4" w:space="0" w:color="000000"/>
               <w:left w:val="single" w:sz="4" w:space="0" w:color="000000"/>
@@ -534,7 +534,7 @@
         </w:trPr>
         <w:tc>
           <w:tcPr>
-            <w:tcW w:w="1598" w:type="dxa"/>
+            <w:tcW w:w="1597" w:type="dxa"/>
             <w:tcBorders>
               <w:top w:val="single" w:sz="4" w:space="0" w:color="000000"/>
               <w:left w:val="single" w:sz="4" w:space="0" w:color="000000"/>
@@ -564,7 +564,7 @@
         </w:tc>
         <w:tc>
           <w:tcPr>
-            <w:tcW w:w="954" w:type="dxa"/>
+            <w:tcW w:w="955" w:type="dxa"/>
             <w:tcBorders>
               <w:top w:val="single" w:sz="4" w:space="0" w:color="000000"/>
               <w:left w:val="single" w:sz="4" w:space="0" w:color="000000"/>
@@ -594,7 +594,7 @@
         </w:tc>
         <w:tc>
           <w:tcPr>
-            <w:tcW w:w="1709" w:type="dxa"/>
+            <w:tcW w:w="1708" w:type="dxa"/>
             <w:tcBorders>
               <w:top w:val="single" w:sz="4" w:space="0" w:color="000000"/>
               <w:left w:val="single" w:sz="4" w:space="0" w:color="000000"/>
@@ -624,7 +624,7 @@
         </w:tc>
         <w:tc>
           <w:tcPr>
-            <w:tcW w:w="1170" w:type="dxa"/>
+            <w:tcW w:w="1171" w:type="dxa"/>
             <w:tcBorders>
               <w:top w:val="single" w:sz="4" w:space="0" w:color="000000"/>
               <w:left w:val="single" w:sz="4" w:space="0" w:color="000000"/>
@@ -684,7 +684,7 @@
         </w:tc>
         <w:tc>
           <w:tcPr>
-            <w:tcW w:w="3060" w:type="dxa"/>
+            <w:tcW w:w="3059" w:type="dxa"/>
             <w:tcBorders>
               <w:top w:val="single" w:sz="4" w:space="0" w:color="000000"/>
               <w:left w:val="single" w:sz="4" w:space="0" w:color="000000"/>
@@ -714,7 +714,7 @@
         </w:tc>
         <w:tc>
           <w:tcPr>
-            <w:tcW w:w="1171" w:type="dxa"/>
+            <w:tcW w:w="1172" w:type="dxa"/>
             <w:tcBorders>
               <w:top w:val="single" w:sz="4" w:space="0" w:color="000000"/>
               <w:left w:val="single" w:sz="4" w:space="0" w:color="000000"/>
@@ -749,7 +749,7 @@
         </w:trPr>
         <w:tc>
           <w:tcPr>
-            <w:tcW w:w="1598" w:type="dxa"/>
+            <w:tcW w:w="1597" w:type="dxa"/>
             <w:tcBorders>
               <w:top w:val="single" w:sz="4" w:space="0" w:color="000000"/>
               <w:left w:val="single" w:sz="4" w:space="0" w:color="000000"/>
@@ -779,7 +779,7 @@
         </w:tc>
         <w:tc>
           <w:tcPr>
-            <w:tcW w:w="954" w:type="dxa"/>
+            <w:tcW w:w="955" w:type="dxa"/>
             <w:tcBorders>
               <w:top w:val="single" w:sz="4" w:space="0" w:color="000000"/>
               <w:left w:val="single" w:sz="4" w:space="0" w:color="000000"/>
@@ -809,7 +809,7 @@
         </w:tc>
         <w:tc>
           <w:tcPr>
-            <w:tcW w:w="1709" w:type="dxa"/>
+            <w:tcW w:w="1708" w:type="dxa"/>
             <w:tcBorders>
               <w:top w:val="single" w:sz="4" w:space="0" w:color="000000"/>
               <w:left w:val="single" w:sz="4" w:space="0" w:color="000000"/>
@@ -839,7 +839,7 @@
         </w:tc>
         <w:tc>
           <w:tcPr>
-            <w:tcW w:w="1170" w:type="dxa"/>
+            <w:tcW w:w="1171" w:type="dxa"/>
             <w:tcBorders>
               <w:top w:val="single" w:sz="4" w:space="0" w:color="000000"/>
               <w:left w:val="single" w:sz="4" w:space="0" w:color="000000"/>
@@ -899,7 +899,7 @@
         </w:tc>
         <w:tc>
           <w:tcPr>
-            <w:tcW w:w="3060" w:type="dxa"/>
+            <w:tcW w:w="3059" w:type="dxa"/>
             <w:tcBorders>
               <w:top w:val="single" w:sz="4" w:space="0" w:color="000000"/>
               <w:left w:val="single" w:sz="4" w:space="0" w:color="000000"/>
@@ -929,7 +929,7 @@
         </w:tc>
         <w:tc>
           <w:tcPr>
-            <w:tcW w:w="1171" w:type="dxa"/>
+            <w:tcW w:w="1172" w:type="dxa"/>
             <w:tcBorders>
               <w:top w:val="single" w:sz="4" w:space="0" w:color="000000"/>
               <w:left w:val="single" w:sz="4" w:space="0" w:color="000000"/>
@@ -964,7 +964,7 @@
         </w:trPr>
         <w:tc>
           <w:tcPr>
-            <w:tcW w:w="1598" w:type="dxa"/>
+            <w:tcW w:w="1597" w:type="dxa"/>
             <w:tcBorders>
               <w:top w:val="single" w:sz="4" w:space="0" w:color="000000"/>
               <w:left w:val="single" w:sz="4" w:space="0" w:color="000000"/>
@@ -994,7 +994,7 @@
         </w:tc>
         <w:tc>
           <w:tcPr>
-            <w:tcW w:w="954" w:type="dxa"/>
+            <w:tcW w:w="955" w:type="dxa"/>
             <w:tcBorders>
               <w:top w:val="single" w:sz="4" w:space="0" w:color="000000"/>
               <w:left w:val="single" w:sz="4" w:space="0" w:color="000000"/>
@@ -1024,7 +1024,7 @@
         </w:tc>
         <w:tc>
           <w:tcPr>
-            <w:tcW w:w="1709" w:type="dxa"/>
+            <w:tcW w:w="1708" w:type="dxa"/>
             <w:tcBorders>
               <w:top w:val="single" w:sz="4" w:space="0" w:color="000000"/>
               <w:left w:val="single" w:sz="4" w:space="0" w:color="000000"/>
@@ -1054,7 +1054,7 @@
         </w:tc>
         <w:tc>
           <w:tcPr>
-            <w:tcW w:w="1170" w:type="dxa"/>
+            <w:tcW w:w="1171" w:type="dxa"/>
             <w:tcBorders>
               <w:top w:val="single" w:sz="4" w:space="0" w:color="000000"/>
               <w:left w:val="single" w:sz="4" w:space="0" w:color="000000"/>
@@ -1114,7 +1114,7 @@
         </w:tc>
         <w:tc>
           <w:tcPr>
-            <w:tcW w:w="3060" w:type="dxa"/>
+            <w:tcW w:w="3059" w:type="dxa"/>
             <w:tcBorders>
               <w:top w:val="single" w:sz="4" w:space="0" w:color="000000"/>
               <w:left w:val="single" w:sz="4" w:space="0" w:color="000000"/>
@@ -1144,7 +1144,7 @@
         </w:tc>
         <w:tc>
           <w:tcPr>
-            <w:tcW w:w="1171" w:type="dxa"/>
+            <w:tcW w:w="1172" w:type="dxa"/>
             <w:tcBorders>
               <w:top w:val="single" w:sz="4" w:space="0" w:color="000000"/>
               <w:left w:val="single" w:sz="4" w:space="0" w:color="000000"/>
@@ -1179,7 +1179,7 @@
         </w:trPr>
         <w:tc>
           <w:tcPr>
-            <w:tcW w:w="1598" w:type="dxa"/>
+            <w:tcW w:w="1597" w:type="dxa"/>
             <w:tcBorders>
               <w:top w:val="single" w:sz="4" w:space="0" w:color="000000"/>
               <w:left w:val="single" w:sz="4" w:space="0" w:color="000000"/>
@@ -1209,7 +1209,7 @@
         </w:tc>
         <w:tc>
           <w:tcPr>
-            <w:tcW w:w="954" w:type="dxa"/>
+            <w:tcW w:w="955" w:type="dxa"/>
             <w:tcBorders>
               <w:top w:val="single" w:sz="4" w:space="0" w:color="000000"/>
               <w:left w:val="single" w:sz="4" w:space="0" w:color="000000"/>
@@ -1239,7 +1239,7 @@
         </w:tc>
         <w:tc>
           <w:tcPr>
-            <w:tcW w:w="1709" w:type="dxa"/>
+            <w:tcW w:w="1708" w:type="dxa"/>
             <w:tcBorders>
               <w:top w:val="single" w:sz="4" w:space="0" w:color="000000"/>
               <w:left w:val="single" w:sz="4" w:space="0" w:color="000000"/>
@@ -1269,7 +1269,7 @@
         </w:tc>
         <w:tc>
           <w:tcPr>
-            <w:tcW w:w="1170" w:type="dxa"/>
+            <w:tcW w:w="1171" w:type="dxa"/>
             <w:tcBorders>
               <w:top w:val="single" w:sz="4" w:space="0" w:color="000000"/>
               <w:left w:val="single" w:sz="4" w:space="0" w:color="000000"/>
@@ -1329,7 +1329,7 @@
         </w:tc>
         <w:tc>
           <w:tcPr>
-            <w:tcW w:w="3060" w:type="dxa"/>
+            <w:tcW w:w="3059" w:type="dxa"/>
             <w:tcBorders>
               <w:top w:val="single" w:sz="4" w:space="0" w:color="000000"/>
               <w:left w:val="single" w:sz="4" w:space="0" w:color="000000"/>
@@ -1359,7 +1359,7 @@
         </w:tc>
         <w:tc>
           <w:tcPr>
-            <w:tcW w:w="1171" w:type="dxa"/>
+            <w:tcW w:w="1172" w:type="dxa"/>
             <w:tcBorders>
               <w:top w:val="single" w:sz="4" w:space="0" w:color="000000"/>
               <w:left w:val="single" w:sz="4" w:space="0" w:color="000000"/>
@@ -1394,7 +1394,7 @@
         </w:trPr>
         <w:tc>
           <w:tcPr>
-            <w:tcW w:w="1598" w:type="dxa"/>
+            <w:tcW w:w="1597" w:type="dxa"/>
             <w:tcBorders>
               <w:top w:val="single" w:sz="4" w:space="0" w:color="000000"/>
               <w:left w:val="single" w:sz="4" w:space="0" w:color="000000"/>
@@ -1424,7 +1424,7 @@
         </w:tc>
         <w:tc>
           <w:tcPr>
-            <w:tcW w:w="954" w:type="dxa"/>
+            <w:tcW w:w="955" w:type="dxa"/>
             <w:tcBorders>
               <w:top w:val="single" w:sz="4" w:space="0" w:color="000000"/>
               <w:left w:val="single" w:sz="4" w:space="0" w:color="000000"/>
@@ -1454,7 +1454,7 @@
         </w:tc>
         <w:tc>
           <w:tcPr>
-            <w:tcW w:w="1709" w:type="dxa"/>
+            <w:tcW w:w="1708" w:type="dxa"/>
             <w:tcBorders>
               <w:top w:val="single" w:sz="4" w:space="0" w:color="000000"/>
               <w:left w:val="single" w:sz="4" w:space="0" w:color="000000"/>
@@ -1484,7 +1484,7 @@
         </w:tc>
         <w:tc>
           <w:tcPr>
-            <w:tcW w:w="1170" w:type="dxa"/>
+            <w:tcW w:w="1171" w:type="dxa"/>
             <w:tcBorders>
               <w:top w:val="single" w:sz="4" w:space="0" w:color="000000"/>
               <w:left w:val="single" w:sz="4" w:space="0" w:color="000000"/>
@@ -1544,7 +1544,7 @@
         </w:tc>
         <w:tc>
           <w:tcPr>
-            <w:tcW w:w="3060" w:type="dxa"/>
+            <w:tcW w:w="3059" w:type="dxa"/>
             <w:tcBorders>
               <w:top w:val="single" w:sz="4" w:space="0" w:color="000000"/>
               <w:left w:val="single" w:sz="4" w:space="0" w:color="000000"/>
@@ -1574,7 +1574,7 @@
         </w:tc>
         <w:tc>
           <w:tcPr>
-            <w:tcW w:w="1171" w:type="dxa"/>
+            <w:tcW w:w="1172" w:type="dxa"/>
             <w:tcBorders>
               <w:top w:val="single" w:sz="4" w:space="0" w:color="000000"/>
               <w:left w:val="single" w:sz="4" w:space="0" w:color="000000"/>
@@ -1609,7 +1609,7 @@
         </w:trPr>
         <w:tc>
           <w:tcPr>
-            <w:tcW w:w="1598" w:type="dxa"/>
+            <w:tcW w:w="1597" w:type="dxa"/>
             <w:tcBorders>
               <w:top w:val="single" w:sz="4" w:space="0" w:color="000000"/>
               <w:left w:val="single" w:sz="4" w:space="0" w:color="000000"/>
@@ -1639,7 +1639,7 @@
         </w:tc>
         <w:tc>
           <w:tcPr>
-            <w:tcW w:w="954" w:type="dxa"/>
+            <w:tcW w:w="955" w:type="dxa"/>
             <w:tcBorders>
               <w:top w:val="single" w:sz="4" w:space="0" w:color="000000"/>
               <w:left w:val="single" w:sz="4" w:space="0" w:color="000000"/>
@@ -1669,7 +1669,7 @@
         </w:tc>
         <w:tc>
           <w:tcPr>
-            <w:tcW w:w="1709" w:type="dxa"/>
+            <w:tcW w:w="1708" w:type="dxa"/>
             <w:tcBorders>
               <w:top w:val="single" w:sz="4" w:space="0" w:color="000000"/>
               <w:left w:val="single" w:sz="4" w:space="0" w:color="000000"/>
@@ -1699,7 +1699,7 @@
         </w:tc>
         <w:tc>
           <w:tcPr>
-            <w:tcW w:w="1170" w:type="dxa"/>
+            <w:tcW w:w="1171" w:type="dxa"/>
             <w:tcBorders>
               <w:top w:val="single" w:sz="4" w:space="0" w:color="000000"/>
               <w:left w:val="single" w:sz="4" w:space="0" w:color="000000"/>
@@ -1723,7 +1723,7 @@
                 <w:sz w:val="22"/>
                 <w:szCs w:val="22"/>
               </w:rPr>
-              <w:t>0.299</w:t>
+              <w:t>0.000299</w:t>
             </w:r>
           </w:p>
         </w:tc>
@@ -1759,7 +1759,7 @@
         </w:tc>
         <w:tc>
           <w:tcPr>
-            <w:tcW w:w="3060" w:type="dxa"/>
+            <w:tcW w:w="3059" w:type="dxa"/>
             <w:tcBorders>
               <w:top w:val="single" w:sz="4" w:space="0" w:color="000000"/>
               <w:left w:val="single" w:sz="4" w:space="0" w:color="000000"/>
@@ -1789,7 +1789,7 @@
         </w:tc>
         <w:tc>
           <w:tcPr>
-            <w:tcW w:w="1171" w:type="dxa"/>
+            <w:tcW w:w="1172" w:type="dxa"/>
             <w:tcBorders>
               <w:top w:val="single" w:sz="4" w:space="0" w:color="000000"/>
               <w:left w:val="single" w:sz="4" w:space="0" w:color="000000"/>
@@ -1824,7 +1824,7 @@
         </w:trPr>
         <w:tc>
           <w:tcPr>
-            <w:tcW w:w="1598" w:type="dxa"/>
+            <w:tcW w:w="1597" w:type="dxa"/>
             <w:tcBorders>
               <w:top w:val="single" w:sz="4" w:space="0" w:color="000000"/>
               <w:left w:val="single" w:sz="4" w:space="0" w:color="000000"/>
@@ -1854,7 +1854,7 @@
         </w:tc>
         <w:tc>
           <w:tcPr>
-            <w:tcW w:w="954" w:type="dxa"/>
+            <w:tcW w:w="955" w:type="dxa"/>
             <w:tcBorders>
               <w:top w:val="single" w:sz="4" w:space="0" w:color="000000"/>
               <w:left w:val="single" w:sz="4" w:space="0" w:color="000000"/>
@@ -1884,7 +1884,7 @@
         </w:tc>
         <w:tc>
           <w:tcPr>
-            <w:tcW w:w="1709" w:type="dxa"/>
+            <w:tcW w:w="1708" w:type="dxa"/>
             <w:tcBorders>
               <w:top w:val="single" w:sz="4" w:space="0" w:color="000000"/>
               <w:left w:val="single" w:sz="4" w:space="0" w:color="000000"/>
@@ -1914,7 +1914,7 @@
         </w:tc>
         <w:tc>
           <w:tcPr>
-            <w:tcW w:w="1170" w:type="dxa"/>
+            <w:tcW w:w="1171" w:type="dxa"/>
             <w:tcBorders>
               <w:top w:val="single" w:sz="4" w:space="0" w:color="000000"/>
               <w:left w:val="single" w:sz="4" w:space="0" w:color="000000"/>
@@ -1974,7 +1974,7 @@
         </w:tc>
         <w:tc>
           <w:tcPr>
-            <w:tcW w:w="3060" w:type="dxa"/>
+            <w:tcW w:w="3059" w:type="dxa"/>
             <w:tcBorders>
               <w:top w:val="single" w:sz="4" w:space="0" w:color="000000"/>
               <w:left w:val="single" w:sz="4" w:space="0" w:color="000000"/>
@@ -2004,7 +2004,7 @@
         </w:tc>
         <w:tc>
           <w:tcPr>
-            <w:tcW w:w="1171" w:type="dxa"/>
+            <w:tcW w:w="1172" w:type="dxa"/>
             <w:tcBorders>
               <w:top w:val="single" w:sz="4" w:space="0" w:color="000000"/>
               <w:left w:val="single" w:sz="4" w:space="0" w:color="000000"/>
@@ -2039,7 +2039,7 @@
         </w:trPr>
         <w:tc>
           <w:tcPr>
-            <w:tcW w:w="1598" w:type="dxa"/>
+            <w:tcW w:w="1597" w:type="dxa"/>
             <w:tcBorders>
               <w:top w:val="single" w:sz="4" w:space="0" w:color="000000"/>
               <w:left w:val="single" w:sz="4" w:space="0" w:color="000000"/>
@@ -2069,7 +2069,7 @@
         </w:tc>
         <w:tc>
           <w:tcPr>
-            <w:tcW w:w="954" w:type="dxa"/>
+            <w:tcW w:w="955" w:type="dxa"/>
             <w:tcBorders>
               <w:top w:val="single" w:sz="4" w:space="0" w:color="000000"/>
               <w:left w:val="single" w:sz="4" w:space="0" w:color="000000"/>
@@ -2099,7 +2099,7 @@
         </w:tc>
         <w:tc>
           <w:tcPr>
-            <w:tcW w:w="1709" w:type="dxa"/>
+            <w:tcW w:w="1708" w:type="dxa"/>
             <w:tcBorders>
               <w:top w:val="single" w:sz="4" w:space="0" w:color="000000"/>
               <w:left w:val="single" w:sz="4" w:space="0" w:color="000000"/>
@@ -2129,7 +2129,7 @@
         </w:tc>
         <w:tc>
           <w:tcPr>
-            <w:tcW w:w="1170" w:type="dxa"/>
+            <w:tcW w:w="1171" w:type="dxa"/>
             <w:tcBorders>
               <w:top w:val="single" w:sz="4" w:space="0" w:color="000000"/>
               <w:left w:val="single" w:sz="4" w:space="0" w:color="000000"/>
@@ -2189,7 +2189,7 @@
         </w:tc>
         <w:tc>
           <w:tcPr>
-            <w:tcW w:w="3060" w:type="dxa"/>
+            <w:tcW w:w="3059" w:type="dxa"/>
             <w:tcBorders>
               <w:top w:val="single" w:sz="4" w:space="0" w:color="000000"/>
               <w:left w:val="single" w:sz="4" w:space="0" w:color="000000"/>
@@ -2219,7 +2219,7 @@
         </w:tc>
         <w:tc>
           <w:tcPr>
-            <w:tcW w:w="1171" w:type="dxa"/>
+            <w:tcW w:w="1172" w:type="dxa"/>
             <w:tcBorders>
               <w:top w:val="single" w:sz="4" w:space="0" w:color="000000"/>
               <w:left w:val="single" w:sz="4" w:space="0" w:color="000000"/>
@@ -2254,7 +2254,7 @@
         </w:trPr>
         <w:tc>
           <w:tcPr>
-            <w:tcW w:w="1598" w:type="dxa"/>
+            <w:tcW w:w="1597" w:type="dxa"/>
             <w:tcBorders>
               <w:top w:val="single" w:sz="4" w:space="0" w:color="000000"/>
               <w:left w:val="single" w:sz="4" w:space="0" w:color="000000"/>
@@ -2284,7 +2284,7 @@
         </w:tc>
         <w:tc>
           <w:tcPr>
-            <w:tcW w:w="954" w:type="dxa"/>
+            <w:tcW w:w="955" w:type="dxa"/>
             <w:tcBorders>
               <w:top w:val="single" w:sz="4" w:space="0" w:color="000000"/>
               <w:left w:val="single" w:sz="4" w:space="0" w:color="000000"/>
@@ -2314,7 +2314,7 @@
         </w:tc>
         <w:tc>
           <w:tcPr>
-            <w:tcW w:w="1709" w:type="dxa"/>
+            <w:tcW w:w="1708" w:type="dxa"/>
             <w:tcBorders>
               <w:top w:val="single" w:sz="4" w:space="0" w:color="000000"/>
               <w:left w:val="single" w:sz="4" w:space="0" w:color="000000"/>
@@ -2344,7 +2344,7 @@
         </w:tc>
         <w:tc>
           <w:tcPr>
-            <w:tcW w:w="1170" w:type="dxa"/>
+            <w:tcW w:w="1171" w:type="dxa"/>
             <w:tcBorders>
               <w:top w:val="single" w:sz="4" w:space="0" w:color="000000"/>
               <w:left w:val="single" w:sz="4" w:space="0" w:color="000000"/>
@@ -2404,7 +2404,7 @@
         </w:tc>
         <w:tc>
           <w:tcPr>
-            <w:tcW w:w="3060" w:type="dxa"/>
+            <w:tcW w:w="3059" w:type="dxa"/>
             <w:tcBorders>
               <w:top w:val="single" w:sz="4" w:space="0" w:color="000000"/>
               <w:left w:val="single" w:sz="4" w:space="0" w:color="000000"/>
@@ -2434,7 +2434,7 @@
         </w:tc>
         <w:tc>
           <w:tcPr>
-            <w:tcW w:w="1171" w:type="dxa"/>
+            <w:tcW w:w="1172" w:type="dxa"/>
             <w:tcBorders>
               <w:top w:val="single" w:sz="4" w:space="0" w:color="000000"/>
               <w:left w:val="single" w:sz="4" w:space="0" w:color="000000"/>
@@ -2469,7 +2469,7 @@
         </w:trPr>
         <w:tc>
           <w:tcPr>
-            <w:tcW w:w="1598" w:type="dxa"/>
+            <w:tcW w:w="1597" w:type="dxa"/>
             <w:tcBorders>
               <w:top w:val="single" w:sz="4" w:space="0" w:color="000000"/>
               <w:left w:val="single" w:sz="4" w:space="0" w:color="000000"/>
@@ -2499,7 +2499,7 @@
         </w:tc>
         <w:tc>
           <w:tcPr>
-            <w:tcW w:w="954" w:type="dxa"/>
+            <w:tcW w:w="955" w:type="dxa"/>
             <w:tcBorders>
               <w:top w:val="single" w:sz="4" w:space="0" w:color="000000"/>
               <w:left w:val="single" w:sz="4" w:space="0" w:color="000000"/>
@@ -2529,7 +2529,7 @@
         </w:tc>
         <w:tc>
           <w:tcPr>
-            <w:tcW w:w="1709" w:type="dxa"/>
+            <w:tcW w:w="1708" w:type="dxa"/>
             <w:tcBorders>
               <w:top w:val="single" w:sz="4" w:space="0" w:color="000000"/>
               <w:left w:val="single" w:sz="4" w:space="0" w:color="000000"/>
@@ -2559,7 +2559,7 @@
         </w:tc>
         <w:tc>
           <w:tcPr>
-            <w:tcW w:w="1170" w:type="dxa"/>
+            <w:tcW w:w="1171" w:type="dxa"/>
             <w:tcBorders>
               <w:top w:val="single" w:sz="4" w:space="0" w:color="000000"/>
               <w:left w:val="single" w:sz="4" w:space="0" w:color="000000"/>
@@ -2619,7 +2619,7 @@
         </w:tc>
         <w:tc>
           <w:tcPr>
-            <w:tcW w:w="3060" w:type="dxa"/>
+            <w:tcW w:w="3059" w:type="dxa"/>
             <w:tcBorders>
               <w:top w:val="single" w:sz="4" w:space="0" w:color="000000"/>
               <w:left w:val="single" w:sz="4" w:space="0" w:color="000000"/>
@@ -2649,7 +2649,7 @@
         </w:tc>
         <w:tc>
           <w:tcPr>
-            <w:tcW w:w="1171" w:type="dxa"/>
+            <w:tcW w:w="1172" w:type="dxa"/>
             <w:tcBorders>
               <w:top w:val="single" w:sz="4" w:space="0" w:color="000000"/>
               <w:left w:val="single" w:sz="4" w:space="0" w:color="000000"/>
@@ -2684,7 +2684,7 @@
         </w:trPr>
         <w:tc>
           <w:tcPr>
-            <w:tcW w:w="1598" w:type="dxa"/>
+            <w:tcW w:w="1597" w:type="dxa"/>
             <w:tcBorders>
               <w:top w:val="single" w:sz="4" w:space="0" w:color="000000"/>
               <w:left w:val="single" w:sz="4" w:space="0" w:color="000000"/>
@@ -2714,7 +2714,7 @@
         </w:tc>
         <w:tc>
           <w:tcPr>
-            <w:tcW w:w="954" w:type="dxa"/>
+            <w:tcW w:w="955" w:type="dxa"/>
             <w:tcBorders>
               <w:top w:val="single" w:sz="4" w:space="0" w:color="000000"/>
               <w:left w:val="single" w:sz="4" w:space="0" w:color="000000"/>
@@ -2744,7 +2744,7 @@
         </w:tc>
         <w:tc>
           <w:tcPr>
-            <w:tcW w:w="1709" w:type="dxa"/>
+            <w:tcW w:w="1708" w:type="dxa"/>
             <w:tcBorders>
               <w:top w:val="single" w:sz="4" w:space="0" w:color="000000"/>
               <w:left w:val="single" w:sz="4" w:space="0" w:color="000000"/>
@@ -2774,7 +2774,7 @@
         </w:tc>
         <w:tc>
           <w:tcPr>
-            <w:tcW w:w="1170" w:type="dxa"/>
+            <w:tcW w:w="1171" w:type="dxa"/>
             <w:tcBorders>
               <w:top w:val="single" w:sz="4" w:space="0" w:color="000000"/>
               <w:left w:val="single" w:sz="4" w:space="0" w:color="000000"/>
@@ -2834,7 +2834,7 @@
         </w:tc>
         <w:tc>
           <w:tcPr>
-            <w:tcW w:w="3060" w:type="dxa"/>
+            <w:tcW w:w="3059" w:type="dxa"/>
             <w:tcBorders>
               <w:top w:val="single" w:sz="4" w:space="0" w:color="000000"/>
               <w:left w:val="single" w:sz="4" w:space="0" w:color="000000"/>
@@ -2864,7 +2864,7 @@
         </w:tc>
         <w:tc>
           <w:tcPr>
-            <w:tcW w:w="1171" w:type="dxa"/>
+            <w:tcW w:w="1172" w:type="dxa"/>
             <w:tcBorders>
               <w:top w:val="single" w:sz="4" w:space="0" w:color="000000"/>
               <w:left w:val="single" w:sz="4" w:space="0" w:color="000000"/>
@@ -2899,7 +2899,7 @@
         </w:trPr>
         <w:tc>
           <w:tcPr>
-            <w:tcW w:w="1598" w:type="dxa"/>
+            <w:tcW w:w="1597" w:type="dxa"/>
             <w:tcBorders>
               <w:top w:val="single" w:sz="4" w:space="0" w:color="000000"/>
               <w:left w:val="single" w:sz="4" w:space="0" w:color="000000"/>
@@ -2929,7 +2929,7 @@
         </w:tc>
         <w:tc>
           <w:tcPr>
-            <w:tcW w:w="954" w:type="dxa"/>
+            <w:tcW w:w="955" w:type="dxa"/>
             <w:tcBorders>
               <w:top w:val="single" w:sz="4" w:space="0" w:color="000000"/>
               <w:left w:val="single" w:sz="4" w:space="0" w:color="000000"/>
@@ -2959,7 +2959,7 @@
         </w:tc>
         <w:tc>
           <w:tcPr>
-            <w:tcW w:w="1709" w:type="dxa"/>
+            <w:tcW w:w="1708" w:type="dxa"/>
             <w:tcBorders>
               <w:top w:val="single" w:sz="4" w:space="0" w:color="000000"/>
               <w:left w:val="single" w:sz="4" w:space="0" w:color="000000"/>
@@ -2989,7 +2989,7 @@
         </w:tc>
         <w:tc>
           <w:tcPr>
-            <w:tcW w:w="1170" w:type="dxa"/>
+            <w:tcW w:w="1171" w:type="dxa"/>
             <w:tcBorders>
               <w:top w:val="single" w:sz="4" w:space="0" w:color="000000"/>
               <w:left w:val="single" w:sz="4" w:space="0" w:color="000000"/>
@@ -3049,7 +3049,7 @@
         </w:tc>
         <w:tc>
           <w:tcPr>
-            <w:tcW w:w="3060" w:type="dxa"/>
+            <w:tcW w:w="3059" w:type="dxa"/>
             <w:tcBorders>
               <w:top w:val="single" w:sz="4" w:space="0" w:color="000000"/>
               <w:left w:val="single" w:sz="4" w:space="0" w:color="000000"/>
@@ -3079,7 +3079,7 @@
         </w:tc>
         <w:tc>
           <w:tcPr>
-            <w:tcW w:w="1171" w:type="dxa"/>
+            <w:tcW w:w="1172" w:type="dxa"/>
             <w:tcBorders>
               <w:top w:val="single" w:sz="4" w:space="0" w:color="000000"/>
               <w:left w:val="single" w:sz="4" w:space="0" w:color="000000"/>
@@ -3114,7 +3114,7 @@
         </w:trPr>
         <w:tc>
           <w:tcPr>
-            <w:tcW w:w="1598" w:type="dxa"/>
+            <w:tcW w:w="1597" w:type="dxa"/>
             <w:tcBorders>
               <w:top w:val="single" w:sz="4" w:space="0" w:color="000000"/>
               <w:left w:val="single" w:sz="4" w:space="0" w:color="000000"/>
@@ -3144,7 +3144,7 @@
         </w:tc>
         <w:tc>
           <w:tcPr>
-            <w:tcW w:w="954" w:type="dxa"/>
+            <w:tcW w:w="955" w:type="dxa"/>
             <w:tcBorders>
               <w:top w:val="single" w:sz="4" w:space="0" w:color="000000"/>
               <w:left w:val="single" w:sz="4" w:space="0" w:color="000000"/>
@@ -3174,7 +3174,7 @@
         </w:tc>
         <w:tc>
           <w:tcPr>
-            <w:tcW w:w="1709" w:type="dxa"/>
+            <w:tcW w:w="1708" w:type="dxa"/>
             <w:tcBorders>
               <w:top w:val="single" w:sz="4" w:space="0" w:color="000000"/>
               <w:left w:val="single" w:sz="4" w:space="0" w:color="000000"/>
@@ -3204,7 +3204,7 @@
         </w:tc>
         <w:tc>
           <w:tcPr>
-            <w:tcW w:w="1170" w:type="dxa"/>
+            <w:tcW w:w="1171" w:type="dxa"/>
             <w:tcBorders>
               <w:top w:val="single" w:sz="4" w:space="0" w:color="000000"/>
               <w:left w:val="single" w:sz="4" w:space="0" w:color="000000"/>
@@ -3264,7 +3264,7 @@
         </w:tc>
         <w:tc>
           <w:tcPr>
-            <w:tcW w:w="3060" w:type="dxa"/>
+            <w:tcW w:w="3059" w:type="dxa"/>
             <w:tcBorders>
               <w:top w:val="single" w:sz="4" w:space="0" w:color="000000"/>
               <w:left w:val="single" w:sz="4" w:space="0" w:color="000000"/>
@@ -3294,7 +3294,7 @@
         </w:tc>
         <w:tc>
           <w:tcPr>
-            <w:tcW w:w="1171" w:type="dxa"/>
+            <w:tcW w:w="1172" w:type="dxa"/>
             <w:tcBorders>
               <w:top w:val="single" w:sz="4" w:space="0" w:color="000000"/>
               <w:left w:val="single" w:sz="4" w:space="0" w:color="000000"/>
@@ -3329,7 +3329,7 @@
         </w:trPr>
         <w:tc>
           <w:tcPr>
-            <w:tcW w:w="1598" w:type="dxa"/>
+            <w:tcW w:w="1597" w:type="dxa"/>
             <w:tcBorders>
               <w:top w:val="single" w:sz="4" w:space="0" w:color="000000"/>
               <w:left w:val="single" w:sz="4" w:space="0" w:color="000000"/>
@@ -3359,7 +3359,7 @@
         </w:tc>
         <w:tc>
           <w:tcPr>
-            <w:tcW w:w="954" w:type="dxa"/>
+            <w:tcW w:w="955" w:type="dxa"/>
             <w:tcBorders>
               <w:top w:val="single" w:sz="4" w:space="0" w:color="000000"/>
               <w:left w:val="single" w:sz="4" w:space="0" w:color="000000"/>
@@ -3389,7 +3389,7 @@
         </w:tc>
         <w:tc>
           <w:tcPr>
-            <w:tcW w:w="1709" w:type="dxa"/>
+            <w:tcW w:w="1708" w:type="dxa"/>
             <w:tcBorders>
               <w:top w:val="single" w:sz="4" w:space="0" w:color="000000"/>
               <w:left w:val="single" w:sz="4" w:space="0" w:color="000000"/>
@@ -3419,7 +3419,7 @@
         </w:tc>
         <w:tc>
           <w:tcPr>
-            <w:tcW w:w="1170" w:type="dxa"/>
+            <w:tcW w:w="1171" w:type="dxa"/>
             <w:tcBorders>
               <w:top w:val="single" w:sz="4" w:space="0" w:color="000000"/>
               <w:left w:val="single" w:sz="4" w:space="0" w:color="000000"/>
@@ -3479,7 +3479,7 @@
         </w:tc>
         <w:tc>
           <w:tcPr>
-            <w:tcW w:w="3060" w:type="dxa"/>
+            <w:tcW w:w="3059" w:type="dxa"/>
             <w:tcBorders>
               <w:top w:val="single" w:sz="4" w:space="0" w:color="000000"/>
               <w:left w:val="single" w:sz="4" w:space="0" w:color="000000"/>
@@ -3509,7 +3509,7 @@
         </w:tc>
         <w:tc>
           <w:tcPr>
-            <w:tcW w:w="1171" w:type="dxa"/>
+            <w:tcW w:w="1172" w:type="dxa"/>
             <w:tcBorders>
               <w:top w:val="single" w:sz="4" w:space="0" w:color="000000"/>
               <w:left w:val="single" w:sz="4" w:space="0" w:color="000000"/>
@@ -3544,7 +3544,7 @@
         </w:trPr>
         <w:tc>
           <w:tcPr>
-            <w:tcW w:w="1598" w:type="dxa"/>
+            <w:tcW w:w="1597" w:type="dxa"/>
             <w:tcBorders>
               <w:top w:val="single" w:sz="4" w:space="0" w:color="000000"/>
               <w:left w:val="single" w:sz="4" w:space="0" w:color="000000"/>
@@ -3574,7 +3574,7 @@
         </w:tc>
         <w:tc>
           <w:tcPr>
-            <w:tcW w:w="954" w:type="dxa"/>
+            <w:tcW w:w="955" w:type="dxa"/>
             <w:tcBorders>
               <w:top w:val="single" w:sz="4" w:space="0" w:color="000000"/>
               <w:left w:val="single" w:sz="4" w:space="0" w:color="000000"/>
@@ -3604,7 +3604,7 @@
         </w:tc>
         <w:tc>
           <w:tcPr>
-            <w:tcW w:w="1709" w:type="dxa"/>
+            <w:tcW w:w="1708" w:type="dxa"/>
             <w:tcBorders>
               <w:top w:val="single" w:sz="4" w:space="0" w:color="000000"/>
               <w:left w:val="single" w:sz="4" w:space="0" w:color="000000"/>
@@ -3634,7 +3634,7 @@
         </w:tc>
         <w:tc>
           <w:tcPr>
-            <w:tcW w:w="1170" w:type="dxa"/>
+            <w:tcW w:w="1171" w:type="dxa"/>
             <w:tcBorders>
               <w:top w:val="single" w:sz="4" w:space="0" w:color="000000"/>
               <w:left w:val="single" w:sz="4" w:space="0" w:color="000000"/>
@@ -3694,7 +3694,7 @@
         </w:tc>
         <w:tc>
           <w:tcPr>
-            <w:tcW w:w="3060" w:type="dxa"/>
+            <w:tcW w:w="3059" w:type="dxa"/>
             <w:tcBorders>
               <w:top w:val="single" w:sz="4" w:space="0" w:color="000000"/>
               <w:left w:val="single" w:sz="4" w:space="0" w:color="000000"/>
@@ -3724,7 +3724,7 @@
         </w:tc>
         <w:tc>
           <w:tcPr>
-            <w:tcW w:w="1171" w:type="dxa"/>
+            <w:tcW w:w="1172" w:type="dxa"/>
             <w:tcBorders>
               <w:top w:val="single" w:sz="4" w:space="0" w:color="000000"/>
               <w:left w:val="single" w:sz="4" w:space="0" w:color="000000"/>
@@ -3759,7 +3759,7 @@
         </w:trPr>
         <w:tc>
           <w:tcPr>
-            <w:tcW w:w="1598" w:type="dxa"/>
+            <w:tcW w:w="1597" w:type="dxa"/>
             <w:tcBorders>
               <w:top w:val="single" w:sz="4" w:space="0" w:color="000000"/>
               <w:left w:val="single" w:sz="4" w:space="0" w:color="000000"/>
@@ -3789,7 +3789,7 @@
         </w:tc>
         <w:tc>
           <w:tcPr>
-            <w:tcW w:w="954" w:type="dxa"/>
+            <w:tcW w:w="955" w:type="dxa"/>
             <w:tcBorders>
               <w:top w:val="single" w:sz="4" w:space="0" w:color="000000"/>
               <w:left w:val="single" w:sz="4" w:space="0" w:color="000000"/>
@@ -3819,7 +3819,7 @@
         </w:tc>
         <w:tc>
           <w:tcPr>
-            <w:tcW w:w="1709" w:type="dxa"/>
+            <w:tcW w:w="1708" w:type="dxa"/>
             <w:tcBorders>
               <w:top w:val="single" w:sz="4" w:space="0" w:color="000000"/>
               <w:left w:val="single" w:sz="4" w:space="0" w:color="000000"/>
@@ -3849,7 +3849,7 @@
         </w:tc>
         <w:tc>
           <w:tcPr>
-            <w:tcW w:w="1170" w:type="dxa"/>
+            <w:tcW w:w="1171" w:type="dxa"/>
             <w:tcBorders>
               <w:top w:val="single" w:sz="4" w:space="0" w:color="000000"/>
               <w:left w:val="single" w:sz="4" w:space="0" w:color="000000"/>
@@ -3909,7 +3909,7 @@
         </w:tc>
         <w:tc>
           <w:tcPr>
-            <w:tcW w:w="3060" w:type="dxa"/>
+            <w:tcW w:w="3059" w:type="dxa"/>
             <w:tcBorders>
               <w:top w:val="single" w:sz="4" w:space="0" w:color="000000"/>
               <w:left w:val="single" w:sz="4" w:space="0" w:color="000000"/>
@@ -3939,7 +3939,7 @@
         </w:tc>
         <w:tc>
           <w:tcPr>
-            <w:tcW w:w="1171" w:type="dxa"/>
+            <w:tcW w:w="1172" w:type="dxa"/>
             <w:tcBorders>
               <w:top w:val="single" w:sz="4" w:space="0" w:color="000000"/>
               <w:left w:val="single" w:sz="4" w:space="0" w:color="000000"/>
@@ -3974,7 +3974,7 @@
         </w:trPr>
         <w:tc>
           <w:tcPr>
-            <w:tcW w:w="1598" w:type="dxa"/>
+            <w:tcW w:w="1597" w:type="dxa"/>
             <w:tcBorders>
               <w:top w:val="single" w:sz="4" w:space="0" w:color="000000"/>
               <w:left w:val="single" w:sz="4" w:space="0" w:color="000000"/>
@@ -4004,7 +4004,7 @@
         </w:tc>
         <w:tc>
           <w:tcPr>
-            <w:tcW w:w="954" w:type="dxa"/>
+            <w:tcW w:w="955" w:type="dxa"/>
             <w:tcBorders>
               <w:top w:val="single" w:sz="4" w:space="0" w:color="000000"/>
               <w:left w:val="single" w:sz="4" w:space="0" w:color="000000"/>
@@ -4034,7 +4034,7 @@
         </w:tc>
         <w:tc>
           <w:tcPr>
-            <w:tcW w:w="1709" w:type="dxa"/>
+            <w:tcW w:w="1708" w:type="dxa"/>
             <w:tcBorders>
               <w:top w:val="single" w:sz="4" w:space="0" w:color="000000"/>
               <w:left w:val="single" w:sz="4" w:space="0" w:color="000000"/>
@@ -4064,7 +4064,7 @@
         </w:tc>
         <w:tc>
           <w:tcPr>
-            <w:tcW w:w="1170" w:type="dxa"/>
+            <w:tcW w:w="1171" w:type="dxa"/>
             <w:tcBorders>
               <w:top w:val="single" w:sz="4" w:space="0" w:color="000000"/>
               <w:left w:val="single" w:sz="4" w:space="0" w:color="000000"/>
@@ -4124,7 +4124,7 @@
         </w:tc>
         <w:tc>
           <w:tcPr>
-            <w:tcW w:w="3060" w:type="dxa"/>
+            <w:tcW w:w="3059" w:type="dxa"/>
             <w:tcBorders>
               <w:top w:val="single" w:sz="4" w:space="0" w:color="000000"/>
               <w:left w:val="single" w:sz="4" w:space="0" w:color="000000"/>
@@ -4154,7 +4154,7 @@
         </w:tc>
         <w:tc>
           <w:tcPr>
-            <w:tcW w:w="1171" w:type="dxa"/>
+            <w:tcW w:w="1172" w:type="dxa"/>
             <w:tcBorders>
               <w:top w:val="single" w:sz="4" w:space="0" w:color="000000"/>
               <w:left w:val="single" w:sz="4" w:space="0" w:color="000000"/>
@@ -4189,7 +4189,7 @@
         </w:trPr>
         <w:tc>
           <w:tcPr>
-            <w:tcW w:w="1598" w:type="dxa"/>
+            <w:tcW w:w="1597" w:type="dxa"/>
             <w:tcBorders>
               <w:top w:val="single" w:sz="4" w:space="0" w:color="000000"/>
               <w:left w:val="single" w:sz="4" w:space="0" w:color="000000"/>
@@ -4219,7 +4219,7 @@
         </w:tc>
         <w:tc>
           <w:tcPr>
-            <w:tcW w:w="954" w:type="dxa"/>
+            <w:tcW w:w="955" w:type="dxa"/>
             <w:tcBorders>
               <w:top w:val="single" w:sz="4" w:space="0" w:color="000000"/>
               <w:left w:val="single" w:sz="4" w:space="0" w:color="000000"/>
@@ -4249,7 +4249,7 @@
         </w:tc>
         <w:tc>
           <w:tcPr>
-            <w:tcW w:w="1709" w:type="dxa"/>
+            <w:tcW w:w="1708" w:type="dxa"/>
             <w:tcBorders>
               <w:top w:val="single" w:sz="4" w:space="0" w:color="000000"/>
               <w:left w:val="single" w:sz="4" w:space="0" w:color="000000"/>
@@ -4279,7 +4279,7 @@
         </w:tc>
         <w:tc>
           <w:tcPr>
-            <w:tcW w:w="1170" w:type="dxa"/>
+            <w:tcW w:w="1171" w:type="dxa"/>
             <w:tcBorders>
               <w:top w:val="single" w:sz="4" w:space="0" w:color="000000"/>
               <w:left w:val="single" w:sz="4" w:space="0" w:color="000000"/>
@@ -4339,7 +4339,7 @@
         </w:tc>
         <w:tc>
           <w:tcPr>
-            <w:tcW w:w="3060" w:type="dxa"/>
+            <w:tcW w:w="3059" w:type="dxa"/>
             <w:tcBorders>
               <w:top w:val="single" w:sz="4" w:space="0" w:color="000000"/>
               <w:left w:val="single" w:sz="4" w:space="0" w:color="000000"/>
@@ -4369,7 +4369,7 @@
         </w:tc>
         <w:tc>
           <w:tcPr>
-            <w:tcW w:w="1171" w:type="dxa"/>
+            <w:tcW w:w="1172" w:type="dxa"/>
             <w:tcBorders>
               <w:top w:val="single" w:sz="4" w:space="0" w:color="000000"/>
               <w:left w:val="single" w:sz="4" w:space="0" w:color="000000"/>
@@ -4404,7 +4404,7 @@
         </w:trPr>
         <w:tc>
           <w:tcPr>
-            <w:tcW w:w="1598" w:type="dxa"/>
+            <w:tcW w:w="1597" w:type="dxa"/>
             <w:tcBorders>
               <w:top w:val="single" w:sz="4" w:space="0" w:color="000000"/>
               <w:left w:val="single" w:sz="4" w:space="0" w:color="000000"/>
@@ -4434,7 +4434,7 @@
         </w:tc>
         <w:tc>
           <w:tcPr>
-            <w:tcW w:w="954" w:type="dxa"/>
+            <w:tcW w:w="955" w:type="dxa"/>
             <w:tcBorders>
               <w:top w:val="single" w:sz="4" w:space="0" w:color="000000"/>
               <w:left w:val="single" w:sz="4" w:space="0" w:color="000000"/>
@@ -4464,7 +4464,7 @@
         </w:tc>
         <w:tc>
           <w:tcPr>
-            <w:tcW w:w="1709" w:type="dxa"/>
+            <w:tcW w:w="1708" w:type="dxa"/>
             <w:tcBorders>
               <w:top w:val="single" w:sz="4" w:space="0" w:color="000000"/>
               <w:left w:val="single" w:sz="4" w:space="0" w:color="000000"/>
@@ -4494,7 +4494,7 @@
         </w:tc>
         <w:tc>
           <w:tcPr>
-            <w:tcW w:w="1170" w:type="dxa"/>
+            <w:tcW w:w="1171" w:type="dxa"/>
             <w:tcBorders>
               <w:top w:val="single" w:sz="4" w:space="0" w:color="000000"/>
               <w:left w:val="single" w:sz="4" w:space="0" w:color="000000"/>
@@ -4554,7 +4554,7 @@
         </w:tc>
         <w:tc>
           <w:tcPr>
-            <w:tcW w:w="3060" w:type="dxa"/>
+            <w:tcW w:w="3059" w:type="dxa"/>
             <w:tcBorders>
               <w:top w:val="single" w:sz="4" w:space="0" w:color="000000"/>
               <w:left w:val="single" w:sz="4" w:space="0" w:color="000000"/>
@@ -4584,7 +4584,7 @@
         </w:tc>
         <w:tc>
           <w:tcPr>
-            <w:tcW w:w="1171" w:type="dxa"/>
+            <w:tcW w:w="1172" w:type="dxa"/>
             <w:tcBorders>
               <w:top w:val="single" w:sz="4" w:space="0" w:color="000000"/>
               <w:left w:val="single" w:sz="4" w:space="0" w:color="000000"/>
@@ -4619,7 +4619,7 @@
         </w:trPr>
         <w:tc>
           <w:tcPr>
-            <w:tcW w:w="1598" w:type="dxa"/>
+            <w:tcW w:w="1597" w:type="dxa"/>
             <w:tcBorders>
               <w:top w:val="single" w:sz="4" w:space="0" w:color="000000"/>
               <w:left w:val="single" w:sz="4" w:space="0" w:color="000000"/>
@@ -4649,7 +4649,7 @@
         </w:tc>
         <w:tc>
           <w:tcPr>
-            <w:tcW w:w="954" w:type="dxa"/>
+            <w:tcW w:w="955" w:type="dxa"/>
             <w:tcBorders>
               <w:top w:val="single" w:sz="4" w:space="0" w:color="000000"/>
               <w:left w:val="single" w:sz="4" w:space="0" w:color="000000"/>
@@ -4679,7 +4679,7 @@
         </w:tc>
         <w:tc>
           <w:tcPr>
-            <w:tcW w:w="1709" w:type="dxa"/>
+            <w:tcW w:w="1708" w:type="dxa"/>
             <w:tcBorders>
               <w:top w:val="single" w:sz="4" w:space="0" w:color="000000"/>
               <w:left w:val="single" w:sz="4" w:space="0" w:color="000000"/>
@@ -4709,7 +4709,7 @@
         </w:tc>
         <w:tc>
           <w:tcPr>
-            <w:tcW w:w="1170" w:type="dxa"/>
+            <w:tcW w:w="1171" w:type="dxa"/>
             <w:tcBorders>
               <w:top w:val="single" w:sz="4" w:space="0" w:color="000000"/>
               <w:left w:val="single" w:sz="4" w:space="0" w:color="000000"/>
@@ -4769,7 +4769,7 @@
         </w:tc>
         <w:tc>
           <w:tcPr>
-            <w:tcW w:w="3060" w:type="dxa"/>
+            <w:tcW w:w="3059" w:type="dxa"/>
             <w:tcBorders>
               <w:top w:val="single" w:sz="4" w:space="0" w:color="000000"/>
               <w:left w:val="single" w:sz="4" w:space="0" w:color="000000"/>
@@ -4799,7 +4799,7 @@
         </w:tc>
         <w:tc>
           <w:tcPr>
-            <w:tcW w:w="1171" w:type="dxa"/>
+            <w:tcW w:w="1172" w:type="dxa"/>
             <w:tcBorders>
               <w:top w:val="single" w:sz="4" w:space="0" w:color="000000"/>
               <w:left w:val="single" w:sz="4" w:space="0" w:color="000000"/>
@@ -4834,7 +4834,7 @@
         </w:trPr>
         <w:tc>
           <w:tcPr>
-            <w:tcW w:w="1598" w:type="dxa"/>
+            <w:tcW w:w="1597" w:type="dxa"/>
             <w:tcBorders>
               <w:top w:val="single" w:sz="4" w:space="0" w:color="000000"/>
               <w:left w:val="single" w:sz="4" w:space="0" w:color="000000"/>
@@ -4864,7 +4864,7 @@
         </w:tc>
         <w:tc>
           <w:tcPr>
-            <w:tcW w:w="954" w:type="dxa"/>
+            <w:tcW w:w="955" w:type="dxa"/>
             <w:tcBorders>
               <w:top w:val="single" w:sz="4" w:space="0" w:color="000000"/>
               <w:left w:val="single" w:sz="4" w:space="0" w:color="000000"/>
@@ -4894,7 +4894,7 @@
         </w:tc>
         <w:tc>
           <w:tcPr>
-            <w:tcW w:w="1709" w:type="dxa"/>
+            <w:tcW w:w="1708" w:type="dxa"/>
             <w:tcBorders>
               <w:top w:val="single" w:sz="4" w:space="0" w:color="000000"/>
               <w:left w:val="single" w:sz="4" w:space="0" w:color="000000"/>
@@ -4924,7 +4924,7 @@
         </w:tc>
         <w:tc>
           <w:tcPr>
-            <w:tcW w:w="1170" w:type="dxa"/>
+            <w:tcW w:w="1171" w:type="dxa"/>
             <w:tcBorders>
               <w:top w:val="single" w:sz="4" w:space="0" w:color="000000"/>
               <w:left w:val="single" w:sz="4" w:space="0" w:color="000000"/>
@@ -4984,7 +4984,7 @@
         </w:tc>
         <w:tc>
           <w:tcPr>
-            <w:tcW w:w="3060" w:type="dxa"/>
+            <w:tcW w:w="3059" w:type="dxa"/>
             <w:tcBorders>
               <w:top w:val="single" w:sz="4" w:space="0" w:color="000000"/>
               <w:left w:val="single" w:sz="4" w:space="0" w:color="000000"/>
@@ -5014,7 +5014,7 @@
         </w:tc>
         <w:tc>
           <w:tcPr>
-            <w:tcW w:w="1171" w:type="dxa"/>
+            <w:tcW w:w="1172" w:type="dxa"/>
             <w:tcBorders>
               <w:top w:val="single" w:sz="4" w:space="0" w:color="000000"/>
               <w:left w:val="single" w:sz="4" w:space="0" w:color="000000"/>
@@ -5049,7 +5049,7 @@
         </w:trPr>
         <w:tc>
           <w:tcPr>
-            <w:tcW w:w="1598" w:type="dxa"/>
+            <w:tcW w:w="1597" w:type="dxa"/>
             <w:tcBorders>
               <w:top w:val="single" w:sz="4" w:space="0" w:color="000000"/>
               <w:left w:val="single" w:sz="4" w:space="0" w:color="000000"/>
@@ -5079,7 +5079,7 @@
         </w:tc>
         <w:tc>
           <w:tcPr>
-            <w:tcW w:w="954" w:type="dxa"/>
+            <w:tcW w:w="955" w:type="dxa"/>
             <w:tcBorders>
               <w:top w:val="single" w:sz="4" w:space="0" w:color="000000"/>
               <w:left w:val="single" w:sz="4" w:space="0" w:color="000000"/>
@@ -5109,7 +5109,7 @@
         </w:tc>
         <w:tc>
           <w:tcPr>
-            <w:tcW w:w="1709" w:type="dxa"/>
+            <w:tcW w:w="1708" w:type="dxa"/>
             <w:tcBorders>
               <w:top w:val="single" w:sz="4" w:space="0" w:color="000000"/>
               <w:left w:val="single" w:sz="4" w:space="0" w:color="000000"/>
@@ -5139,7 +5139,7 @@
         </w:tc>
         <w:tc>
           <w:tcPr>
-            <w:tcW w:w="1170" w:type="dxa"/>
+            <w:tcW w:w="1171" w:type="dxa"/>
             <w:tcBorders>
               <w:top w:val="single" w:sz="4" w:space="0" w:color="000000"/>
               <w:left w:val="single" w:sz="4" w:space="0" w:color="000000"/>
@@ -5199,7 +5199,7 @@
         </w:tc>
         <w:tc>
           <w:tcPr>
-            <w:tcW w:w="3060" w:type="dxa"/>
+            <w:tcW w:w="3059" w:type="dxa"/>
             <w:tcBorders>
               <w:top w:val="single" w:sz="4" w:space="0" w:color="000000"/>
               <w:left w:val="single" w:sz="4" w:space="0" w:color="000000"/>
@@ -5229,7 +5229,7 @@
         </w:tc>
         <w:tc>
           <w:tcPr>
-            <w:tcW w:w="1171" w:type="dxa"/>
+            <w:tcW w:w="1172" w:type="dxa"/>
             <w:tcBorders>
               <w:top w:val="single" w:sz="4" w:space="0" w:color="000000"/>
               <w:left w:val="single" w:sz="4" w:space="0" w:color="000000"/>
@@ -5264,7 +5264,7 @@
         </w:trPr>
         <w:tc>
           <w:tcPr>
-            <w:tcW w:w="1598" w:type="dxa"/>
+            <w:tcW w:w="1597" w:type="dxa"/>
             <w:tcBorders>
               <w:top w:val="single" w:sz="4" w:space="0" w:color="000000"/>
               <w:left w:val="single" w:sz="4" w:space="0" w:color="000000"/>
@@ -5294,7 +5294,7 @@
         </w:tc>
         <w:tc>
           <w:tcPr>
-            <w:tcW w:w="954" w:type="dxa"/>
+            <w:tcW w:w="955" w:type="dxa"/>
             <w:tcBorders>
               <w:top w:val="single" w:sz="4" w:space="0" w:color="000000"/>
               <w:left w:val="single" w:sz="4" w:space="0" w:color="000000"/>
@@ -5324,7 +5324,7 @@
         </w:tc>
         <w:tc>
           <w:tcPr>
-            <w:tcW w:w="1709" w:type="dxa"/>
+            <w:tcW w:w="1708" w:type="dxa"/>
             <w:tcBorders>
               <w:top w:val="single" w:sz="4" w:space="0" w:color="000000"/>
               <w:left w:val="single" w:sz="4" w:space="0" w:color="000000"/>
@@ -5354,7 +5354,7 @@
         </w:tc>
         <w:tc>
           <w:tcPr>
-            <w:tcW w:w="1170" w:type="dxa"/>
+            <w:tcW w:w="1171" w:type="dxa"/>
             <w:tcBorders>
               <w:top w:val="single" w:sz="4" w:space="0" w:color="000000"/>
               <w:left w:val="single" w:sz="4" w:space="0" w:color="000000"/>
@@ -5414,7 +5414,7 @@
         </w:tc>
         <w:tc>
           <w:tcPr>
-            <w:tcW w:w="3060" w:type="dxa"/>
+            <w:tcW w:w="3059" w:type="dxa"/>
             <w:tcBorders>
               <w:top w:val="single" w:sz="4" w:space="0" w:color="000000"/>
               <w:left w:val="single" w:sz="4" w:space="0" w:color="000000"/>
@@ -5444,7 +5444,7 @@
         </w:tc>
         <w:tc>
           <w:tcPr>
-            <w:tcW w:w="1171" w:type="dxa"/>
+            <w:tcW w:w="1172" w:type="dxa"/>
             <w:tcBorders>
               <w:top w:val="single" w:sz="4" w:space="0" w:color="000000"/>
               <w:left w:val="single" w:sz="4" w:space="0" w:color="000000"/>
@@ -5479,7 +5479,7 @@
         </w:trPr>
         <w:tc>
           <w:tcPr>
-            <w:tcW w:w="1598" w:type="dxa"/>
+            <w:tcW w:w="1597" w:type="dxa"/>
             <w:tcBorders>
               <w:top w:val="single" w:sz="4" w:space="0" w:color="000000"/>
               <w:left w:val="single" w:sz="4" w:space="0" w:color="000000"/>
@@ -5509,7 +5509,7 @@
         </w:tc>
         <w:tc>
           <w:tcPr>
-            <w:tcW w:w="954" w:type="dxa"/>
+            <w:tcW w:w="955" w:type="dxa"/>
             <w:tcBorders>
               <w:top w:val="single" w:sz="4" w:space="0" w:color="000000"/>
               <w:left w:val="single" w:sz="4" w:space="0" w:color="000000"/>
@@ -5539,7 +5539,7 @@
         </w:tc>
         <w:tc>
           <w:tcPr>
-            <w:tcW w:w="1709" w:type="dxa"/>
+            <w:tcW w:w="1708" w:type="dxa"/>
             <w:tcBorders>
               <w:top w:val="single" w:sz="4" w:space="0" w:color="000000"/>
               <w:left w:val="single" w:sz="4" w:space="0" w:color="000000"/>
@@ -5569,7 +5569,7 @@
         </w:tc>
         <w:tc>
           <w:tcPr>
-            <w:tcW w:w="1170" w:type="dxa"/>
+            <w:tcW w:w="1171" w:type="dxa"/>
             <w:tcBorders>
               <w:top w:val="single" w:sz="4" w:space="0" w:color="000000"/>
               <w:left w:val="single" w:sz="4" w:space="0" w:color="000000"/>
@@ -5629,7 +5629,7 @@
         </w:tc>
         <w:tc>
           <w:tcPr>
-            <w:tcW w:w="3060" w:type="dxa"/>
+            <w:tcW w:w="3059" w:type="dxa"/>
             <w:tcBorders>
               <w:top w:val="single" w:sz="4" w:space="0" w:color="000000"/>
               <w:left w:val="single" w:sz="4" w:space="0" w:color="000000"/>
@@ -5659,7 +5659,7 @@
         </w:tc>
         <w:tc>
           <w:tcPr>
-            <w:tcW w:w="1171" w:type="dxa"/>
+            <w:tcW w:w="1172" w:type="dxa"/>
             <w:tcBorders>
               <w:top w:val="single" w:sz="4" w:space="0" w:color="000000"/>
               <w:left w:val="single" w:sz="4" w:space="0" w:color="000000"/>
@@ -5694,7 +5694,7 @@
         </w:trPr>
         <w:tc>
           <w:tcPr>
-            <w:tcW w:w="1598" w:type="dxa"/>
+            <w:tcW w:w="1597" w:type="dxa"/>
             <w:tcBorders>
               <w:top w:val="single" w:sz="4" w:space="0" w:color="000000"/>
               <w:left w:val="single" w:sz="4" w:space="0" w:color="000000"/>
@@ -5724,7 +5724,7 @@
         </w:tc>
         <w:tc>
           <w:tcPr>
-            <w:tcW w:w="954" w:type="dxa"/>
+            <w:tcW w:w="955" w:type="dxa"/>
             <w:tcBorders>
               <w:top w:val="single" w:sz="4" w:space="0" w:color="000000"/>
               <w:left w:val="single" w:sz="4" w:space="0" w:color="000000"/>
@@ -5754,7 +5754,7 @@
         </w:tc>
         <w:tc>
           <w:tcPr>
-            <w:tcW w:w="1709" w:type="dxa"/>
+            <w:tcW w:w="1708" w:type="dxa"/>
             <w:tcBorders>
               <w:top w:val="single" w:sz="4" w:space="0" w:color="000000"/>
               <w:left w:val="single" w:sz="4" w:space="0" w:color="000000"/>
@@ -5784,7 +5784,7 @@
         </w:tc>
         <w:tc>
           <w:tcPr>
-            <w:tcW w:w="1170" w:type="dxa"/>
+            <w:tcW w:w="1171" w:type="dxa"/>
             <w:tcBorders>
               <w:top w:val="single" w:sz="4" w:space="0" w:color="000000"/>
               <w:left w:val="single" w:sz="4" w:space="0" w:color="000000"/>
@@ -5844,7 +5844,7 @@
         </w:tc>
         <w:tc>
           <w:tcPr>
-            <w:tcW w:w="3060" w:type="dxa"/>
+            <w:tcW w:w="3059" w:type="dxa"/>
             <w:tcBorders>
               <w:top w:val="single" w:sz="4" w:space="0" w:color="000000"/>
               <w:left w:val="single" w:sz="4" w:space="0" w:color="000000"/>
@@ -5874,7 +5874,7 @@
         </w:tc>
         <w:tc>
           <w:tcPr>
-            <w:tcW w:w="1171" w:type="dxa"/>
+            <w:tcW w:w="1172" w:type="dxa"/>
             <w:tcBorders>
               <w:top w:val="single" w:sz="4" w:space="0" w:color="000000"/>
               <w:left w:val="single" w:sz="4" w:space="0" w:color="000000"/>
@@ -5909,7 +5909,7 @@
         </w:trPr>
         <w:tc>
           <w:tcPr>
-            <w:tcW w:w="1598" w:type="dxa"/>
+            <w:tcW w:w="1597" w:type="dxa"/>
             <w:tcBorders>
               <w:top w:val="single" w:sz="4" w:space="0" w:color="000000"/>
               <w:left w:val="single" w:sz="4" w:space="0" w:color="000000"/>
@@ -5939,7 +5939,7 @@
         </w:tc>
         <w:tc>
           <w:tcPr>
-            <w:tcW w:w="954" w:type="dxa"/>
+            <w:tcW w:w="955" w:type="dxa"/>
             <w:tcBorders>
               <w:top w:val="single" w:sz="4" w:space="0" w:color="000000"/>
               <w:left w:val="single" w:sz="4" w:space="0" w:color="000000"/>
@@ -5969,7 +5969,7 @@
         </w:tc>
         <w:tc>
           <w:tcPr>
-            <w:tcW w:w="1709" w:type="dxa"/>
+            <w:tcW w:w="1708" w:type="dxa"/>
             <w:tcBorders>
               <w:top w:val="single" w:sz="4" w:space="0" w:color="000000"/>
               <w:left w:val="single" w:sz="4" w:space="0" w:color="000000"/>
@@ -5999,7 +5999,7 @@
         </w:tc>
         <w:tc>
           <w:tcPr>
-            <w:tcW w:w="1170" w:type="dxa"/>
+            <w:tcW w:w="1171" w:type="dxa"/>
             <w:tcBorders>
               <w:top w:val="single" w:sz="4" w:space="0" w:color="000000"/>
               <w:left w:val="single" w:sz="4" w:space="0" w:color="000000"/>
@@ -6059,7 +6059,7 @@
         </w:tc>
         <w:tc>
           <w:tcPr>
-            <w:tcW w:w="3060" w:type="dxa"/>
+            <w:tcW w:w="3059" w:type="dxa"/>
             <w:tcBorders>
               <w:top w:val="single" w:sz="4" w:space="0" w:color="000000"/>
               <w:left w:val="single" w:sz="4" w:space="0" w:color="000000"/>
@@ -6089,7 +6089,7 @@
         </w:tc>
         <w:tc>
           <w:tcPr>
-            <w:tcW w:w="1171" w:type="dxa"/>
+            <w:tcW w:w="1172" w:type="dxa"/>
             <w:tcBorders>
               <w:top w:val="single" w:sz="4" w:space="0" w:color="000000"/>
               <w:left w:val="single" w:sz="4" w:space="0" w:color="000000"/>
@@ -6124,7 +6124,7 @@
         </w:trPr>
         <w:tc>
           <w:tcPr>
-            <w:tcW w:w="1598" w:type="dxa"/>
+            <w:tcW w:w="1597" w:type="dxa"/>
             <w:tcBorders>
               <w:top w:val="single" w:sz="4" w:space="0" w:color="000000"/>
               <w:left w:val="single" w:sz="4" w:space="0" w:color="000000"/>
@@ -6154,7 +6154,7 @@
         </w:tc>
         <w:tc>
           <w:tcPr>
-            <w:tcW w:w="954" w:type="dxa"/>
+            <w:tcW w:w="955" w:type="dxa"/>
             <w:tcBorders>
               <w:top w:val="single" w:sz="4" w:space="0" w:color="000000"/>
               <w:left w:val="single" w:sz="4" w:space="0" w:color="000000"/>
@@ -6184,7 +6184,7 @@
         </w:tc>
         <w:tc>
           <w:tcPr>
-            <w:tcW w:w="1709" w:type="dxa"/>
+            <w:tcW w:w="1708" w:type="dxa"/>
             <w:tcBorders>
               <w:top w:val="single" w:sz="4" w:space="0" w:color="000000"/>
               <w:left w:val="single" w:sz="4" w:space="0" w:color="000000"/>
@@ -6214,7 +6214,7 @@
         </w:tc>
         <w:tc>
           <w:tcPr>
-            <w:tcW w:w="1170" w:type="dxa"/>
+            <w:tcW w:w="1171" w:type="dxa"/>
             <w:tcBorders>
               <w:top w:val="single" w:sz="4" w:space="0" w:color="000000"/>
               <w:left w:val="single" w:sz="4" w:space="0" w:color="000000"/>
@@ -6274,7 +6274,7 @@
         </w:tc>
         <w:tc>
           <w:tcPr>
-            <w:tcW w:w="3060" w:type="dxa"/>
+            <w:tcW w:w="3059" w:type="dxa"/>
             <w:tcBorders>
               <w:top w:val="single" w:sz="4" w:space="0" w:color="000000"/>
               <w:left w:val="single" w:sz="4" w:space="0" w:color="000000"/>
@@ -6304,7 +6304,7 @@
         </w:tc>
         <w:tc>
           <w:tcPr>
-            <w:tcW w:w="1171" w:type="dxa"/>
+            <w:tcW w:w="1172" w:type="dxa"/>
             <w:tcBorders>
               <w:top w:val="single" w:sz="4" w:space="0" w:color="000000"/>
               <w:left w:val="single" w:sz="4" w:space="0" w:color="000000"/>
@@ -6339,7 +6339,7 @@
         </w:trPr>
         <w:tc>
           <w:tcPr>
-            <w:tcW w:w="1598" w:type="dxa"/>
+            <w:tcW w:w="1597" w:type="dxa"/>
             <w:tcBorders>
               <w:top w:val="single" w:sz="4" w:space="0" w:color="000000"/>
               <w:left w:val="single" w:sz="4" w:space="0" w:color="000000"/>
@@ -6369,7 +6369,7 @@
         </w:tc>
         <w:tc>
           <w:tcPr>
-            <w:tcW w:w="954" w:type="dxa"/>
+            <w:tcW w:w="955" w:type="dxa"/>
             <w:tcBorders>
               <w:top w:val="single" w:sz="4" w:space="0" w:color="000000"/>
               <w:left w:val="single" w:sz="4" w:space="0" w:color="000000"/>
@@ -6399,7 +6399,7 @@
         </w:tc>
         <w:tc>
           <w:tcPr>
-            <w:tcW w:w="1709" w:type="dxa"/>
+            <w:tcW w:w="1708" w:type="dxa"/>
             <w:tcBorders>
               <w:top w:val="single" w:sz="4" w:space="0" w:color="000000"/>
               <w:left w:val="single" w:sz="4" w:space="0" w:color="000000"/>
@@ -6429,7 +6429,7 @@
         </w:tc>
         <w:tc>
           <w:tcPr>
-            <w:tcW w:w="1170" w:type="dxa"/>
+            <w:tcW w:w="1171" w:type="dxa"/>
             <w:tcBorders>
               <w:top w:val="single" w:sz="4" w:space="0" w:color="000000"/>
               <w:left w:val="single" w:sz="4" w:space="0" w:color="000000"/>
@@ -6489,7 +6489,7 @@
         </w:tc>
         <w:tc>
           <w:tcPr>
-            <w:tcW w:w="3060" w:type="dxa"/>
+            <w:tcW w:w="3059" w:type="dxa"/>
             <w:tcBorders>
               <w:top w:val="single" w:sz="4" w:space="0" w:color="000000"/>
               <w:left w:val="single" w:sz="4" w:space="0" w:color="000000"/>
@@ -6519,7 +6519,7 @@
         </w:tc>
         <w:tc>
           <w:tcPr>
-            <w:tcW w:w="1171" w:type="dxa"/>
+            <w:tcW w:w="1172" w:type="dxa"/>
             <w:tcBorders>
               <w:top w:val="single" w:sz="4" w:space="0" w:color="000000"/>
               <w:left w:val="single" w:sz="4" w:space="0" w:color="000000"/>
@@ -6554,7 +6554,7 @@
         </w:trPr>
         <w:tc>
           <w:tcPr>
-            <w:tcW w:w="1598" w:type="dxa"/>
+            <w:tcW w:w="1597" w:type="dxa"/>
             <w:tcBorders>
               <w:top w:val="single" w:sz="4" w:space="0" w:color="000000"/>
               <w:left w:val="single" w:sz="4" w:space="0" w:color="000000"/>
@@ -6584,7 +6584,7 @@
         </w:tc>
         <w:tc>
           <w:tcPr>
-            <w:tcW w:w="954" w:type="dxa"/>
+            <w:tcW w:w="955" w:type="dxa"/>
             <w:tcBorders>
               <w:top w:val="single" w:sz="4" w:space="0" w:color="000000"/>
               <w:left w:val="single" w:sz="4" w:space="0" w:color="000000"/>
@@ -6614,7 +6614,7 @@
         </w:tc>
         <w:tc>
           <w:tcPr>
-            <w:tcW w:w="1709" w:type="dxa"/>
+            <w:tcW w:w="1708" w:type="dxa"/>
             <w:tcBorders>
               <w:top w:val="single" w:sz="4" w:space="0" w:color="000000"/>
               <w:left w:val="single" w:sz="4" w:space="0" w:color="000000"/>
@@ -6644,7 +6644,7 @@
         </w:tc>
         <w:tc>
           <w:tcPr>
-            <w:tcW w:w="1170" w:type="dxa"/>
+            <w:tcW w:w="1171" w:type="dxa"/>
             <w:tcBorders>
               <w:top w:val="single" w:sz="4" w:space="0" w:color="000000"/>
               <w:left w:val="single" w:sz="4" w:space="0" w:color="000000"/>
@@ -6704,7 +6704,7 @@
         </w:tc>
         <w:tc>
           <w:tcPr>
-            <w:tcW w:w="3060" w:type="dxa"/>
+            <w:tcW w:w="3059" w:type="dxa"/>
             <w:tcBorders>
               <w:top w:val="single" w:sz="4" w:space="0" w:color="000000"/>
               <w:left w:val="single" w:sz="4" w:space="0" w:color="000000"/>
@@ -6734,7 +6734,7 @@
         </w:tc>
         <w:tc>
           <w:tcPr>
-            <w:tcW w:w="1171" w:type="dxa"/>
+            <w:tcW w:w="1172" w:type="dxa"/>
             <w:tcBorders>
               <w:top w:val="single" w:sz="4" w:space="0" w:color="000000"/>
               <w:left w:val="single" w:sz="4" w:space="0" w:color="000000"/>
@@ -6769,7 +6769,7 @@
         </w:trPr>
         <w:tc>
           <w:tcPr>
-            <w:tcW w:w="1598" w:type="dxa"/>
+            <w:tcW w:w="1597" w:type="dxa"/>
             <w:tcBorders>
               <w:top w:val="single" w:sz="4" w:space="0" w:color="000000"/>
               <w:left w:val="single" w:sz="4" w:space="0" w:color="000000"/>
@@ -6799,7 +6799,7 @@
         </w:tc>
         <w:tc>
           <w:tcPr>
-            <w:tcW w:w="954" w:type="dxa"/>
+            <w:tcW w:w="955" w:type="dxa"/>
             <w:tcBorders>
               <w:top w:val="single" w:sz="4" w:space="0" w:color="000000"/>
               <w:left w:val="single" w:sz="4" w:space="0" w:color="000000"/>
@@ -6829,7 +6829,7 @@
         </w:tc>
         <w:tc>
           <w:tcPr>
-            <w:tcW w:w="1709" w:type="dxa"/>
+            <w:tcW w:w="1708" w:type="dxa"/>
             <w:tcBorders>
               <w:top w:val="single" w:sz="4" w:space="0" w:color="000000"/>
               <w:left w:val="single" w:sz="4" w:space="0" w:color="000000"/>
@@ -6859,7 +6859,7 @@
         </w:tc>
         <w:tc>
           <w:tcPr>
-            <w:tcW w:w="1170" w:type="dxa"/>
+            <w:tcW w:w="1171" w:type="dxa"/>
             <w:tcBorders>
               <w:top w:val="single" w:sz="4" w:space="0" w:color="000000"/>
               <w:left w:val="single" w:sz="4" w:space="0" w:color="000000"/>
@@ -6919,7 +6919,7 @@
         </w:tc>
         <w:tc>
           <w:tcPr>
-            <w:tcW w:w="3060" w:type="dxa"/>
+            <w:tcW w:w="3059" w:type="dxa"/>
             <w:tcBorders>
               <w:top w:val="single" w:sz="4" w:space="0" w:color="000000"/>
               <w:left w:val="single" w:sz="4" w:space="0" w:color="000000"/>
@@ -6949,7 +6949,7 @@
         </w:tc>
         <w:tc>
           <w:tcPr>
-            <w:tcW w:w="1171" w:type="dxa"/>
+            <w:tcW w:w="1172" w:type="dxa"/>
             <w:tcBorders>
               <w:top w:val="single" w:sz="4" w:space="0" w:color="000000"/>
               <w:left w:val="single" w:sz="4" w:space="0" w:color="000000"/>
@@ -6984,7 +6984,7 @@
         </w:trPr>
         <w:tc>
           <w:tcPr>
-            <w:tcW w:w="1598" w:type="dxa"/>
+            <w:tcW w:w="1597" w:type="dxa"/>
             <w:tcBorders>
               <w:top w:val="single" w:sz="4" w:space="0" w:color="000000"/>
               <w:left w:val="single" w:sz="4" w:space="0" w:color="000000"/>
@@ -7014,7 +7014,7 @@
         </w:tc>
         <w:tc>
           <w:tcPr>
-            <w:tcW w:w="954" w:type="dxa"/>
+            <w:tcW w:w="955" w:type="dxa"/>
             <w:tcBorders>
               <w:top w:val="single" w:sz="4" w:space="0" w:color="000000"/>
               <w:left w:val="single" w:sz="4" w:space="0" w:color="000000"/>
@@ -7044,7 +7044,7 @@
         </w:tc>
         <w:tc>
           <w:tcPr>
-            <w:tcW w:w="1709" w:type="dxa"/>
+            <w:tcW w:w="1708" w:type="dxa"/>
             <w:tcBorders>
               <w:top w:val="single" w:sz="4" w:space="0" w:color="000000"/>
               <w:left w:val="single" w:sz="4" w:space="0" w:color="000000"/>
@@ -7074,7 +7074,7 @@
         </w:tc>
         <w:tc>
           <w:tcPr>
-            <w:tcW w:w="1170" w:type="dxa"/>
+            <w:tcW w:w="1171" w:type="dxa"/>
             <w:tcBorders>
               <w:top w:val="single" w:sz="4" w:space="0" w:color="000000"/>
               <w:left w:val="single" w:sz="4" w:space="0" w:color="000000"/>
@@ -7128,13 +7128,13 @@
                 <w:sz w:val="22"/>
                 <w:szCs w:val="22"/>
               </w:rPr>
-              <w:t>uM</w:t>
-            </w:r>
-          </w:p>
-        </w:tc>
-        <w:tc>
-          <w:tcPr>
-            <w:tcW w:w="3060" w:type="dxa"/>
+              <w:t>1/min</w:t>
+            </w:r>
+          </w:p>
+        </w:tc>
+        <w:tc>
+          <w:tcPr>
+            <w:tcW w:w="3059" w:type="dxa"/>
             <w:tcBorders>
               <w:top w:val="single" w:sz="4" w:space="0" w:color="000000"/>
               <w:left w:val="single" w:sz="4" w:space="0" w:color="000000"/>
@@ -7164,7 +7164,7 @@
         </w:tc>
         <w:tc>
           <w:tcPr>
-            <w:tcW w:w="1171" w:type="dxa"/>
+            <w:tcW w:w="1172" w:type="dxa"/>
             <w:tcBorders>
               <w:top w:val="single" w:sz="4" w:space="0" w:color="000000"/>
               <w:left w:val="single" w:sz="4" w:space="0" w:color="000000"/>
@@ -7199,7 +7199,7 @@
         </w:trPr>
         <w:tc>
           <w:tcPr>
-            <w:tcW w:w="1598" w:type="dxa"/>
+            <w:tcW w:w="1597" w:type="dxa"/>
             <w:tcBorders>
               <w:top w:val="single" w:sz="4" w:space="0" w:color="000000"/>
               <w:left w:val="single" w:sz="4" w:space="0" w:color="000000"/>
@@ -7229,7 +7229,7 @@
         </w:tc>
         <w:tc>
           <w:tcPr>
-            <w:tcW w:w="954" w:type="dxa"/>
+            <w:tcW w:w="955" w:type="dxa"/>
             <w:tcBorders>
               <w:top w:val="single" w:sz="4" w:space="0" w:color="000000"/>
               <w:left w:val="single" w:sz="4" w:space="0" w:color="000000"/>
@@ -7259,7 +7259,7 @@
         </w:tc>
         <w:tc>
           <w:tcPr>
-            <w:tcW w:w="1709" w:type="dxa"/>
+            <w:tcW w:w="1708" w:type="dxa"/>
             <w:tcBorders>
               <w:top w:val="single" w:sz="4" w:space="0" w:color="000000"/>
               <w:left w:val="single" w:sz="4" w:space="0" w:color="000000"/>
@@ -7289,7 +7289,7 @@
         </w:tc>
         <w:tc>
           <w:tcPr>
-            <w:tcW w:w="1170" w:type="dxa"/>
+            <w:tcW w:w="1171" w:type="dxa"/>
             <w:tcBorders>
               <w:top w:val="single" w:sz="4" w:space="0" w:color="000000"/>
               <w:left w:val="single" w:sz="4" w:space="0" w:color="000000"/>
@@ -7349,7 +7349,7 @@
         </w:tc>
         <w:tc>
           <w:tcPr>
-            <w:tcW w:w="3060" w:type="dxa"/>
+            <w:tcW w:w="3059" w:type="dxa"/>
             <w:tcBorders>
               <w:top w:val="single" w:sz="4" w:space="0" w:color="000000"/>
               <w:left w:val="single" w:sz="4" w:space="0" w:color="000000"/>
@@ -7379,7 +7379,7 @@
         </w:tc>
         <w:tc>
           <w:tcPr>
-            <w:tcW w:w="1171" w:type="dxa"/>
+            <w:tcW w:w="1172" w:type="dxa"/>
             <w:tcBorders>
               <w:top w:val="single" w:sz="4" w:space="0" w:color="000000"/>
               <w:left w:val="single" w:sz="4" w:space="0" w:color="000000"/>
@@ -7414,7 +7414,7 @@
         </w:trPr>
         <w:tc>
           <w:tcPr>
-            <w:tcW w:w="1598" w:type="dxa"/>
+            <w:tcW w:w="1597" w:type="dxa"/>
             <w:tcBorders>
               <w:top w:val="single" w:sz="4" w:space="0" w:color="000000"/>
               <w:left w:val="single" w:sz="4" w:space="0" w:color="000000"/>
@@ -7444,7 +7444,7 @@
         </w:tc>
         <w:tc>
           <w:tcPr>
-            <w:tcW w:w="954" w:type="dxa"/>
+            <w:tcW w:w="955" w:type="dxa"/>
             <w:tcBorders>
               <w:top w:val="single" w:sz="4" w:space="0" w:color="000000"/>
               <w:left w:val="single" w:sz="4" w:space="0" w:color="000000"/>
@@ -7474,7 +7474,7 @@
         </w:tc>
         <w:tc>
           <w:tcPr>
-            <w:tcW w:w="1709" w:type="dxa"/>
+            <w:tcW w:w="1708" w:type="dxa"/>
             <w:tcBorders>
               <w:top w:val="single" w:sz="4" w:space="0" w:color="000000"/>
               <w:left w:val="single" w:sz="4" w:space="0" w:color="000000"/>
@@ -7504,7 +7504,7 @@
         </w:tc>
         <w:tc>
           <w:tcPr>
-            <w:tcW w:w="1170" w:type="dxa"/>
+            <w:tcW w:w="1171" w:type="dxa"/>
             <w:tcBorders>
               <w:top w:val="single" w:sz="4" w:space="0" w:color="000000"/>
               <w:left w:val="single" w:sz="4" w:space="0" w:color="000000"/>
@@ -7564,7 +7564,7 @@
         </w:tc>
         <w:tc>
           <w:tcPr>
-            <w:tcW w:w="3060" w:type="dxa"/>
+            <w:tcW w:w="3059" w:type="dxa"/>
             <w:tcBorders>
               <w:top w:val="single" w:sz="4" w:space="0" w:color="000000"/>
               <w:left w:val="single" w:sz="4" w:space="0" w:color="000000"/>
@@ -7594,7 +7594,7 @@
         </w:tc>
         <w:tc>
           <w:tcPr>
-            <w:tcW w:w="1171" w:type="dxa"/>
+            <w:tcW w:w="1172" w:type="dxa"/>
             <w:tcBorders>
               <w:top w:val="single" w:sz="4" w:space="0" w:color="000000"/>
               <w:left w:val="single" w:sz="4" w:space="0" w:color="000000"/>
@@ -7629,7 +7629,7 @@
         </w:trPr>
         <w:tc>
           <w:tcPr>
-            <w:tcW w:w="1598" w:type="dxa"/>
+            <w:tcW w:w="1597" w:type="dxa"/>
             <w:tcBorders>
               <w:top w:val="single" w:sz="4" w:space="0" w:color="000000"/>
               <w:left w:val="single" w:sz="4" w:space="0" w:color="000000"/>
@@ -7659,7 +7659,7 @@
         </w:tc>
         <w:tc>
           <w:tcPr>
-            <w:tcW w:w="954" w:type="dxa"/>
+            <w:tcW w:w="955" w:type="dxa"/>
             <w:tcBorders>
               <w:top w:val="single" w:sz="4" w:space="0" w:color="000000"/>
               <w:left w:val="single" w:sz="4" w:space="0" w:color="000000"/>
@@ -7689,7 +7689,7 @@
         </w:tc>
         <w:tc>
           <w:tcPr>
-            <w:tcW w:w="1709" w:type="dxa"/>
+            <w:tcW w:w="1708" w:type="dxa"/>
             <w:tcBorders>
               <w:top w:val="single" w:sz="4" w:space="0" w:color="000000"/>
               <w:left w:val="single" w:sz="4" w:space="0" w:color="000000"/>
@@ -7719,7 +7719,7 @@
         </w:tc>
         <w:tc>
           <w:tcPr>
-            <w:tcW w:w="1170" w:type="dxa"/>
+            <w:tcW w:w="1171" w:type="dxa"/>
             <w:tcBorders>
               <w:top w:val="single" w:sz="4" w:space="0" w:color="000000"/>
               <w:left w:val="single" w:sz="4" w:space="0" w:color="000000"/>
@@ -7779,7 +7779,7 @@
         </w:tc>
         <w:tc>
           <w:tcPr>
-            <w:tcW w:w="3060" w:type="dxa"/>
+            <w:tcW w:w="3059" w:type="dxa"/>
             <w:tcBorders>
               <w:top w:val="single" w:sz="4" w:space="0" w:color="000000"/>
               <w:left w:val="single" w:sz="4" w:space="0" w:color="000000"/>
@@ -7809,7 +7809,7 @@
         </w:tc>
         <w:tc>
           <w:tcPr>
-            <w:tcW w:w="1171" w:type="dxa"/>
+            <w:tcW w:w="1172" w:type="dxa"/>
             <w:tcBorders>
               <w:top w:val="single" w:sz="4" w:space="0" w:color="000000"/>
               <w:left w:val="single" w:sz="4" w:space="0" w:color="000000"/>
@@ -7844,7 +7844,7 @@
         </w:trPr>
         <w:tc>
           <w:tcPr>
-            <w:tcW w:w="1598" w:type="dxa"/>
+            <w:tcW w:w="1597" w:type="dxa"/>
             <w:tcBorders>
               <w:top w:val="single" w:sz="4" w:space="0" w:color="000000"/>
               <w:left w:val="single" w:sz="4" w:space="0" w:color="000000"/>
@@ -7874,7 +7874,7 @@
         </w:tc>
         <w:tc>
           <w:tcPr>
-            <w:tcW w:w="954" w:type="dxa"/>
+            <w:tcW w:w="955" w:type="dxa"/>
             <w:tcBorders>
               <w:top w:val="single" w:sz="4" w:space="0" w:color="000000"/>
               <w:left w:val="single" w:sz="4" w:space="0" w:color="000000"/>
@@ -7904,7 +7904,7 @@
         </w:tc>
         <w:tc>
           <w:tcPr>
-            <w:tcW w:w="1709" w:type="dxa"/>
+            <w:tcW w:w="1708" w:type="dxa"/>
             <w:tcBorders>
               <w:top w:val="single" w:sz="4" w:space="0" w:color="000000"/>
               <w:left w:val="single" w:sz="4" w:space="0" w:color="000000"/>
@@ -7934,7 +7934,7 @@
         </w:tc>
         <w:tc>
           <w:tcPr>
-            <w:tcW w:w="1170" w:type="dxa"/>
+            <w:tcW w:w="1171" w:type="dxa"/>
             <w:tcBorders>
               <w:top w:val="single" w:sz="4" w:space="0" w:color="000000"/>
               <w:left w:val="single" w:sz="4" w:space="0" w:color="000000"/>
@@ -7994,7 +7994,7 @@
         </w:tc>
         <w:tc>
           <w:tcPr>
-            <w:tcW w:w="3060" w:type="dxa"/>
+            <w:tcW w:w="3059" w:type="dxa"/>
             <w:tcBorders>
               <w:top w:val="single" w:sz="4" w:space="0" w:color="000000"/>
               <w:left w:val="single" w:sz="4" w:space="0" w:color="000000"/>
@@ -8024,7 +8024,7 @@
         </w:tc>
         <w:tc>
           <w:tcPr>
-            <w:tcW w:w="1171" w:type="dxa"/>
+            <w:tcW w:w="1172" w:type="dxa"/>
             <w:tcBorders>
               <w:top w:val="single" w:sz="4" w:space="0" w:color="000000"/>
               <w:left w:val="single" w:sz="4" w:space="0" w:color="000000"/>
@@ -8059,7 +8059,7 @@
         </w:trPr>
         <w:tc>
           <w:tcPr>
-            <w:tcW w:w="1598" w:type="dxa"/>
+            <w:tcW w:w="1597" w:type="dxa"/>
             <w:tcBorders>
               <w:top w:val="single" w:sz="4" w:space="0" w:color="000000"/>
               <w:left w:val="single" w:sz="4" w:space="0" w:color="000000"/>
@@ -8089,7 +8089,7 @@
         </w:tc>
         <w:tc>
           <w:tcPr>
-            <w:tcW w:w="954" w:type="dxa"/>
+            <w:tcW w:w="955" w:type="dxa"/>
             <w:tcBorders>
               <w:top w:val="single" w:sz="4" w:space="0" w:color="000000"/>
               <w:left w:val="single" w:sz="4" w:space="0" w:color="000000"/>
@@ -8119,7 +8119,7 @@
         </w:tc>
         <w:tc>
           <w:tcPr>
-            <w:tcW w:w="1709" w:type="dxa"/>
+            <w:tcW w:w="1708" w:type="dxa"/>
             <w:tcBorders>
               <w:top w:val="single" w:sz="4" w:space="0" w:color="000000"/>
               <w:left w:val="single" w:sz="4" w:space="0" w:color="000000"/>
@@ -8149,7 +8149,7 @@
         </w:tc>
         <w:tc>
           <w:tcPr>
-            <w:tcW w:w="1170" w:type="dxa"/>
+            <w:tcW w:w="1171" w:type="dxa"/>
             <w:tcBorders>
               <w:top w:val="single" w:sz="4" w:space="0" w:color="000000"/>
               <w:left w:val="single" w:sz="4" w:space="0" w:color="000000"/>
@@ -8209,7 +8209,7 @@
         </w:tc>
         <w:tc>
           <w:tcPr>
-            <w:tcW w:w="3060" w:type="dxa"/>
+            <w:tcW w:w="3059" w:type="dxa"/>
             <w:tcBorders>
               <w:top w:val="single" w:sz="4" w:space="0" w:color="000000"/>
               <w:left w:val="single" w:sz="4" w:space="0" w:color="000000"/>
@@ -8239,7 +8239,7 @@
         </w:tc>
         <w:tc>
           <w:tcPr>
-            <w:tcW w:w="1171" w:type="dxa"/>
+            <w:tcW w:w="1172" w:type="dxa"/>
             <w:tcBorders>
               <w:top w:val="single" w:sz="4" w:space="0" w:color="000000"/>
               <w:left w:val="single" w:sz="4" w:space="0" w:color="000000"/>
@@ -8274,7 +8274,7 @@
         </w:trPr>
         <w:tc>
           <w:tcPr>
-            <w:tcW w:w="1598" w:type="dxa"/>
+            <w:tcW w:w="1597" w:type="dxa"/>
             <w:tcBorders>
               <w:top w:val="single" w:sz="4" w:space="0" w:color="000000"/>
               <w:left w:val="single" w:sz="4" w:space="0" w:color="000000"/>
@@ -8304,7 +8304,7 @@
         </w:tc>
         <w:tc>
           <w:tcPr>
-            <w:tcW w:w="954" w:type="dxa"/>
+            <w:tcW w:w="955" w:type="dxa"/>
             <w:tcBorders>
               <w:top w:val="single" w:sz="4" w:space="0" w:color="000000"/>
               <w:left w:val="single" w:sz="4" w:space="0" w:color="000000"/>
@@ -8334,7 +8334,7 @@
         </w:tc>
         <w:tc>
           <w:tcPr>
-            <w:tcW w:w="1709" w:type="dxa"/>
+            <w:tcW w:w="1708" w:type="dxa"/>
             <w:tcBorders>
               <w:top w:val="single" w:sz="4" w:space="0" w:color="000000"/>
               <w:left w:val="single" w:sz="4" w:space="0" w:color="000000"/>
@@ -8364,7 +8364,7 @@
         </w:tc>
         <w:tc>
           <w:tcPr>
-            <w:tcW w:w="1170" w:type="dxa"/>
+            <w:tcW w:w="1171" w:type="dxa"/>
             <w:tcBorders>
               <w:top w:val="single" w:sz="4" w:space="0" w:color="000000"/>
               <w:left w:val="single" w:sz="4" w:space="0" w:color="000000"/>
@@ -8424,7 +8424,7 @@
         </w:tc>
         <w:tc>
           <w:tcPr>
-            <w:tcW w:w="3060" w:type="dxa"/>
+            <w:tcW w:w="3059" w:type="dxa"/>
             <w:tcBorders>
               <w:top w:val="single" w:sz="4" w:space="0" w:color="000000"/>
               <w:left w:val="single" w:sz="4" w:space="0" w:color="000000"/>
@@ -8454,7 +8454,7 @@
         </w:tc>
         <w:tc>
           <w:tcPr>
-            <w:tcW w:w="1171" w:type="dxa"/>
+            <w:tcW w:w="1172" w:type="dxa"/>
             <w:tcBorders>
               <w:top w:val="single" w:sz="4" w:space="0" w:color="000000"/>
               <w:left w:val="single" w:sz="4" w:space="0" w:color="000000"/>
@@ -8489,7 +8489,7 @@
         </w:trPr>
         <w:tc>
           <w:tcPr>
-            <w:tcW w:w="1598" w:type="dxa"/>
+            <w:tcW w:w="1597" w:type="dxa"/>
             <w:tcBorders>
               <w:top w:val="single" w:sz="4" w:space="0" w:color="000000"/>
               <w:left w:val="single" w:sz="4" w:space="0" w:color="000000"/>
@@ -8519,7 +8519,7 @@
         </w:tc>
         <w:tc>
           <w:tcPr>
-            <w:tcW w:w="954" w:type="dxa"/>
+            <w:tcW w:w="955" w:type="dxa"/>
             <w:tcBorders>
               <w:top w:val="single" w:sz="4" w:space="0" w:color="000000"/>
               <w:left w:val="single" w:sz="4" w:space="0" w:color="000000"/>
@@ -8549,7 +8549,7 @@
         </w:tc>
         <w:tc>
           <w:tcPr>
-            <w:tcW w:w="1709" w:type="dxa"/>
+            <w:tcW w:w="1708" w:type="dxa"/>
             <w:tcBorders>
               <w:top w:val="single" w:sz="4" w:space="0" w:color="000000"/>
               <w:left w:val="single" w:sz="4" w:space="0" w:color="000000"/>
@@ -8579,7 +8579,7 @@
         </w:tc>
         <w:tc>
           <w:tcPr>
-            <w:tcW w:w="1170" w:type="dxa"/>
+            <w:tcW w:w="1171" w:type="dxa"/>
             <w:tcBorders>
               <w:top w:val="single" w:sz="4" w:space="0" w:color="000000"/>
               <w:left w:val="single" w:sz="4" w:space="0" w:color="000000"/>
@@ -8638,7 +8638,7 @@
         </w:tc>
         <w:tc>
           <w:tcPr>
-            <w:tcW w:w="3060" w:type="dxa"/>
+            <w:tcW w:w="3059" w:type="dxa"/>
             <w:tcBorders>
               <w:top w:val="single" w:sz="4" w:space="0" w:color="000000"/>
               <w:left w:val="single" w:sz="4" w:space="0" w:color="000000"/>
@@ -8668,7 +8668,7 @@
         </w:tc>
         <w:tc>
           <w:tcPr>
-            <w:tcW w:w="1171" w:type="dxa"/>
+            <w:tcW w:w="1172" w:type="dxa"/>
             <w:tcBorders>
               <w:top w:val="single" w:sz="4" w:space="0" w:color="000000"/>
               <w:left w:val="single" w:sz="4" w:space="0" w:color="000000"/>
@@ -8703,7 +8703,7 @@
         </w:trPr>
         <w:tc>
           <w:tcPr>
-            <w:tcW w:w="1598" w:type="dxa"/>
+            <w:tcW w:w="1597" w:type="dxa"/>
             <w:tcBorders>
               <w:top w:val="single" w:sz="4" w:space="0" w:color="000000"/>
               <w:left w:val="single" w:sz="4" w:space="0" w:color="000000"/>
@@ -8733,7 +8733,7 @@
         </w:tc>
         <w:tc>
           <w:tcPr>
-            <w:tcW w:w="954" w:type="dxa"/>
+            <w:tcW w:w="955" w:type="dxa"/>
             <w:tcBorders>
               <w:top w:val="single" w:sz="4" w:space="0" w:color="000000"/>
               <w:left w:val="single" w:sz="4" w:space="0" w:color="000000"/>
@@ -8763,7 +8763,7 @@
         </w:tc>
         <w:tc>
           <w:tcPr>
-            <w:tcW w:w="1709" w:type="dxa"/>
+            <w:tcW w:w="1708" w:type="dxa"/>
             <w:tcBorders>
               <w:top w:val="single" w:sz="4" w:space="0" w:color="000000"/>
               <w:left w:val="single" w:sz="4" w:space="0" w:color="000000"/>
@@ -8793,7 +8793,7 @@
         </w:tc>
         <w:tc>
           <w:tcPr>
-            <w:tcW w:w="1170" w:type="dxa"/>
+            <w:tcW w:w="1171" w:type="dxa"/>
             <w:tcBorders>
               <w:top w:val="single" w:sz="4" w:space="0" w:color="000000"/>
               <w:left w:val="single" w:sz="4" w:space="0" w:color="000000"/>
@@ -8853,7 +8853,7 @@
         </w:tc>
         <w:tc>
           <w:tcPr>
-            <w:tcW w:w="3060" w:type="dxa"/>
+            <w:tcW w:w="3059" w:type="dxa"/>
             <w:tcBorders>
               <w:top w:val="single" w:sz="4" w:space="0" w:color="000000"/>
               <w:left w:val="single" w:sz="4" w:space="0" w:color="000000"/>
@@ -8883,7 +8883,7 @@
         </w:tc>
         <w:tc>
           <w:tcPr>
-            <w:tcW w:w="1171" w:type="dxa"/>
+            <w:tcW w:w="1172" w:type="dxa"/>
             <w:tcBorders>
               <w:top w:val="single" w:sz="4" w:space="0" w:color="000000"/>
               <w:left w:val="single" w:sz="4" w:space="0" w:color="000000"/>
@@ -8918,7 +8918,7 @@
         </w:trPr>
         <w:tc>
           <w:tcPr>
-            <w:tcW w:w="1598" w:type="dxa"/>
+            <w:tcW w:w="1597" w:type="dxa"/>
             <w:tcBorders>
               <w:top w:val="single" w:sz="4" w:space="0" w:color="000000"/>
               <w:left w:val="single" w:sz="4" w:space="0" w:color="000000"/>
@@ -8948,7 +8948,7 @@
         </w:tc>
         <w:tc>
           <w:tcPr>
-            <w:tcW w:w="954" w:type="dxa"/>
+            <w:tcW w:w="955" w:type="dxa"/>
             <w:tcBorders>
               <w:top w:val="single" w:sz="4" w:space="0" w:color="000000"/>
               <w:left w:val="single" w:sz="4" w:space="0" w:color="000000"/>
@@ -8978,7 +8978,7 @@
         </w:tc>
         <w:tc>
           <w:tcPr>
-            <w:tcW w:w="1709" w:type="dxa"/>
+            <w:tcW w:w="1708" w:type="dxa"/>
             <w:tcBorders>
               <w:top w:val="single" w:sz="4" w:space="0" w:color="000000"/>
               <w:left w:val="single" w:sz="4" w:space="0" w:color="000000"/>
@@ -9008,7 +9008,7 @@
         </w:tc>
         <w:tc>
           <w:tcPr>
-            <w:tcW w:w="1170" w:type="dxa"/>
+            <w:tcW w:w="1171" w:type="dxa"/>
             <w:tcBorders>
               <w:top w:val="single" w:sz="4" w:space="0" w:color="000000"/>
               <w:left w:val="single" w:sz="4" w:space="0" w:color="000000"/>
@@ -9068,7 +9068,7 @@
         </w:tc>
         <w:tc>
           <w:tcPr>
-            <w:tcW w:w="3060" w:type="dxa"/>
+            <w:tcW w:w="3059" w:type="dxa"/>
             <w:tcBorders>
               <w:top w:val="single" w:sz="4" w:space="0" w:color="000000"/>
               <w:left w:val="single" w:sz="4" w:space="0" w:color="000000"/>
@@ -9098,7 +9098,7 @@
         </w:tc>
         <w:tc>
           <w:tcPr>
-            <w:tcW w:w="1171" w:type="dxa"/>
+            <w:tcW w:w="1172" w:type="dxa"/>
             <w:tcBorders>
               <w:top w:val="single" w:sz="4" w:space="0" w:color="000000"/>
               <w:left w:val="single" w:sz="4" w:space="0" w:color="000000"/>
@@ -9133,7 +9133,7 @@
         </w:trPr>
         <w:tc>
           <w:tcPr>
-            <w:tcW w:w="1598" w:type="dxa"/>
+            <w:tcW w:w="1597" w:type="dxa"/>
             <w:tcBorders>
               <w:top w:val="single" w:sz="4" w:space="0" w:color="000000"/>
               <w:left w:val="single" w:sz="4" w:space="0" w:color="000000"/>
@@ -9163,7 +9163,7 @@
         </w:tc>
         <w:tc>
           <w:tcPr>
-            <w:tcW w:w="954" w:type="dxa"/>
+            <w:tcW w:w="955" w:type="dxa"/>
             <w:tcBorders>
               <w:top w:val="single" w:sz="4" w:space="0" w:color="000000"/>
               <w:left w:val="single" w:sz="4" w:space="0" w:color="000000"/>
@@ -9193,7 +9193,7 @@
         </w:tc>
         <w:tc>
           <w:tcPr>
-            <w:tcW w:w="1709" w:type="dxa"/>
+            <w:tcW w:w="1708" w:type="dxa"/>
             <w:tcBorders>
               <w:top w:val="single" w:sz="4" w:space="0" w:color="000000"/>
               <w:left w:val="single" w:sz="4" w:space="0" w:color="000000"/>
@@ -9223,7 +9223,7 @@
         </w:tc>
         <w:tc>
           <w:tcPr>
-            <w:tcW w:w="1170" w:type="dxa"/>
+            <w:tcW w:w="1171" w:type="dxa"/>
             <w:tcBorders>
               <w:top w:val="single" w:sz="4" w:space="0" w:color="000000"/>
               <w:left w:val="single" w:sz="4" w:space="0" w:color="000000"/>
@@ -9283,7 +9283,7 @@
         </w:tc>
         <w:tc>
           <w:tcPr>
-            <w:tcW w:w="3060" w:type="dxa"/>
+            <w:tcW w:w="3059" w:type="dxa"/>
             <w:tcBorders>
               <w:top w:val="single" w:sz="4" w:space="0" w:color="000000"/>
               <w:left w:val="single" w:sz="4" w:space="0" w:color="000000"/>
@@ -9313,7 +9313,7 @@
         </w:tc>
         <w:tc>
           <w:tcPr>
-            <w:tcW w:w="1171" w:type="dxa"/>
+            <w:tcW w:w="1172" w:type="dxa"/>
             <w:tcBorders>
               <w:top w:val="single" w:sz="4" w:space="0" w:color="000000"/>
               <w:left w:val="single" w:sz="4" w:space="0" w:color="000000"/>
@@ -9348,7 +9348,7 @@
         </w:trPr>
         <w:tc>
           <w:tcPr>
-            <w:tcW w:w="1598" w:type="dxa"/>
+            <w:tcW w:w="1597" w:type="dxa"/>
             <w:tcBorders>
               <w:top w:val="single" w:sz="4" w:space="0" w:color="000000"/>
               <w:left w:val="single" w:sz="4" w:space="0" w:color="000000"/>
@@ -9378,7 +9378,7 @@
         </w:tc>
         <w:tc>
           <w:tcPr>
-            <w:tcW w:w="954" w:type="dxa"/>
+            <w:tcW w:w="955" w:type="dxa"/>
             <w:tcBorders>
               <w:top w:val="single" w:sz="4" w:space="0" w:color="000000"/>
               <w:left w:val="single" w:sz="4" w:space="0" w:color="000000"/>
@@ -9408,7 +9408,7 @@
         </w:tc>
         <w:tc>
           <w:tcPr>
-            <w:tcW w:w="1709" w:type="dxa"/>
+            <w:tcW w:w="1708" w:type="dxa"/>
             <w:tcBorders>
               <w:top w:val="single" w:sz="4" w:space="0" w:color="000000"/>
               <w:left w:val="single" w:sz="4" w:space="0" w:color="000000"/>
@@ -9438,7 +9438,7 @@
         </w:tc>
         <w:tc>
           <w:tcPr>
-            <w:tcW w:w="1170" w:type="dxa"/>
+            <w:tcW w:w="1171" w:type="dxa"/>
             <w:tcBorders>
               <w:top w:val="single" w:sz="4" w:space="0" w:color="000000"/>
               <w:left w:val="single" w:sz="4" w:space="0" w:color="000000"/>
@@ -9498,7 +9498,7 @@
         </w:tc>
         <w:tc>
           <w:tcPr>
-            <w:tcW w:w="3060" w:type="dxa"/>
+            <w:tcW w:w="3059" w:type="dxa"/>
             <w:tcBorders>
               <w:top w:val="single" w:sz="4" w:space="0" w:color="000000"/>
               <w:left w:val="single" w:sz="4" w:space="0" w:color="000000"/>
@@ -9528,7 +9528,7 @@
         </w:tc>
         <w:tc>
           <w:tcPr>
-            <w:tcW w:w="1171" w:type="dxa"/>
+            <w:tcW w:w="1172" w:type="dxa"/>
             <w:tcBorders>
               <w:top w:val="single" w:sz="4" w:space="0" w:color="000000"/>
               <w:left w:val="single" w:sz="4" w:space="0" w:color="000000"/>
@@ -9563,7 +9563,7 @@
         </w:trPr>
         <w:tc>
           <w:tcPr>
-            <w:tcW w:w="1598" w:type="dxa"/>
+            <w:tcW w:w="1597" w:type="dxa"/>
             <w:tcBorders>
               <w:top w:val="single" w:sz="4" w:space="0" w:color="000000"/>
               <w:left w:val="single" w:sz="4" w:space="0" w:color="000000"/>
@@ -9593,7 +9593,7 @@
         </w:tc>
         <w:tc>
           <w:tcPr>
-            <w:tcW w:w="954" w:type="dxa"/>
+            <w:tcW w:w="955" w:type="dxa"/>
             <w:tcBorders>
               <w:top w:val="single" w:sz="4" w:space="0" w:color="000000"/>
               <w:left w:val="single" w:sz="4" w:space="0" w:color="000000"/>
@@ -9623,7 +9623,7 @@
         </w:tc>
         <w:tc>
           <w:tcPr>
-            <w:tcW w:w="1709" w:type="dxa"/>
+            <w:tcW w:w="1708" w:type="dxa"/>
             <w:tcBorders>
               <w:top w:val="single" w:sz="4" w:space="0" w:color="000000"/>
               <w:left w:val="single" w:sz="4" w:space="0" w:color="000000"/>
@@ -9653,7 +9653,7 @@
         </w:tc>
         <w:tc>
           <w:tcPr>
-            <w:tcW w:w="1170" w:type="dxa"/>
+            <w:tcW w:w="1171" w:type="dxa"/>
             <w:tcBorders>
               <w:top w:val="single" w:sz="4" w:space="0" w:color="000000"/>
               <w:left w:val="single" w:sz="4" w:space="0" w:color="000000"/>
@@ -9713,7 +9713,7 @@
         </w:tc>
         <w:tc>
           <w:tcPr>
-            <w:tcW w:w="3060" w:type="dxa"/>
+            <w:tcW w:w="3059" w:type="dxa"/>
             <w:tcBorders>
               <w:top w:val="single" w:sz="4" w:space="0" w:color="000000"/>
               <w:left w:val="single" w:sz="4" w:space="0" w:color="000000"/>
@@ -9743,7 +9743,7 @@
         </w:tc>
         <w:tc>
           <w:tcPr>
-            <w:tcW w:w="1171" w:type="dxa"/>
+            <w:tcW w:w="1172" w:type="dxa"/>
             <w:tcBorders>
               <w:top w:val="single" w:sz="4" w:space="0" w:color="000000"/>
               <w:left w:val="single" w:sz="4" w:space="0" w:color="000000"/>
@@ -9778,7 +9778,7 @@
         </w:trPr>
         <w:tc>
           <w:tcPr>
-            <w:tcW w:w="1598" w:type="dxa"/>
+            <w:tcW w:w="1597" w:type="dxa"/>
             <w:tcBorders>
               <w:top w:val="single" w:sz="4" w:space="0" w:color="000000"/>
               <w:left w:val="single" w:sz="4" w:space="0" w:color="000000"/>
@@ -9808,7 +9808,7 @@
         </w:tc>
         <w:tc>
           <w:tcPr>
-            <w:tcW w:w="954" w:type="dxa"/>
+            <w:tcW w:w="955" w:type="dxa"/>
             <w:tcBorders>
               <w:top w:val="single" w:sz="4" w:space="0" w:color="000000"/>
               <w:left w:val="single" w:sz="4" w:space="0" w:color="000000"/>
@@ -9838,7 +9838,7 @@
         </w:tc>
         <w:tc>
           <w:tcPr>
-            <w:tcW w:w="1709" w:type="dxa"/>
+            <w:tcW w:w="1708" w:type="dxa"/>
             <w:tcBorders>
               <w:top w:val="single" w:sz="4" w:space="0" w:color="000000"/>
               <w:left w:val="single" w:sz="4" w:space="0" w:color="000000"/>
@@ -9868,7 +9868,7 @@
         </w:tc>
         <w:tc>
           <w:tcPr>
-            <w:tcW w:w="1170" w:type="dxa"/>
+            <w:tcW w:w="1171" w:type="dxa"/>
             <w:tcBorders>
               <w:top w:val="single" w:sz="4" w:space="0" w:color="000000"/>
               <w:left w:val="single" w:sz="4" w:space="0" w:color="000000"/>
@@ -9928,7 +9928,7 @@
         </w:tc>
         <w:tc>
           <w:tcPr>
-            <w:tcW w:w="3060" w:type="dxa"/>
+            <w:tcW w:w="3059" w:type="dxa"/>
             <w:tcBorders>
               <w:top w:val="single" w:sz="4" w:space="0" w:color="000000"/>
               <w:left w:val="single" w:sz="4" w:space="0" w:color="000000"/>
@@ -9958,7 +9958,7 @@
         </w:tc>
         <w:tc>
           <w:tcPr>
-            <w:tcW w:w="1171" w:type="dxa"/>
+            <w:tcW w:w="1172" w:type="dxa"/>
             <w:tcBorders>
               <w:top w:val="single" w:sz="4" w:space="0" w:color="000000"/>
               <w:left w:val="single" w:sz="4" w:space="0" w:color="000000"/>
@@ -9993,7 +9993,7 @@
         </w:trPr>
         <w:tc>
           <w:tcPr>
-            <w:tcW w:w="1598" w:type="dxa"/>
+            <w:tcW w:w="1597" w:type="dxa"/>
             <w:tcBorders>
               <w:top w:val="single" w:sz="4" w:space="0" w:color="000000"/>
               <w:left w:val="single" w:sz="4" w:space="0" w:color="000000"/>
@@ -10023,7 +10023,7 @@
         </w:tc>
         <w:tc>
           <w:tcPr>
-            <w:tcW w:w="954" w:type="dxa"/>
+            <w:tcW w:w="955" w:type="dxa"/>
             <w:tcBorders>
               <w:top w:val="single" w:sz="4" w:space="0" w:color="000000"/>
               <w:left w:val="single" w:sz="4" w:space="0" w:color="000000"/>
@@ -10053,7 +10053,7 @@
         </w:tc>
         <w:tc>
           <w:tcPr>
-            <w:tcW w:w="1709" w:type="dxa"/>
+            <w:tcW w:w="1708" w:type="dxa"/>
             <w:tcBorders>
               <w:top w:val="single" w:sz="4" w:space="0" w:color="000000"/>
               <w:left w:val="single" w:sz="4" w:space="0" w:color="000000"/>
@@ -10083,7 +10083,7 @@
         </w:tc>
         <w:tc>
           <w:tcPr>
-            <w:tcW w:w="1170" w:type="dxa"/>
+            <w:tcW w:w="1171" w:type="dxa"/>
             <w:tcBorders>
               <w:top w:val="single" w:sz="4" w:space="0" w:color="000000"/>
               <w:left w:val="single" w:sz="4" w:space="0" w:color="000000"/>
@@ -10143,7 +10143,7 @@
         </w:tc>
         <w:tc>
           <w:tcPr>
-            <w:tcW w:w="3060" w:type="dxa"/>
+            <w:tcW w:w="3059" w:type="dxa"/>
             <w:tcBorders>
               <w:top w:val="single" w:sz="4" w:space="0" w:color="000000"/>
               <w:left w:val="single" w:sz="4" w:space="0" w:color="000000"/>
@@ -10173,7 +10173,7 @@
         </w:tc>
         <w:tc>
           <w:tcPr>
-            <w:tcW w:w="1171" w:type="dxa"/>
+            <w:tcW w:w="1172" w:type="dxa"/>
             <w:tcBorders>
               <w:top w:val="single" w:sz="4" w:space="0" w:color="000000"/>
               <w:left w:val="single" w:sz="4" w:space="0" w:color="000000"/>
@@ -10208,7 +10208,7 @@
         </w:trPr>
         <w:tc>
           <w:tcPr>
-            <w:tcW w:w="1598" w:type="dxa"/>
+            <w:tcW w:w="1597" w:type="dxa"/>
             <w:tcBorders>
               <w:top w:val="single" w:sz="4" w:space="0" w:color="000000"/>
               <w:left w:val="single" w:sz="4" w:space="0" w:color="000000"/>
@@ -10238,7 +10238,7 @@
         </w:tc>
         <w:tc>
           <w:tcPr>
-            <w:tcW w:w="954" w:type="dxa"/>
+            <w:tcW w:w="955" w:type="dxa"/>
             <w:tcBorders>
               <w:top w:val="single" w:sz="4" w:space="0" w:color="000000"/>
               <w:left w:val="single" w:sz="4" w:space="0" w:color="000000"/>
@@ -10268,7 +10268,7 @@
         </w:tc>
         <w:tc>
           <w:tcPr>
-            <w:tcW w:w="1709" w:type="dxa"/>
+            <w:tcW w:w="1708" w:type="dxa"/>
             <w:tcBorders>
               <w:top w:val="single" w:sz="4" w:space="0" w:color="000000"/>
               <w:left w:val="single" w:sz="4" w:space="0" w:color="000000"/>
@@ -10298,7 +10298,7 @@
         </w:tc>
         <w:tc>
           <w:tcPr>
-            <w:tcW w:w="1170" w:type="dxa"/>
+            <w:tcW w:w="1171" w:type="dxa"/>
             <w:tcBorders>
               <w:top w:val="single" w:sz="4" w:space="0" w:color="000000"/>
               <w:left w:val="single" w:sz="4" w:space="0" w:color="000000"/>
@@ -10358,7 +10358,7 @@
         </w:tc>
         <w:tc>
           <w:tcPr>
-            <w:tcW w:w="3060" w:type="dxa"/>
+            <w:tcW w:w="3059" w:type="dxa"/>
             <w:tcBorders>
               <w:top w:val="single" w:sz="4" w:space="0" w:color="000000"/>
               <w:left w:val="single" w:sz="4" w:space="0" w:color="000000"/>
@@ -10388,7 +10388,7 @@
         </w:tc>
         <w:tc>
           <w:tcPr>
-            <w:tcW w:w="1171" w:type="dxa"/>
+            <w:tcW w:w="1172" w:type="dxa"/>
             <w:tcBorders>
               <w:top w:val="single" w:sz="4" w:space="0" w:color="000000"/>
               <w:left w:val="single" w:sz="4" w:space="0" w:color="000000"/>
@@ -10423,7 +10423,7 @@
         </w:trPr>
         <w:tc>
           <w:tcPr>
-            <w:tcW w:w="1598" w:type="dxa"/>
+            <w:tcW w:w="1597" w:type="dxa"/>
             <w:tcBorders>
               <w:top w:val="single" w:sz="4" w:space="0" w:color="000000"/>
               <w:left w:val="single" w:sz="4" w:space="0" w:color="000000"/>
@@ -10453,7 +10453,7 @@
         </w:tc>
         <w:tc>
           <w:tcPr>
-            <w:tcW w:w="954" w:type="dxa"/>
+            <w:tcW w:w="955" w:type="dxa"/>
             <w:tcBorders>
               <w:top w:val="single" w:sz="4" w:space="0" w:color="000000"/>
               <w:left w:val="single" w:sz="4" w:space="0" w:color="000000"/>
@@ -10483,7 +10483,7 @@
         </w:tc>
         <w:tc>
           <w:tcPr>
-            <w:tcW w:w="1709" w:type="dxa"/>
+            <w:tcW w:w="1708" w:type="dxa"/>
             <w:tcBorders>
               <w:top w:val="single" w:sz="4" w:space="0" w:color="000000"/>
               <w:left w:val="single" w:sz="4" w:space="0" w:color="000000"/>
@@ -10513,7 +10513,7 @@
         </w:tc>
         <w:tc>
           <w:tcPr>
-            <w:tcW w:w="1170" w:type="dxa"/>
+            <w:tcW w:w="1171" w:type="dxa"/>
             <w:tcBorders>
               <w:top w:val="single" w:sz="4" w:space="0" w:color="000000"/>
               <w:left w:val="single" w:sz="4" w:space="0" w:color="000000"/>
@@ -10573,7 +10573,7 @@
         </w:tc>
         <w:tc>
           <w:tcPr>
-            <w:tcW w:w="3060" w:type="dxa"/>
+            <w:tcW w:w="3059" w:type="dxa"/>
             <w:tcBorders>
               <w:top w:val="single" w:sz="4" w:space="0" w:color="000000"/>
               <w:left w:val="single" w:sz="4" w:space="0" w:color="000000"/>
@@ -10603,7 +10603,7 @@
         </w:tc>
         <w:tc>
           <w:tcPr>
-            <w:tcW w:w="1171" w:type="dxa"/>
+            <w:tcW w:w="1172" w:type="dxa"/>
             <w:tcBorders>
               <w:top w:val="single" w:sz="4" w:space="0" w:color="000000"/>
               <w:left w:val="single" w:sz="4" w:space="0" w:color="000000"/>
@@ -10638,7 +10638,7 @@
         </w:trPr>
         <w:tc>
           <w:tcPr>
-            <w:tcW w:w="1598" w:type="dxa"/>
+            <w:tcW w:w="1597" w:type="dxa"/>
             <w:tcBorders>
               <w:top w:val="single" w:sz="4" w:space="0" w:color="000000"/>
               <w:left w:val="single" w:sz="4" w:space="0" w:color="000000"/>
@@ -10668,7 +10668,7 @@
         </w:tc>
         <w:tc>
           <w:tcPr>
-            <w:tcW w:w="954" w:type="dxa"/>
+            <w:tcW w:w="955" w:type="dxa"/>
             <w:tcBorders>
               <w:top w:val="single" w:sz="4" w:space="0" w:color="000000"/>
               <w:left w:val="single" w:sz="4" w:space="0" w:color="000000"/>
@@ -10698,7 +10698,7 @@
         </w:tc>
         <w:tc>
           <w:tcPr>
-            <w:tcW w:w="1709" w:type="dxa"/>
+            <w:tcW w:w="1708" w:type="dxa"/>
             <w:tcBorders>
               <w:top w:val="single" w:sz="4" w:space="0" w:color="000000"/>
               <w:left w:val="single" w:sz="4" w:space="0" w:color="000000"/>
@@ -10728,7 +10728,7 @@
         </w:tc>
         <w:tc>
           <w:tcPr>
-            <w:tcW w:w="1170" w:type="dxa"/>
+            <w:tcW w:w="1171" w:type="dxa"/>
             <w:tcBorders>
               <w:top w:val="single" w:sz="4" w:space="0" w:color="000000"/>
               <w:left w:val="single" w:sz="4" w:space="0" w:color="000000"/>
@@ -10788,7 +10788,7 @@
         </w:tc>
         <w:tc>
           <w:tcPr>
-            <w:tcW w:w="3060" w:type="dxa"/>
+            <w:tcW w:w="3059" w:type="dxa"/>
             <w:tcBorders>
               <w:top w:val="single" w:sz="4" w:space="0" w:color="000000"/>
               <w:left w:val="single" w:sz="4" w:space="0" w:color="000000"/>
@@ -10818,7 +10818,7 @@
         </w:tc>
         <w:tc>
           <w:tcPr>
-            <w:tcW w:w="1171" w:type="dxa"/>
+            <w:tcW w:w="1172" w:type="dxa"/>
             <w:tcBorders>
               <w:top w:val="single" w:sz="4" w:space="0" w:color="000000"/>
               <w:left w:val="single" w:sz="4" w:space="0" w:color="000000"/>
@@ -10853,7 +10853,7 @@
         </w:trPr>
         <w:tc>
           <w:tcPr>
-            <w:tcW w:w="1598" w:type="dxa"/>
+            <w:tcW w:w="1597" w:type="dxa"/>
             <w:tcBorders>
               <w:top w:val="single" w:sz="4" w:space="0" w:color="000000"/>
               <w:left w:val="single" w:sz="4" w:space="0" w:color="000000"/>
@@ -10883,7 +10883,7 @@
         </w:tc>
         <w:tc>
           <w:tcPr>
-            <w:tcW w:w="954" w:type="dxa"/>
+            <w:tcW w:w="955" w:type="dxa"/>
             <w:tcBorders>
               <w:top w:val="single" w:sz="4" w:space="0" w:color="000000"/>
               <w:left w:val="single" w:sz="4" w:space="0" w:color="000000"/>
@@ -10913,7 +10913,7 @@
         </w:tc>
         <w:tc>
           <w:tcPr>
-            <w:tcW w:w="1709" w:type="dxa"/>
+            <w:tcW w:w="1708" w:type="dxa"/>
             <w:tcBorders>
               <w:top w:val="single" w:sz="4" w:space="0" w:color="000000"/>
               <w:left w:val="single" w:sz="4" w:space="0" w:color="000000"/>
@@ -10943,7 +10943,7 @@
         </w:tc>
         <w:tc>
           <w:tcPr>
-            <w:tcW w:w="1170" w:type="dxa"/>
+            <w:tcW w:w="1171" w:type="dxa"/>
             <w:tcBorders>
               <w:top w:val="single" w:sz="4" w:space="0" w:color="000000"/>
               <w:left w:val="single" w:sz="4" w:space="0" w:color="000000"/>
@@ -11003,7 +11003,7 @@
         </w:tc>
         <w:tc>
           <w:tcPr>
-            <w:tcW w:w="3060" w:type="dxa"/>
+            <w:tcW w:w="3059" w:type="dxa"/>
             <w:tcBorders>
               <w:top w:val="single" w:sz="4" w:space="0" w:color="000000"/>
               <w:left w:val="single" w:sz="4" w:space="0" w:color="000000"/>
@@ -11033,7 +11033,7 @@
         </w:tc>
         <w:tc>
           <w:tcPr>
-            <w:tcW w:w="1171" w:type="dxa"/>
+            <w:tcW w:w="1172" w:type="dxa"/>
             <w:tcBorders>
               <w:top w:val="single" w:sz="4" w:space="0" w:color="000000"/>
               <w:left w:val="single" w:sz="4" w:space="0" w:color="000000"/>
@@ -11068,7 +11068,7 @@
         </w:trPr>
         <w:tc>
           <w:tcPr>
-            <w:tcW w:w="1598" w:type="dxa"/>
+            <w:tcW w:w="1597" w:type="dxa"/>
             <w:tcBorders>
               <w:top w:val="single" w:sz="4" w:space="0" w:color="000000"/>
               <w:left w:val="single" w:sz="4" w:space="0" w:color="000000"/>
@@ -11098,7 +11098,7 @@
         </w:tc>
         <w:tc>
           <w:tcPr>
-            <w:tcW w:w="954" w:type="dxa"/>
+            <w:tcW w:w="955" w:type="dxa"/>
             <w:tcBorders>
               <w:top w:val="single" w:sz="4" w:space="0" w:color="000000"/>
               <w:left w:val="single" w:sz="4" w:space="0" w:color="000000"/>
@@ -11128,7 +11128,7 @@
         </w:tc>
         <w:tc>
           <w:tcPr>
-            <w:tcW w:w="1709" w:type="dxa"/>
+            <w:tcW w:w="1708" w:type="dxa"/>
             <w:tcBorders>
               <w:top w:val="single" w:sz="4" w:space="0" w:color="000000"/>
               <w:left w:val="single" w:sz="4" w:space="0" w:color="000000"/>
@@ -11158,7 +11158,7 @@
         </w:tc>
         <w:tc>
           <w:tcPr>
-            <w:tcW w:w="1170" w:type="dxa"/>
+            <w:tcW w:w="1171" w:type="dxa"/>
             <w:tcBorders>
               <w:top w:val="single" w:sz="4" w:space="0" w:color="000000"/>
               <w:left w:val="single" w:sz="4" w:space="0" w:color="000000"/>
@@ -11218,7 +11218,7 @@
         </w:tc>
         <w:tc>
           <w:tcPr>
-            <w:tcW w:w="3060" w:type="dxa"/>
+            <w:tcW w:w="3059" w:type="dxa"/>
             <w:tcBorders>
               <w:top w:val="single" w:sz="4" w:space="0" w:color="000000"/>
               <w:left w:val="single" w:sz="4" w:space="0" w:color="000000"/>
@@ -11248,7 +11248,7 @@
         </w:tc>
         <w:tc>
           <w:tcPr>
-            <w:tcW w:w="1171" w:type="dxa"/>
+            <w:tcW w:w="1172" w:type="dxa"/>
             <w:tcBorders>
               <w:top w:val="single" w:sz="4" w:space="0" w:color="000000"/>
               <w:left w:val="single" w:sz="4" w:space="0" w:color="000000"/>
@@ -11283,7 +11283,7 @@
         </w:trPr>
         <w:tc>
           <w:tcPr>
-            <w:tcW w:w="1598" w:type="dxa"/>
+            <w:tcW w:w="1597" w:type="dxa"/>
             <w:tcBorders>
               <w:top w:val="single" w:sz="4" w:space="0" w:color="000000"/>
               <w:left w:val="single" w:sz="4" w:space="0" w:color="000000"/>
@@ -11313,7 +11313,7 @@
         </w:tc>
         <w:tc>
           <w:tcPr>
-            <w:tcW w:w="954" w:type="dxa"/>
+            <w:tcW w:w="955" w:type="dxa"/>
             <w:tcBorders>
               <w:top w:val="single" w:sz="4" w:space="0" w:color="000000"/>
               <w:left w:val="single" w:sz="4" w:space="0" w:color="000000"/>
@@ -11343,7 +11343,7 @@
         </w:tc>
         <w:tc>
           <w:tcPr>
-            <w:tcW w:w="1709" w:type="dxa"/>
+            <w:tcW w:w="1708" w:type="dxa"/>
             <w:tcBorders>
               <w:top w:val="single" w:sz="4" w:space="0" w:color="000000"/>
               <w:left w:val="single" w:sz="4" w:space="0" w:color="000000"/>
@@ -11373,7 +11373,7 @@
         </w:tc>
         <w:tc>
           <w:tcPr>
-            <w:tcW w:w="1170" w:type="dxa"/>
+            <w:tcW w:w="1171" w:type="dxa"/>
             <w:tcBorders>
               <w:top w:val="single" w:sz="4" w:space="0" w:color="000000"/>
               <w:left w:val="single" w:sz="4" w:space="0" w:color="000000"/>
@@ -11433,7 +11433,7 @@
         </w:tc>
         <w:tc>
           <w:tcPr>
-            <w:tcW w:w="3060" w:type="dxa"/>
+            <w:tcW w:w="3059" w:type="dxa"/>
             <w:tcBorders>
               <w:top w:val="single" w:sz="4" w:space="0" w:color="000000"/>
               <w:left w:val="single" w:sz="4" w:space="0" w:color="000000"/>
@@ -11463,7 +11463,7 @@
         </w:tc>
         <w:tc>
           <w:tcPr>
-            <w:tcW w:w="1171" w:type="dxa"/>
+            <w:tcW w:w="1172" w:type="dxa"/>
             <w:tcBorders>
               <w:top w:val="single" w:sz="4" w:space="0" w:color="000000"/>
               <w:left w:val="single" w:sz="4" w:space="0" w:color="000000"/>
@@ -11498,7 +11498,7 @@
         </w:trPr>
         <w:tc>
           <w:tcPr>
-            <w:tcW w:w="1598" w:type="dxa"/>
+            <w:tcW w:w="1597" w:type="dxa"/>
             <w:tcBorders>
               <w:top w:val="single" w:sz="4" w:space="0" w:color="000000"/>
               <w:left w:val="single" w:sz="4" w:space="0" w:color="000000"/>
@@ -11528,7 +11528,7 @@
         </w:tc>
         <w:tc>
           <w:tcPr>
-            <w:tcW w:w="954" w:type="dxa"/>
+            <w:tcW w:w="955" w:type="dxa"/>
             <w:tcBorders>
               <w:top w:val="single" w:sz="4" w:space="0" w:color="000000"/>
               <w:left w:val="single" w:sz="4" w:space="0" w:color="000000"/>
@@ -11558,7 +11558,7 @@
         </w:tc>
         <w:tc>
           <w:tcPr>
-            <w:tcW w:w="1709" w:type="dxa"/>
+            <w:tcW w:w="1708" w:type="dxa"/>
             <w:tcBorders>
               <w:top w:val="single" w:sz="4" w:space="0" w:color="000000"/>
               <w:left w:val="single" w:sz="4" w:space="0" w:color="000000"/>
@@ -11588,7 +11588,7 @@
         </w:tc>
         <w:tc>
           <w:tcPr>
-            <w:tcW w:w="1170" w:type="dxa"/>
+            <w:tcW w:w="1171" w:type="dxa"/>
             <w:tcBorders>
               <w:top w:val="single" w:sz="4" w:space="0" w:color="000000"/>
               <w:left w:val="single" w:sz="4" w:space="0" w:color="000000"/>
@@ -11648,7 +11648,7 @@
         </w:tc>
         <w:tc>
           <w:tcPr>
-            <w:tcW w:w="3060" w:type="dxa"/>
+            <w:tcW w:w="3059" w:type="dxa"/>
             <w:tcBorders>
               <w:top w:val="single" w:sz="4" w:space="0" w:color="000000"/>
               <w:left w:val="single" w:sz="4" w:space="0" w:color="000000"/>
@@ -11678,7 +11678,7 @@
         </w:tc>
         <w:tc>
           <w:tcPr>
-            <w:tcW w:w="1171" w:type="dxa"/>
+            <w:tcW w:w="1172" w:type="dxa"/>
             <w:tcBorders>
               <w:top w:val="single" w:sz="4" w:space="0" w:color="000000"/>
               <w:left w:val="single" w:sz="4" w:space="0" w:color="000000"/>
@@ -11713,7 +11713,7 @@
         </w:trPr>
         <w:tc>
           <w:tcPr>
-            <w:tcW w:w="1598" w:type="dxa"/>
+            <w:tcW w:w="1597" w:type="dxa"/>
             <w:tcBorders>
               <w:top w:val="single" w:sz="4" w:space="0" w:color="000000"/>
               <w:left w:val="single" w:sz="4" w:space="0" w:color="000000"/>
@@ -11743,7 +11743,7 @@
         </w:tc>
         <w:tc>
           <w:tcPr>
-            <w:tcW w:w="954" w:type="dxa"/>
+            <w:tcW w:w="955" w:type="dxa"/>
             <w:tcBorders>
               <w:top w:val="single" w:sz="4" w:space="0" w:color="000000"/>
               <w:left w:val="single" w:sz="4" w:space="0" w:color="000000"/>
@@ -11773,7 +11773,7 @@
         </w:tc>
         <w:tc>
           <w:tcPr>
-            <w:tcW w:w="1709" w:type="dxa"/>
+            <w:tcW w:w="1708" w:type="dxa"/>
             <w:tcBorders>
               <w:top w:val="single" w:sz="4" w:space="0" w:color="000000"/>
               <w:left w:val="single" w:sz="4" w:space="0" w:color="000000"/>
@@ -11803,7 +11803,7 @@
         </w:tc>
         <w:tc>
           <w:tcPr>
-            <w:tcW w:w="1170" w:type="dxa"/>
+            <w:tcW w:w="1171" w:type="dxa"/>
             <w:tcBorders>
               <w:top w:val="single" w:sz="4" w:space="0" w:color="000000"/>
               <w:left w:val="single" w:sz="4" w:space="0" w:color="000000"/>
@@ -11863,7 +11863,7 @@
         </w:tc>
         <w:tc>
           <w:tcPr>
-            <w:tcW w:w="3060" w:type="dxa"/>
+            <w:tcW w:w="3059" w:type="dxa"/>
             <w:tcBorders>
               <w:top w:val="single" w:sz="4" w:space="0" w:color="000000"/>
               <w:left w:val="single" w:sz="4" w:space="0" w:color="000000"/>
@@ -11893,7 +11893,7 @@
         </w:tc>
         <w:tc>
           <w:tcPr>
-            <w:tcW w:w="1171" w:type="dxa"/>
+            <w:tcW w:w="1172" w:type="dxa"/>
             <w:tcBorders>
               <w:top w:val="single" w:sz="4" w:space="0" w:color="000000"/>
               <w:left w:val="single" w:sz="4" w:space="0" w:color="000000"/>
@@ -11928,7 +11928,7 @@
         </w:trPr>
         <w:tc>
           <w:tcPr>
-            <w:tcW w:w="1598" w:type="dxa"/>
+            <w:tcW w:w="1597" w:type="dxa"/>
             <w:tcBorders>
               <w:top w:val="single" w:sz="4" w:space="0" w:color="000000"/>
               <w:left w:val="single" w:sz="4" w:space="0" w:color="000000"/>
@@ -11958,7 +11958,7 @@
         </w:tc>
         <w:tc>
           <w:tcPr>
-            <w:tcW w:w="954" w:type="dxa"/>
+            <w:tcW w:w="955" w:type="dxa"/>
             <w:tcBorders>
               <w:top w:val="single" w:sz="4" w:space="0" w:color="000000"/>
               <w:left w:val="single" w:sz="4" w:space="0" w:color="000000"/>
@@ -11988,7 +11988,7 @@
         </w:tc>
         <w:tc>
           <w:tcPr>
-            <w:tcW w:w="1709" w:type="dxa"/>
+            <w:tcW w:w="1708" w:type="dxa"/>
             <w:tcBorders>
               <w:top w:val="single" w:sz="4" w:space="0" w:color="000000"/>
               <w:left w:val="single" w:sz="4" w:space="0" w:color="000000"/>
@@ -12018,7 +12018,7 @@
         </w:tc>
         <w:tc>
           <w:tcPr>
-            <w:tcW w:w="1170" w:type="dxa"/>
+            <w:tcW w:w="1171" w:type="dxa"/>
             <w:tcBorders>
               <w:top w:val="single" w:sz="4" w:space="0" w:color="000000"/>
               <w:left w:val="single" w:sz="4" w:space="0" w:color="000000"/>
@@ -12042,7 +12042,7 @@
                 <w:sz w:val="22"/>
                 <w:szCs w:val="22"/>
               </w:rPr>
-              <w:t>0.299</w:t>
+              <w:t>0.000299</w:t>
             </w:r>
           </w:p>
         </w:tc>
@@ -12078,7 +12078,7 @@
         </w:tc>
         <w:tc>
           <w:tcPr>
-            <w:tcW w:w="3060" w:type="dxa"/>
+            <w:tcW w:w="3059" w:type="dxa"/>
             <w:tcBorders>
               <w:top w:val="single" w:sz="4" w:space="0" w:color="000000"/>
               <w:left w:val="single" w:sz="4" w:space="0" w:color="000000"/>
@@ -12108,7 +12108,7 @@
         </w:tc>
         <w:tc>
           <w:tcPr>
-            <w:tcW w:w="1171" w:type="dxa"/>
+            <w:tcW w:w="1172" w:type="dxa"/>
             <w:tcBorders>
               <w:top w:val="single" w:sz="4" w:space="0" w:color="000000"/>
               <w:left w:val="single" w:sz="4" w:space="0" w:color="000000"/>
@@ -12143,7 +12143,7 @@
         </w:trPr>
         <w:tc>
           <w:tcPr>
-            <w:tcW w:w="1598" w:type="dxa"/>
+            <w:tcW w:w="1597" w:type="dxa"/>
             <w:tcBorders>
               <w:top w:val="single" w:sz="4" w:space="0" w:color="000000"/>
               <w:left w:val="single" w:sz="4" w:space="0" w:color="000000"/>
@@ -12173,7 +12173,7 @@
         </w:tc>
         <w:tc>
           <w:tcPr>
-            <w:tcW w:w="954" w:type="dxa"/>
+            <w:tcW w:w="955" w:type="dxa"/>
             <w:tcBorders>
               <w:top w:val="single" w:sz="4" w:space="0" w:color="000000"/>
               <w:left w:val="single" w:sz="4" w:space="0" w:color="000000"/>
@@ -12203,7 +12203,7 @@
         </w:tc>
         <w:tc>
           <w:tcPr>
-            <w:tcW w:w="1709" w:type="dxa"/>
+            <w:tcW w:w="1708" w:type="dxa"/>
             <w:tcBorders>
               <w:top w:val="single" w:sz="4" w:space="0" w:color="000000"/>
               <w:left w:val="single" w:sz="4" w:space="0" w:color="000000"/>
@@ -12233,7 +12233,7 @@
         </w:tc>
         <w:tc>
           <w:tcPr>
-            <w:tcW w:w="1170" w:type="dxa"/>
+            <w:tcW w:w="1171" w:type="dxa"/>
             <w:tcBorders>
               <w:top w:val="single" w:sz="4" w:space="0" w:color="000000"/>
               <w:left w:val="single" w:sz="4" w:space="0" w:color="000000"/>
@@ -12293,7 +12293,7 @@
         </w:tc>
         <w:tc>
           <w:tcPr>
-            <w:tcW w:w="3060" w:type="dxa"/>
+            <w:tcW w:w="3059" w:type="dxa"/>
             <w:tcBorders>
               <w:top w:val="single" w:sz="4" w:space="0" w:color="000000"/>
               <w:left w:val="single" w:sz="4" w:space="0" w:color="000000"/>
@@ -12323,7 +12323,7 @@
         </w:tc>
         <w:tc>
           <w:tcPr>
-            <w:tcW w:w="1171" w:type="dxa"/>
+            <w:tcW w:w="1172" w:type="dxa"/>
             <w:tcBorders>
               <w:top w:val="single" w:sz="4" w:space="0" w:color="000000"/>
               <w:left w:val="single" w:sz="4" w:space="0" w:color="000000"/>
@@ -12358,7 +12358,7 @@
         </w:trPr>
         <w:tc>
           <w:tcPr>
-            <w:tcW w:w="1598" w:type="dxa"/>
+            <w:tcW w:w="1597" w:type="dxa"/>
             <w:tcBorders>
               <w:top w:val="single" w:sz="4" w:space="0" w:color="000000"/>
               <w:left w:val="single" w:sz="4" w:space="0" w:color="000000"/>
@@ -12388,7 +12388,7 @@
         </w:tc>
         <w:tc>
           <w:tcPr>
-            <w:tcW w:w="954" w:type="dxa"/>
+            <w:tcW w:w="955" w:type="dxa"/>
             <w:tcBorders>
               <w:top w:val="single" w:sz="4" w:space="0" w:color="000000"/>
               <w:left w:val="single" w:sz="4" w:space="0" w:color="000000"/>
@@ -12418,7 +12418,7 @@
         </w:tc>
         <w:tc>
           <w:tcPr>
-            <w:tcW w:w="1709" w:type="dxa"/>
+            <w:tcW w:w="1708" w:type="dxa"/>
             <w:tcBorders>
               <w:top w:val="single" w:sz="4" w:space="0" w:color="000000"/>
               <w:left w:val="single" w:sz="4" w:space="0" w:color="000000"/>
@@ -12448,7 +12448,7 @@
         </w:tc>
         <w:tc>
           <w:tcPr>
-            <w:tcW w:w="1170" w:type="dxa"/>
+            <w:tcW w:w="1171" w:type="dxa"/>
             <w:tcBorders>
               <w:top w:val="single" w:sz="4" w:space="0" w:color="000000"/>
               <w:left w:val="single" w:sz="4" w:space="0" w:color="000000"/>
@@ -12508,7 +12508,7 @@
         </w:tc>
         <w:tc>
           <w:tcPr>
-            <w:tcW w:w="3060" w:type="dxa"/>
+            <w:tcW w:w="3059" w:type="dxa"/>
             <w:tcBorders>
               <w:top w:val="single" w:sz="4" w:space="0" w:color="000000"/>
               <w:left w:val="single" w:sz="4" w:space="0" w:color="000000"/>
@@ -12538,7 +12538,7 @@
         </w:tc>
         <w:tc>
           <w:tcPr>
-            <w:tcW w:w="1171" w:type="dxa"/>
+            <w:tcW w:w="1172" w:type="dxa"/>
             <w:tcBorders>
               <w:top w:val="single" w:sz="4" w:space="0" w:color="000000"/>
               <w:left w:val="single" w:sz="4" w:space="0" w:color="000000"/>
@@ -12573,7 +12573,7 @@
         </w:trPr>
         <w:tc>
           <w:tcPr>
-            <w:tcW w:w="1598" w:type="dxa"/>
+            <w:tcW w:w="1597" w:type="dxa"/>
             <w:tcBorders>
               <w:top w:val="single" w:sz="4" w:space="0" w:color="000000"/>
               <w:left w:val="single" w:sz="4" w:space="0" w:color="000000"/>
@@ -12603,7 +12603,7 @@
         </w:tc>
         <w:tc>
           <w:tcPr>
-            <w:tcW w:w="954" w:type="dxa"/>
+            <w:tcW w:w="955" w:type="dxa"/>
             <w:tcBorders>
               <w:top w:val="single" w:sz="4" w:space="0" w:color="000000"/>
               <w:left w:val="single" w:sz="4" w:space="0" w:color="000000"/>
@@ -12633,7 +12633,7 @@
         </w:tc>
         <w:tc>
           <w:tcPr>
-            <w:tcW w:w="1709" w:type="dxa"/>
+            <w:tcW w:w="1708" w:type="dxa"/>
             <w:tcBorders>
               <w:top w:val="single" w:sz="4" w:space="0" w:color="000000"/>
               <w:left w:val="single" w:sz="4" w:space="0" w:color="000000"/>
@@ -12663,7 +12663,7 @@
         </w:tc>
         <w:tc>
           <w:tcPr>
-            <w:tcW w:w="1170" w:type="dxa"/>
+            <w:tcW w:w="1171" w:type="dxa"/>
             <w:tcBorders>
               <w:top w:val="single" w:sz="4" w:space="0" w:color="000000"/>
               <w:left w:val="single" w:sz="4" w:space="0" w:color="000000"/>
@@ -12723,7 +12723,7 @@
         </w:tc>
         <w:tc>
           <w:tcPr>
-            <w:tcW w:w="3060" w:type="dxa"/>
+            <w:tcW w:w="3059" w:type="dxa"/>
             <w:tcBorders>
               <w:top w:val="single" w:sz="4" w:space="0" w:color="000000"/>
               <w:left w:val="single" w:sz="4" w:space="0" w:color="000000"/>
@@ -12753,7 +12753,7 @@
         </w:tc>
         <w:tc>
           <w:tcPr>
-            <w:tcW w:w="1171" w:type="dxa"/>
+            <w:tcW w:w="1172" w:type="dxa"/>
             <w:tcBorders>
               <w:top w:val="single" w:sz="4" w:space="0" w:color="000000"/>
               <w:left w:val="single" w:sz="4" w:space="0" w:color="000000"/>
@@ -12788,7 +12788,7 @@
         </w:trPr>
         <w:tc>
           <w:tcPr>
-            <w:tcW w:w="1598" w:type="dxa"/>
+            <w:tcW w:w="1597" w:type="dxa"/>
             <w:tcBorders>
               <w:top w:val="single" w:sz="4" w:space="0" w:color="000000"/>
               <w:left w:val="single" w:sz="4" w:space="0" w:color="000000"/>
@@ -12818,7 +12818,7 @@
         </w:tc>
         <w:tc>
           <w:tcPr>
-            <w:tcW w:w="954" w:type="dxa"/>
+            <w:tcW w:w="955" w:type="dxa"/>
             <w:tcBorders>
               <w:top w:val="single" w:sz="4" w:space="0" w:color="000000"/>
               <w:left w:val="single" w:sz="4" w:space="0" w:color="000000"/>
@@ -12848,7 +12848,7 @@
         </w:tc>
         <w:tc>
           <w:tcPr>
-            <w:tcW w:w="1709" w:type="dxa"/>
+            <w:tcW w:w="1708" w:type="dxa"/>
             <w:tcBorders>
               <w:top w:val="single" w:sz="4" w:space="0" w:color="000000"/>
               <w:left w:val="single" w:sz="4" w:space="0" w:color="000000"/>
@@ -12878,7 +12878,7 @@
         </w:tc>
         <w:tc>
           <w:tcPr>
-            <w:tcW w:w="1170" w:type="dxa"/>
+            <w:tcW w:w="1171" w:type="dxa"/>
             <w:tcBorders>
               <w:top w:val="single" w:sz="4" w:space="0" w:color="000000"/>
               <w:left w:val="single" w:sz="4" w:space="0" w:color="000000"/>
@@ -12938,7 +12938,7 @@
         </w:tc>
         <w:tc>
           <w:tcPr>
-            <w:tcW w:w="3060" w:type="dxa"/>
+            <w:tcW w:w="3059" w:type="dxa"/>
             <w:tcBorders>
               <w:top w:val="single" w:sz="4" w:space="0" w:color="000000"/>
               <w:left w:val="single" w:sz="4" w:space="0" w:color="000000"/>
@@ -12968,7 +12968,7 @@
         </w:tc>
         <w:tc>
           <w:tcPr>
-            <w:tcW w:w="1171" w:type="dxa"/>
+            <w:tcW w:w="1172" w:type="dxa"/>
             <w:tcBorders>
               <w:top w:val="single" w:sz="4" w:space="0" w:color="000000"/>
               <w:left w:val="single" w:sz="4" w:space="0" w:color="000000"/>
@@ -13003,7 +13003,7 @@
         </w:trPr>
         <w:tc>
           <w:tcPr>
-            <w:tcW w:w="1598" w:type="dxa"/>
+            <w:tcW w:w="1597" w:type="dxa"/>
             <w:tcBorders>
               <w:top w:val="single" w:sz="4" w:space="0" w:color="000000"/>
               <w:left w:val="single" w:sz="4" w:space="0" w:color="000000"/>
@@ -13033,7 +13033,7 @@
         </w:tc>
         <w:tc>
           <w:tcPr>
-            <w:tcW w:w="954" w:type="dxa"/>
+            <w:tcW w:w="955" w:type="dxa"/>
             <w:tcBorders>
               <w:top w:val="single" w:sz="4" w:space="0" w:color="000000"/>
               <w:left w:val="single" w:sz="4" w:space="0" w:color="000000"/>
@@ -13063,7 +13063,7 @@
         </w:tc>
         <w:tc>
           <w:tcPr>
-            <w:tcW w:w="1709" w:type="dxa"/>
+            <w:tcW w:w="1708" w:type="dxa"/>
             <w:tcBorders>
               <w:top w:val="single" w:sz="4" w:space="0" w:color="000000"/>
               <w:left w:val="single" w:sz="4" w:space="0" w:color="000000"/>
@@ -13093,7 +13093,7 @@
         </w:tc>
         <w:tc>
           <w:tcPr>
-            <w:tcW w:w="1170" w:type="dxa"/>
+            <w:tcW w:w="1171" w:type="dxa"/>
             <w:tcBorders>
               <w:top w:val="single" w:sz="4" w:space="0" w:color="000000"/>
               <w:left w:val="single" w:sz="4" w:space="0" w:color="000000"/>
@@ -13153,7 +13153,7 @@
         </w:tc>
         <w:tc>
           <w:tcPr>
-            <w:tcW w:w="3060" w:type="dxa"/>
+            <w:tcW w:w="3059" w:type="dxa"/>
             <w:tcBorders>
               <w:top w:val="single" w:sz="4" w:space="0" w:color="000000"/>
               <w:left w:val="single" w:sz="4" w:space="0" w:color="000000"/>
@@ -13183,7 +13183,7 @@
         </w:tc>
         <w:tc>
           <w:tcPr>
-            <w:tcW w:w="1171" w:type="dxa"/>
+            <w:tcW w:w="1172" w:type="dxa"/>
             <w:tcBorders>
               <w:top w:val="single" w:sz="4" w:space="0" w:color="000000"/>
               <w:left w:val="single" w:sz="4" w:space="0" w:color="000000"/>
@@ -13218,7 +13218,7 @@
         </w:trPr>
         <w:tc>
           <w:tcPr>
-            <w:tcW w:w="1598" w:type="dxa"/>
+            <w:tcW w:w="1597" w:type="dxa"/>
             <w:tcBorders>
               <w:top w:val="single" w:sz="4" w:space="0" w:color="000000"/>
               <w:left w:val="single" w:sz="4" w:space="0" w:color="000000"/>
@@ -13248,7 +13248,7 @@
         </w:tc>
         <w:tc>
           <w:tcPr>
-            <w:tcW w:w="954" w:type="dxa"/>
+            <w:tcW w:w="955" w:type="dxa"/>
             <w:tcBorders>
               <w:top w:val="single" w:sz="4" w:space="0" w:color="000000"/>
               <w:left w:val="single" w:sz="4" w:space="0" w:color="000000"/>
@@ -13278,7 +13278,7 @@
         </w:tc>
         <w:tc>
           <w:tcPr>
-            <w:tcW w:w="1709" w:type="dxa"/>
+            <w:tcW w:w="1708" w:type="dxa"/>
             <w:tcBorders>
               <w:top w:val="single" w:sz="4" w:space="0" w:color="000000"/>
               <w:left w:val="single" w:sz="4" w:space="0" w:color="000000"/>
@@ -13308,7 +13308,7 @@
         </w:tc>
         <w:tc>
           <w:tcPr>
-            <w:tcW w:w="1170" w:type="dxa"/>
+            <w:tcW w:w="1171" w:type="dxa"/>
             <w:tcBorders>
               <w:top w:val="single" w:sz="4" w:space="0" w:color="000000"/>
               <w:left w:val="single" w:sz="4" w:space="0" w:color="000000"/>
@@ -13368,7 +13368,7 @@
         </w:tc>
         <w:tc>
           <w:tcPr>
-            <w:tcW w:w="3060" w:type="dxa"/>
+            <w:tcW w:w="3059" w:type="dxa"/>
             <w:tcBorders>
               <w:top w:val="single" w:sz="4" w:space="0" w:color="000000"/>
               <w:left w:val="single" w:sz="4" w:space="0" w:color="000000"/>
@@ -13398,7 +13398,7 @@
         </w:tc>
         <w:tc>
           <w:tcPr>
-            <w:tcW w:w="1171" w:type="dxa"/>
+            <w:tcW w:w="1172" w:type="dxa"/>
             <w:tcBorders>
               <w:top w:val="single" w:sz="4" w:space="0" w:color="000000"/>
               <w:left w:val="single" w:sz="4" w:space="0" w:color="000000"/>
@@ -13433,7 +13433,7 @@
         </w:trPr>
         <w:tc>
           <w:tcPr>
-            <w:tcW w:w="1598" w:type="dxa"/>
+            <w:tcW w:w="1597" w:type="dxa"/>
             <w:tcBorders>
               <w:top w:val="single" w:sz="4" w:space="0" w:color="000000"/>
               <w:left w:val="single" w:sz="4" w:space="0" w:color="000000"/>
@@ -13463,7 +13463,7 @@
         </w:tc>
         <w:tc>
           <w:tcPr>
-            <w:tcW w:w="954" w:type="dxa"/>
+            <w:tcW w:w="955" w:type="dxa"/>
             <w:tcBorders>
               <w:top w:val="single" w:sz="4" w:space="0" w:color="000000"/>
               <w:left w:val="single" w:sz="4" w:space="0" w:color="000000"/>
@@ -13493,7 +13493,7 @@
         </w:tc>
         <w:tc>
           <w:tcPr>
-            <w:tcW w:w="1709" w:type="dxa"/>
+            <w:tcW w:w="1708" w:type="dxa"/>
             <w:tcBorders>
               <w:top w:val="single" w:sz="4" w:space="0" w:color="000000"/>
               <w:left w:val="single" w:sz="4" w:space="0" w:color="000000"/>
@@ -13523,7 +13523,7 @@
         </w:tc>
         <w:tc>
           <w:tcPr>
-            <w:tcW w:w="1170" w:type="dxa"/>
+            <w:tcW w:w="1171" w:type="dxa"/>
             <w:tcBorders>
               <w:top w:val="single" w:sz="4" w:space="0" w:color="000000"/>
               <w:left w:val="single" w:sz="4" w:space="0" w:color="000000"/>
@@ -13583,7 +13583,7 @@
         </w:tc>
         <w:tc>
           <w:tcPr>
-            <w:tcW w:w="3060" w:type="dxa"/>
+            <w:tcW w:w="3059" w:type="dxa"/>
             <w:tcBorders>
               <w:top w:val="single" w:sz="4" w:space="0" w:color="000000"/>
               <w:left w:val="single" w:sz="4" w:space="0" w:color="000000"/>
@@ -13613,7 +13613,7 @@
         </w:tc>
         <w:tc>
           <w:tcPr>
-            <w:tcW w:w="1171" w:type="dxa"/>
+            <w:tcW w:w="1172" w:type="dxa"/>
             <w:tcBorders>
               <w:top w:val="single" w:sz="4" w:space="0" w:color="000000"/>
               <w:left w:val="single" w:sz="4" w:space="0" w:color="000000"/>
@@ -13648,7 +13648,7 @@
         </w:trPr>
         <w:tc>
           <w:tcPr>
-            <w:tcW w:w="1598" w:type="dxa"/>
+            <w:tcW w:w="1597" w:type="dxa"/>
             <w:tcBorders>
               <w:top w:val="single" w:sz="4" w:space="0" w:color="000000"/>
               <w:left w:val="single" w:sz="4" w:space="0" w:color="000000"/>
@@ -13678,7 +13678,7 @@
         </w:tc>
         <w:tc>
           <w:tcPr>
-            <w:tcW w:w="954" w:type="dxa"/>
+            <w:tcW w:w="955" w:type="dxa"/>
             <w:tcBorders>
               <w:top w:val="single" w:sz="4" w:space="0" w:color="000000"/>
               <w:left w:val="single" w:sz="4" w:space="0" w:color="000000"/>
@@ -13708,7 +13708,7 @@
         </w:tc>
         <w:tc>
           <w:tcPr>
-            <w:tcW w:w="1709" w:type="dxa"/>
+            <w:tcW w:w="1708" w:type="dxa"/>
             <w:tcBorders>
               <w:top w:val="single" w:sz="4" w:space="0" w:color="000000"/>
               <w:left w:val="single" w:sz="4" w:space="0" w:color="000000"/>
@@ -13738,7 +13738,7 @@
         </w:tc>
         <w:tc>
           <w:tcPr>
-            <w:tcW w:w="1170" w:type="dxa"/>
+            <w:tcW w:w="1171" w:type="dxa"/>
             <w:tcBorders>
               <w:top w:val="single" w:sz="4" w:space="0" w:color="000000"/>
               <w:left w:val="single" w:sz="4" w:space="0" w:color="000000"/>
@@ -13798,7 +13798,7 @@
         </w:tc>
         <w:tc>
           <w:tcPr>
-            <w:tcW w:w="3060" w:type="dxa"/>
+            <w:tcW w:w="3059" w:type="dxa"/>
             <w:tcBorders>
               <w:top w:val="single" w:sz="4" w:space="0" w:color="000000"/>
               <w:left w:val="single" w:sz="4" w:space="0" w:color="000000"/>
@@ -13828,7 +13828,7 @@
         </w:tc>
         <w:tc>
           <w:tcPr>
-            <w:tcW w:w="1171" w:type="dxa"/>
+            <w:tcW w:w="1172" w:type="dxa"/>
             <w:tcBorders>
               <w:top w:val="single" w:sz="4" w:space="0" w:color="000000"/>
               <w:left w:val="single" w:sz="4" w:space="0" w:color="000000"/>
@@ -13863,7 +13863,7 @@
         </w:trPr>
         <w:tc>
           <w:tcPr>
-            <w:tcW w:w="1598" w:type="dxa"/>
+            <w:tcW w:w="1597" w:type="dxa"/>
             <w:tcBorders>
               <w:top w:val="single" w:sz="4" w:space="0" w:color="000000"/>
               <w:left w:val="single" w:sz="4" w:space="0" w:color="000000"/>
@@ -13893,7 +13893,7 @@
         </w:tc>
         <w:tc>
           <w:tcPr>
-            <w:tcW w:w="954" w:type="dxa"/>
+            <w:tcW w:w="955" w:type="dxa"/>
             <w:tcBorders>
               <w:top w:val="single" w:sz="4" w:space="0" w:color="000000"/>
               <w:left w:val="single" w:sz="4" w:space="0" w:color="000000"/>
@@ -13923,7 +13923,7 @@
         </w:tc>
         <w:tc>
           <w:tcPr>
-            <w:tcW w:w="1709" w:type="dxa"/>
+            <w:tcW w:w="1708" w:type="dxa"/>
             <w:tcBorders>
               <w:top w:val="single" w:sz="4" w:space="0" w:color="000000"/>
               <w:left w:val="single" w:sz="4" w:space="0" w:color="000000"/>
@@ -13953,7 +13953,7 @@
         </w:tc>
         <w:tc>
           <w:tcPr>
-            <w:tcW w:w="1170" w:type="dxa"/>
+            <w:tcW w:w="1171" w:type="dxa"/>
             <w:tcBorders>
               <w:top w:val="single" w:sz="4" w:space="0" w:color="000000"/>
               <w:left w:val="single" w:sz="4" w:space="0" w:color="000000"/>
@@ -14013,7 +14013,7 @@
         </w:tc>
         <w:tc>
           <w:tcPr>
-            <w:tcW w:w="3060" w:type="dxa"/>
+            <w:tcW w:w="3059" w:type="dxa"/>
             <w:tcBorders>
               <w:top w:val="single" w:sz="4" w:space="0" w:color="000000"/>
               <w:left w:val="single" w:sz="4" w:space="0" w:color="000000"/>
@@ -14043,7 +14043,7 @@
         </w:tc>
         <w:tc>
           <w:tcPr>
-            <w:tcW w:w="1171" w:type="dxa"/>
+            <w:tcW w:w="1172" w:type="dxa"/>
             <w:tcBorders>
               <w:top w:val="single" w:sz="4" w:space="0" w:color="000000"/>
               <w:left w:val="single" w:sz="4" w:space="0" w:color="000000"/>
@@ -14078,7 +14078,7 @@
         </w:trPr>
         <w:tc>
           <w:tcPr>
-            <w:tcW w:w="1598" w:type="dxa"/>
+            <w:tcW w:w="1597" w:type="dxa"/>
             <w:tcBorders>
               <w:top w:val="single" w:sz="4" w:space="0" w:color="000000"/>
               <w:left w:val="single" w:sz="4" w:space="0" w:color="000000"/>
@@ -14108,7 +14108,7 @@
         </w:tc>
         <w:tc>
           <w:tcPr>
-            <w:tcW w:w="954" w:type="dxa"/>
+            <w:tcW w:w="955" w:type="dxa"/>
             <w:tcBorders>
               <w:top w:val="single" w:sz="4" w:space="0" w:color="000000"/>
               <w:left w:val="single" w:sz="4" w:space="0" w:color="000000"/>
@@ -14138,7 +14138,7 @@
         </w:tc>
         <w:tc>
           <w:tcPr>
-            <w:tcW w:w="1709" w:type="dxa"/>
+            <w:tcW w:w="1708" w:type="dxa"/>
             <w:tcBorders>
               <w:top w:val="single" w:sz="4" w:space="0" w:color="000000"/>
               <w:left w:val="single" w:sz="4" w:space="0" w:color="000000"/>
@@ -14168,7 +14168,7 @@
         </w:tc>
         <w:tc>
           <w:tcPr>
-            <w:tcW w:w="1170" w:type="dxa"/>
+            <w:tcW w:w="1171" w:type="dxa"/>
             <w:tcBorders>
               <w:top w:val="single" w:sz="4" w:space="0" w:color="000000"/>
               <w:left w:val="single" w:sz="4" w:space="0" w:color="000000"/>
@@ -14228,7 +14228,7 @@
         </w:tc>
         <w:tc>
           <w:tcPr>
-            <w:tcW w:w="3060" w:type="dxa"/>
+            <w:tcW w:w="3059" w:type="dxa"/>
             <w:tcBorders>
               <w:top w:val="single" w:sz="4" w:space="0" w:color="000000"/>
               <w:left w:val="single" w:sz="4" w:space="0" w:color="000000"/>
@@ -14258,7 +14258,7 @@
         </w:tc>
         <w:tc>
           <w:tcPr>
-            <w:tcW w:w="1171" w:type="dxa"/>
+            <w:tcW w:w="1172" w:type="dxa"/>
             <w:tcBorders>
               <w:top w:val="single" w:sz="4" w:space="0" w:color="000000"/>
               <w:left w:val="single" w:sz="4" w:space="0" w:color="000000"/>
@@ -14293,7 +14293,7 @@
         </w:trPr>
         <w:tc>
           <w:tcPr>
-            <w:tcW w:w="1598" w:type="dxa"/>
+            <w:tcW w:w="1597" w:type="dxa"/>
             <w:tcBorders>
               <w:top w:val="single" w:sz="4" w:space="0" w:color="000000"/>
               <w:left w:val="single" w:sz="4" w:space="0" w:color="000000"/>
@@ -14323,7 +14323,7 @@
         </w:tc>
         <w:tc>
           <w:tcPr>
-            <w:tcW w:w="954" w:type="dxa"/>
+            <w:tcW w:w="955" w:type="dxa"/>
             <w:tcBorders>
               <w:top w:val="single" w:sz="4" w:space="0" w:color="000000"/>
               <w:left w:val="single" w:sz="4" w:space="0" w:color="000000"/>
@@ -14353,7 +14353,7 @@
         </w:tc>
         <w:tc>
           <w:tcPr>
-            <w:tcW w:w="1709" w:type="dxa"/>
+            <w:tcW w:w="1708" w:type="dxa"/>
             <w:tcBorders>
               <w:top w:val="single" w:sz="4" w:space="0" w:color="000000"/>
               <w:left w:val="single" w:sz="4" w:space="0" w:color="000000"/>
@@ -14383,7 +14383,7 @@
         </w:tc>
         <w:tc>
           <w:tcPr>
-            <w:tcW w:w="1170" w:type="dxa"/>
+            <w:tcW w:w="1171" w:type="dxa"/>
             <w:tcBorders>
               <w:top w:val="single" w:sz="4" w:space="0" w:color="000000"/>
               <w:left w:val="single" w:sz="4" w:space="0" w:color="000000"/>
@@ -14443,7 +14443,7 @@
         </w:tc>
         <w:tc>
           <w:tcPr>
-            <w:tcW w:w="3060" w:type="dxa"/>
+            <w:tcW w:w="3059" w:type="dxa"/>
             <w:tcBorders>
               <w:top w:val="single" w:sz="4" w:space="0" w:color="000000"/>
               <w:left w:val="single" w:sz="4" w:space="0" w:color="000000"/>
@@ -14473,7 +14473,7 @@
         </w:tc>
         <w:tc>
           <w:tcPr>
-            <w:tcW w:w="1171" w:type="dxa"/>
+            <w:tcW w:w="1172" w:type="dxa"/>
             <w:tcBorders>
               <w:top w:val="single" w:sz="4" w:space="0" w:color="000000"/>
               <w:left w:val="single" w:sz="4" w:space="0" w:color="000000"/>
@@ -14508,7 +14508,7 @@
         </w:trPr>
         <w:tc>
           <w:tcPr>
-            <w:tcW w:w="1598" w:type="dxa"/>
+            <w:tcW w:w="1597" w:type="dxa"/>
             <w:tcBorders>
               <w:top w:val="single" w:sz="4" w:space="0" w:color="000000"/>
               <w:left w:val="single" w:sz="4" w:space="0" w:color="000000"/>
@@ -14538,7 +14538,7 @@
         </w:tc>
         <w:tc>
           <w:tcPr>
-            <w:tcW w:w="954" w:type="dxa"/>
+            <w:tcW w:w="955" w:type="dxa"/>
             <w:tcBorders>
               <w:top w:val="single" w:sz="4" w:space="0" w:color="000000"/>
               <w:left w:val="single" w:sz="4" w:space="0" w:color="000000"/>
@@ -14568,7 +14568,7 @@
         </w:tc>
         <w:tc>
           <w:tcPr>
-            <w:tcW w:w="1709" w:type="dxa"/>
+            <w:tcW w:w="1708" w:type="dxa"/>
             <w:tcBorders>
               <w:top w:val="single" w:sz="4" w:space="0" w:color="000000"/>
               <w:left w:val="single" w:sz="4" w:space="0" w:color="000000"/>
@@ -14598,7 +14598,7 @@
         </w:tc>
         <w:tc>
           <w:tcPr>
-            <w:tcW w:w="1170" w:type="dxa"/>
+            <w:tcW w:w="1171" w:type="dxa"/>
             <w:tcBorders>
               <w:top w:val="single" w:sz="4" w:space="0" w:color="000000"/>
               <w:left w:val="single" w:sz="4" w:space="0" w:color="000000"/>
@@ -14658,7 +14658,7 @@
         </w:tc>
         <w:tc>
           <w:tcPr>
-            <w:tcW w:w="3060" w:type="dxa"/>
+            <w:tcW w:w="3059" w:type="dxa"/>
             <w:tcBorders>
               <w:top w:val="single" w:sz="4" w:space="0" w:color="000000"/>
               <w:left w:val="single" w:sz="4" w:space="0" w:color="000000"/>
@@ -14688,7 +14688,7 @@
         </w:tc>
         <w:tc>
           <w:tcPr>
-            <w:tcW w:w="1171" w:type="dxa"/>
+            <w:tcW w:w="1172" w:type="dxa"/>
             <w:tcBorders>
               <w:top w:val="single" w:sz="4" w:space="0" w:color="000000"/>
               <w:left w:val="single" w:sz="4" w:space="0" w:color="000000"/>
@@ -14723,7 +14723,7 @@
         </w:trPr>
         <w:tc>
           <w:tcPr>
-            <w:tcW w:w="1598" w:type="dxa"/>
+            <w:tcW w:w="1597" w:type="dxa"/>
             <w:tcBorders>
               <w:top w:val="single" w:sz="4" w:space="0" w:color="000000"/>
               <w:left w:val="single" w:sz="4" w:space="0" w:color="000000"/>
@@ -14753,7 +14753,7 @@
         </w:tc>
         <w:tc>
           <w:tcPr>
-            <w:tcW w:w="954" w:type="dxa"/>
+            <w:tcW w:w="955" w:type="dxa"/>
             <w:tcBorders>
               <w:top w:val="single" w:sz="4" w:space="0" w:color="000000"/>
               <w:left w:val="single" w:sz="4" w:space="0" w:color="000000"/>
@@ -14783,7 +14783,7 @@
         </w:tc>
         <w:tc>
           <w:tcPr>
-            <w:tcW w:w="1709" w:type="dxa"/>
+            <w:tcW w:w="1708" w:type="dxa"/>
             <w:tcBorders>
               <w:top w:val="single" w:sz="4" w:space="0" w:color="000000"/>
               <w:left w:val="single" w:sz="4" w:space="0" w:color="000000"/>
@@ -14813,7 +14813,7 @@
         </w:tc>
         <w:tc>
           <w:tcPr>
-            <w:tcW w:w="1170" w:type="dxa"/>
+            <w:tcW w:w="1171" w:type="dxa"/>
             <w:tcBorders>
               <w:top w:val="single" w:sz="4" w:space="0" w:color="000000"/>
               <w:left w:val="single" w:sz="4" w:space="0" w:color="000000"/>
@@ -14873,7 +14873,7 @@
         </w:tc>
         <w:tc>
           <w:tcPr>
-            <w:tcW w:w="3060" w:type="dxa"/>
+            <w:tcW w:w="3059" w:type="dxa"/>
             <w:tcBorders>
               <w:top w:val="single" w:sz="4" w:space="0" w:color="000000"/>
               <w:left w:val="single" w:sz="4" w:space="0" w:color="000000"/>
@@ -14903,7 +14903,7 @@
         </w:tc>
         <w:tc>
           <w:tcPr>
-            <w:tcW w:w="1171" w:type="dxa"/>
+            <w:tcW w:w="1172" w:type="dxa"/>
             <w:tcBorders>
               <w:top w:val="single" w:sz="4" w:space="0" w:color="000000"/>
               <w:left w:val="single" w:sz="4" w:space="0" w:color="000000"/>
@@ -14938,7 +14938,7 @@
         </w:trPr>
         <w:tc>
           <w:tcPr>
-            <w:tcW w:w="1598" w:type="dxa"/>
+            <w:tcW w:w="1597" w:type="dxa"/>
             <w:tcBorders>
               <w:top w:val="single" w:sz="4" w:space="0" w:color="000000"/>
               <w:left w:val="single" w:sz="4" w:space="0" w:color="000000"/>
@@ -14968,7 +14968,7 @@
         </w:tc>
         <w:tc>
           <w:tcPr>
-            <w:tcW w:w="954" w:type="dxa"/>
+            <w:tcW w:w="955" w:type="dxa"/>
             <w:tcBorders>
               <w:top w:val="single" w:sz="4" w:space="0" w:color="000000"/>
               <w:left w:val="single" w:sz="4" w:space="0" w:color="000000"/>
@@ -14998,7 +14998,7 @@
         </w:tc>
         <w:tc>
           <w:tcPr>
-            <w:tcW w:w="1709" w:type="dxa"/>
+            <w:tcW w:w="1708" w:type="dxa"/>
             <w:tcBorders>
               <w:top w:val="single" w:sz="4" w:space="0" w:color="000000"/>
               <w:left w:val="single" w:sz="4" w:space="0" w:color="000000"/>
@@ -15028,7 +15028,7 @@
         </w:tc>
         <w:tc>
           <w:tcPr>
-            <w:tcW w:w="1170" w:type="dxa"/>
+            <w:tcW w:w="1171" w:type="dxa"/>
             <w:tcBorders>
               <w:top w:val="single" w:sz="4" w:space="0" w:color="000000"/>
               <w:left w:val="single" w:sz="4" w:space="0" w:color="000000"/>
@@ -15088,7 +15088,7 @@
         </w:tc>
         <w:tc>
           <w:tcPr>
-            <w:tcW w:w="3060" w:type="dxa"/>
+            <w:tcW w:w="3059" w:type="dxa"/>
             <w:tcBorders>
               <w:top w:val="single" w:sz="4" w:space="0" w:color="000000"/>
               <w:left w:val="single" w:sz="4" w:space="0" w:color="000000"/>
@@ -15118,7 +15118,7 @@
         </w:tc>
         <w:tc>
           <w:tcPr>
-            <w:tcW w:w="1171" w:type="dxa"/>
+            <w:tcW w:w="1172" w:type="dxa"/>
             <w:tcBorders>
               <w:top w:val="single" w:sz="4" w:space="0" w:color="000000"/>
               <w:left w:val="single" w:sz="4" w:space="0" w:color="000000"/>
@@ -15153,7 +15153,7 @@
         </w:trPr>
         <w:tc>
           <w:tcPr>
-            <w:tcW w:w="1598" w:type="dxa"/>
+            <w:tcW w:w="1597" w:type="dxa"/>
             <w:tcBorders>
               <w:top w:val="single" w:sz="4" w:space="0" w:color="000000"/>
               <w:left w:val="single" w:sz="4" w:space="0" w:color="000000"/>
@@ -15183,7 +15183,7 @@
         </w:tc>
         <w:tc>
           <w:tcPr>
-            <w:tcW w:w="954" w:type="dxa"/>
+            <w:tcW w:w="955" w:type="dxa"/>
             <w:tcBorders>
               <w:top w:val="single" w:sz="4" w:space="0" w:color="000000"/>
               <w:left w:val="single" w:sz="4" w:space="0" w:color="000000"/>
@@ -15213,7 +15213,7 @@
         </w:tc>
         <w:tc>
           <w:tcPr>
-            <w:tcW w:w="1709" w:type="dxa"/>
+            <w:tcW w:w="1708" w:type="dxa"/>
             <w:tcBorders>
               <w:top w:val="single" w:sz="4" w:space="0" w:color="000000"/>
               <w:left w:val="single" w:sz="4" w:space="0" w:color="000000"/>
@@ -15243,7 +15243,7 @@
         </w:tc>
         <w:tc>
           <w:tcPr>
-            <w:tcW w:w="1170" w:type="dxa"/>
+            <w:tcW w:w="1171" w:type="dxa"/>
             <w:tcBorders>
               <w:top w:val="single" w:sz="4" w:space="0" w:color="000000"/>
               <w:left w:val="single" w:sz="4" w:space="0" w:color="000000"/>
@@ -15303,7 +15303,7 @@
         </w:tc>
         <w:tc>
           <w:tcPr>
-            <w:tcW w:w="3060" w:type="dxa"/>
+            <w:tcW w:w="3059" w:type="dxa"/>
             <w:tcBorders>
               <w:top w:val="single" w:sz="4" w:space="0" w:color="000000"/>
               <w:left w:val="single" w:sz="4" w:space="0" w:color="000000"/>
@@ -15333,7 +15333,7 @@
         </w:tc>
         <w:tc>
           <w:tcPr>
-            <w:tcW w:w="1171" w:type="dxa"/>
+            <w:tcW w:w="1172" w:type="dxa"/>
             <w:tcBorders>
               <w:top w:val="single" w:sz="4" w:space="0" w:color="000000"/>
               <w:left w:val="single" w:sz="4" w:space="0" w:color="000000"/>
@@ -15368,7 +15368,7 @@
         </w:trPr>
         <w:tc>
           <w:tcPr>
-            <w:tcW w:w="1598" w:type="dxa"/>
+            <w:tcW w:w="1597" w:type="dxa"/>
             <w:tcBorders>
               <w:top w:val="single" w:sz="4" w:space="0" w:color="000000"/>
               <w:left w:val="single" w:sz="4" w:space="0" w:color="000000"/>
@@ -15398,7 +15398,7 @@
         </w:tc>
         <w:tc>
           <w:tcPr>
-            <w:tcW w:w="954" w:type="dxa"/>
+            <w:tcW w:w="955" w:type="dxa"/>
             <w:tcBorders>
               <w:top w:val="single" w:sz="4" w:space="0" w:color="000000"/>
               <w:left w:val="single" w:sz="4" w:space="0" w:color="000000"/>
@@ -15428,7 +15428,7 @@
         </w:tc>
         <w:tc>
           <w:tcPr>
-            <w:tcW w:w="1709" w:type="dxa"/>
+            <w:tcW w:w="1708" w:type="dxa"/>
             <w:tcBorders>
               <w:top w:val="single" w:sz="4" w:space="0" w:color="000000"/>
               <w:left w:val="single" w:sz="4" w:space="0" w:color="000000"/>
@@ -15458,7 +15458,7 @@
         </w:tc>
         <w:tc>
           <w:tcPr>
-            <w:tcW w:w="1170" w:type="dxa"/>
+            <w:tcW w:w="1171" w:type="dxa"/>
             <w:tcBorders>
               <w:top w:val="single" w:sz="4" w:space="0" w:color="000000"/>
               <w:left w:val="single" w:sz="4" w:space="0" w:color="000000"/>
@@ -15518,7 +15518,7 @@
         </w:tc>
         <w:tc>
           <w:tcPr>
-            <w:tcW w:w="3060" w:type="dxa"/>
+            <w:tcW w:w="3059" w:type="dxa"/>
             <w:tcBorders>
               <w:top w:val="single" w:sz="4" w:space="0" w:color="000000"/>
               <w:left w:val="single" w:sz="4" w:space="0" w:color="000000"/>
@@ -15548,7 +15548,7 @@
         </w:tc>
         <w:tc>
           <w:tcPr>
-            <w:tcW w:w="1171" w:type="dxa"/>
+            <w:tcW w:w="1172" w:type="dxa"/>
             <w:tcBorders>
               <w:top w:val="single" w:sz="4" w:space="0" w:color="000000"/>
               <w:left w:val="single" w:sz="4" w:space="0" w:color="000000"/>
@@ -15583,7 +15583,7 @@
         </w:trPr>
         <w:tc>
           <w:tcPr>
-            <w:tcW w:w="1598" w:type="dxa"/>
+            <w:tcW w:w="1597" w:type="dxa"/>
             <w:tcBorders>
               <w:top w:val="single" w:sz="4" w:space="0" w:color="000000"/>
               <w:left w:val="single" w:sz="4" w:space="0" w:color="000000"/>
@@ -15613,7 +15613,7 @@
         </w:tc>
         <w:tc>
           <w:tcPr>
-            <w:tcW w:w="954" w:type="dxa"/>
+            <w:tcW w:w="955" w:type="dxa"/>
             <w:tcBorders>
               <w:top w:val="single" w:sz="4" w:space="0" w:color="000000"/>
               <w:left w:val="single" w:sz="4" w:space="0" w:color="000000"/>
@@ -15643,7 +15643,7 @@
         </w:tc>
         <w:tc>
           <w:tcPr>
-            <w:tcW w:w="1709" w:type="dxa"/>
+            <w:tcW w:w="1708" w:type="dxa"/>
             <w:tcBorders>
               <w:top w:val="single" w:sz="4" w:space="0" w:color="000000"/>
               <w:left w:val="single" w:sz="4" w:space="0" w:color="000000"/>
@@ -15673,7 +15673,7 @@
         </w:tc>
         <w:tc>
           <w:tcPr>
-            <w:tcW w:w="1170" w:type="dxa"/>
+            <w:tcW w:w="1171" w:type="dxa"/>
             <w:tcBorders>
               <w:top w:val="single" w:sz="4" w:space="0" w:color="000000"/>
               <w:left w:val="single" w:sz="4" w:space="0" w:color="000000"/>
@@ -15733,7 +15733,7 @@
         </w:tc>
         <w:tc>
           <w:tcPr>
-            <w:tcW w:w="3060" w:type="dxa"/>
+            <w:tcW w:w="3059" w:type="dxa"/>
             <w:tcBorders>
               <w:top w:val="single" w:sz="4" w:space="0" w:color="000000"/>
               <w:left w:val="single" w:sz="4" w:space="0" w:color="000000"/>
@@ -15763,7 +15763,7 @@
         </w:tc>
         <w:tc>
           <w:tcPr>
-            <w:tcW w:w="1171" w:type="dxa"/>
+            <w:tcW w:w="1172" w:type="dxa"/>
             <w:tcBorders>
               <w:top w:val="single" w:sz="4" w:space="0" w:color="000000"/>
               <w:left w:val="single" w:sz="4" w:space="0" w:color="000000"/>
@@ -15798,7 +15798,7 @@
         </w:trPr>
         <w:tc>
           <w:tcPr>
-            <w:tcW w:w="1598" w:type="dxa"/>
+            <w:tcW w:w="1597" w:type="dxa"/>
             <w:tcBorders>
               <w:top w:val="single" w:sz="4" w:space="0" w:color="000000"/>
               <w:left w:val="single" w:sz="4" w:space="0" w:color="000000"/>
@@ -15828,7 +15828,7 @@
         </w:tc>
         <w:tc>
           <w:tcPr>
-            <w:tcW w:w="954" w:type="dxa"/>
+            <w:tcW w:w="955" w:type="dxa"/>
             <w:tcBorders>
               <w:top w:val="single" w:sz="4" w:space="0" w:color="000000"/>
               <w:left w:val="single" w:sz="4" w:space="0" w:color="000000"/>
@@ -15858,7 +15858,7 @@
         </w:tc>
         <w:tc>
           <w:tcPr>
-            <w:tcW w:w="1709" w:type="dxa"/>
+            <w:tcW w:w="1708" w:type="dxa"/>
             <w:tcBorders>
               <w:top w:val="single" w:sz="4" w:space="0" w:color="000000"/>
               <w:left w:val="single" w:sz="4" w:space="0" w:color="000000"/>
@@ -15888,7 +15888,7 @@
         </w:tc>
         <w:tc>
           <w:tcPr>
-            <w:tcW w:w="1170" w:type="dxa"/>
+            <w:tcW w:w="1171" w:type="dxa"/>
             <w:tcBorders>
               <w:top w:val="single" w:sz="4" w:space="0" w:color="000000"/>
               <w:left w:val="single" w:sz="4" w:space="0" w:color="000000"/>
@@ -15948,7 +15948,7 @@
         </w:tc>
         <w:tc>
           <w:tcPr>
-            <w:tcW w:w="3060" w:type="dxa"/>
+            <w:tcW w:w="3059" w:type="dxa"/>
             <w:tcBorders>
               <w:top w:val="single" w:sz="4" w:space="0" w:color="000000"/>
               <w:left w:val="single" w:sz="4" w:space="0" w:color="000000"/>
@@ -15978,7 +15978,7 @@
         </w:tc>
         <w:tc>
           <w:tcPr>
-            <w:tcW w:w="1171" w:type="dxa"/>
+            <w:tcW w:w="1172" w:type="dxa"/>
             <w:tcBorders>
               <w:top w:val="single" w:sz="4" w:space="0" w:color="000000"/>
               <w:left w:val="single" w:sz="4" w:space="0" w:color="000000"/>
@@ -16013,7 +16013,7 @@
         </w:trPr>
         <w:tc>
           <w:tcPr>
-            <w:tcW w:w="1598" w:type="dxa"/>
+            <w:tcW w:w="1597" w:type="dxa"/>
             <w:tcBorders>
               <w:top w:val="single" w:sz="4" w:space="0" w:color="000000"/>
               <w:left w:val="single" w:sz="4" w:space="0" w:color="000000"/>
@@ -16043,7 +16043,7 @@
         </w:tc>
         <w:tc>
           <w:tcPr>
-            <w:tcW w:w="954" w:type="dxa"/>
+            <w:tcW w:w="955" w:type="dxa"/>
             <w:tcBorders>
               <w:top w:val="single" w:sz="4" w:space="0" w:color="000000"/>
               <w:left w:val="single" w:sz="4" w:space="0" w:color="000000"/>
@@ -16073,7 +16073,7 @@
         </w:tc>
         <w:tc>
           <w:tcPr>
-            <w:tcW w:w="1709" w:type="dxa"/>
+            <w:tcW w:w="1708" w:type="dxa"/>
             <w:tcBorders>
               <w:top w:val="single" w:sz="4" w:space="0" w:color="000000"/>
               <w:left w:val="single" w:sz="4" w:space="0" w:color="000000"/>
@@ -16103,7 +16103,7 @@
         </w:tc>
         <w:tc>
           <w:tcPr>
-            <w:tcW w:w="1170" w:type="dxa"/>
+            <w:tcW w:w="1171" w:type="dxa"/>
             <w:tcBorders>
               <w:top w:val="single" w:sz="4" w:space="0" w:color="000000"/>
               <w:left w:val="single" w:sz="4" w:space="0" w:color="000000"/>
@@ -16163,7 +16163,7 @@
         </w:tc>
         <w:tc>
           <w:tcPr>
-            <w:tcW w:w="3060" w:type="dxa"/>
+            <w:tcW w:w="3059" w:type="dxa"/>
             <w:tcBorders>
               <w:top w:val="single" w:sz="4" w:space="0" w:color="000000"/>
               <w:left w:val="single" w:sz="4" w:space="0" w:color="000000"/>
@@ -16193,7 +16193,7 @@
         </w:tc>
         <w:tc>
           <w:tcPr>
-            <w:tcW w:w="1171" w:type="dxa"/>
+            <w:tcW w:w="1172" w:type="dxa"/>
             <w:tcBorders>
               <w:top w:val="single" w:sz="4" w:space="0" w:color="000000"/>
               <w:left w:val="single" w:sz="4" w:space="0" w:color="000000"/>
@@ -16228,7 +16228,7 @@
         </w:trPr>
         <w:tc>
           <w:tcPr>
-            <w:tcW w:w="1598" w:type="dxa"/>
+            <w:tcW w:w="1597" w:type="dxa"/>
             <w:tcBorders>
               <w:top w:val="single" w:sz="4" w:space="0" w:color="000000"/>
               <w:left w:val="single" w:sz="4" w:space="0" w:color="000000"/>
@@ -16258,7 +16258,7 @@
         </w:tc>
         <w:tc>
           <w:tcPr>
-            <w:tcW w:w="954" w:type="dxa"/>
+            <w:tcW w:w="955" w:type="dxa"/>
             <w:tcBorders>
               <w:top w:val="single" w:sz="4" w:space="0" w:color="000000"/>
               <w:left w:val="single" w:sz="4" w:space="0" w:color="000000"/>
@@ -16288,7 +16288,7 @@
         </w:tc>
         <w:tc>
           <w:tcPr>
-            <w:tcW w:w="1709" w:type="dxa"/>
+            <w:tcW w:w="1708" w:type="dxa"/>
             <w:tcBorders>
               <w:top w:val="single" w:sz="4" w:space="0" w:color="000000"/>
               <w:left w:val="single" w:sz="4" w:space="0" w:color="000000"/>
@@ -16318,7 +16318,7 @@
         </w:tc>
         <w:tc>
           <w:tcPr>
-            <w:tcW w:w="1170" w:type="dxa"/>
+            <w:tcW w:w="1171" w:type="dxa"/>
             <w:tcBorders>
               <w:top w:val="single" w:sz="4" w:space="0" w:color="000000"/>
               <w:left w:val="single" w:sz="4" w:space="0" w:color="000000"/>
@@ -16378,7 +16378,7 @@
         </w:tc>
         <w:tc>
           <w:tcPr>
-            <w:tcW w:w="3060" w:type="dxa"/>
+            <w:tcW w:w="3059" w:type="dxa"/>
             <w:tcBorders>
               <w:top w:val="single" w:sz="4" w:space="0" w:color="000000"/>
               <w:left w:val="single" w:sz="4" w:space="0" w:color="000000"/>
@@ -16408,7 +16408,7 @@
         </w:tc>
         <w:tc>
           <w:tcPr>
-            <w:tcW w:w="1171" w:type="dxa"/>
+            <w:tcW w:w="1172" w:type="dxa"/>
             <w:tcBorders>
               <w:top w:val="single" w:sz="4" w:space="0" w:color="000000"/>
               <w:left w:val="single" w:sz="4" w:space="0" w:color="000000"/>
@@ -16443,7 +16443,7 @@
         </w:trPr>
         <w:tc>
           <w:tcPr>
-            <w:tcW w:w="1598" w:type="dxa"/>
+            <w:tcW w:w="1597" w:type="dxa"/>
             <w:tcBorders>
               <w:top w:val="single" w:sz="4" w:space="0" w:color="000000"/>
               <w:left w:val="single" w:sz="4" w:space="0" w:color="000000"/>
@@ -16473,7 +16473,7 @@
         </w:tc>
         <w:tc>
           <w:tcPr>
-            <w:tcW w:w="954" w:type="dxa"/>
+            <w:tcW w:w="955" w:type="dxa"/>
             <w:tcBorders>
               <w:top w:val="single" w:sz="4" w:space="0" w:color="000000"/>
               <w:left w:val="single" w:sz="4" w:space="0" w:color="000000"/>
@@ -16503,7 +16503,7 @@
         </w:tc>
         <w:tc>
           <w:tcPr>
-            <w:tcW w:w="1709" w:type="dxa"/>
+            <w:tcW w:w="1708" w:type="dxa"/>
             <w:tcBorders>
               <w:top w:val="single" w:sz="4" w:space="0" w:color="000000"/>
               <w:left w:val="single" w:sz="4" w:space="0" w:color="000000"/>
@@ -16533,7 +16533,7 @@
         </w:tc>
         <w:tc>
           <w:tcPr>
-            <w:tcW w:w="1170" w:type="dxa"/>
+            <w:tcW w:w="1171" w:type="dxa"/>
             <w:tcBorders>
               <w:top w:val="single" w:sz="4" w:space="0" w:color="000000"/>
               <w:left w:val="single" w:sz="4" w:space="0" w:color="000000"/>
@@ -16593,7 +16593,7 @@
         </w:tc>
         <w:tc>
           <w:tcPr>
-            <w:tcW w:w="3060" w:type="dxa"/>
+            <w:tcW w:w="3059" w:type="dxa"/>
             <w:tcBorders>
               <w:top w:val="single" w:sz="4" w:space="0" w:color="000000"/>
               <w:left w:val="single" w:sz="4" w:space="0" w:color="000000"/>
@@ -16623,7 +16623,7 @@
         </w:tc>
         <w:tc>
           <w:tcPr>
-            <w:tcW w:w="1171" w:type="dxa"/>
+            <w:tcW w:w="1172" w:type="dxa"/>
             <w:tcBorders>
               <w:top w:val="single" w:sz="4" w:space="0" w:color="000000"/>
               <w:left w:val="single" w:sz="4" w:space="0" w:color="000000"/>
@@ -16658,7 +16658,7 @@
         </w:trPr>
         <w:tc>
           <w:tcPr>
-            <w:tcW w:w="1598" w:type="dxa"/>
+            <w:tcW w:w="1597" w:type="dxa"/>
             <w:tcBorders>
               <w:top w:val="single" w:sz="4" w:space="0" w:color="000000"/>
               <w:left w:val="single" w:sz="4" w:space="0" w:color="000000"/>
@@ -16688,7 +16688,7 @@
         </w:tc>
         <w:tc>
           <w:tcPr>
-            <w:tcW w:w="954" w:type="dxa"/>
+            <w:tcW w:w="955" w:type="dxa"/>
             <w:tcBorders>
               <w:top w:val="single" w:sz="4" w:space="0" w:color="000000"/>
               <w:left w:val="single" w:sz="4" w:space="0" w:color="000000"/>
@@ -16718,7 +16718,7 @@
         </w:tc>
         <w:tc>
           <w:tcPr>
-            <w:tcW w:w="1709" w:type="dxa"/>
+            <w:tcW w:w="1708" w:type="dxa"/>
             <w:tcBorders>
               <w:top w:val="single" w:sz="4" w:space="0" w:color="000000"/>
               <w:left w:val="single" w:sz="4" w:space="0" w:color="000000"/>
@@ -16748,7 +16748,7 @@
         </w:tc>
         <w:tc>
           <w:tcPr>
-            <w:tcW w:w="1170" w:type="dxa"/>
+            <w:tcW w:w="1171" w:type="dxa"/>
             <w:tcBorders>
               <w:top w:val="single" w:sz="4" w:space="0" w:color="000000"/>
               <w:left w:val="single" w:sz="4" w:space="0" w:color="000000"/>
@@ -16808,7 +16808,7 @@
         </w:tc>
         <w:tc>
           <w:tcPr>
-            <w:tcW w:w="3060" w:type="dxa"/>
+            <w:tcW w:w="3059" w:type="dxa"/>
             <w:tcBorders>
               <w:top w:val="single" w:sz="4" w:space="0" w:color="000000"/>
               <w:left w:val="single" w:sz="4" w:space="0" w:color="000000"/>
@@ -16838,7 +16838,7 @@
         </w:tc>
         <w:tc>
           <w:tcPr>
-            <w:tcW w:w="1171" w:type="dxa"/>
+            <w:tcW w:w="1172" w:type="dxa"/>
             <w:tcBorders>
               <w:top w:val="single" w:sz="4" w:space="0" w:color="000000"/>
               <w:left w:val="single" w:sz="4" w:space="0" w:color="000000"/>
@@ -16873,7 +16873,7 @@
         </w:trPr>
         <w:tc>
           <w:tcPr>
-            <w:tcW w:w="1598" w:type="dxa"/>
+            <w:tcW w:w="1597" w:type="dxa"/>
             <w:tcBorders>
               <w:top w:val="single" w:sz="4" w:space="0" w:color="000000"/>
               <w:left w:val="single" w:sz="4" w:space="0" w:color="000000"/>
@@ -16903,7 +16903,7 @@
         </w:tc>
         <w:tc>
           <w:tcPr>
-            <w:tcW w:w="954" w:type="dxa"/>
+            <w:tcW w:w="955" w:type="dxa"/>
             <w:tcBorders>
               <w:top w:val="single" w:sz="4" w:space="0" w:color="000000"/>
               <w:left w:val="single" w:sz="4" w:space="0" w:color="000000"/>
@@ -16933,7 +16933,7 @@
         </w:tc>
         <w:tc>
           <w:tcPr>
-            <w:tcW w:w="1709" w:type="dxa"/>
+            <w:tcW w:w="1708" w:type="dxa"/>
             <w:tcBorders>
               <w:top w:val="single" w:sz="4" w:space="0" w:color="000000"/>
               <w:left w:val="single" w:sz="4" w:space="0" w:color="000000"/>
@@ -16963,7 +16963,7 @@
         </w:tc>
         <w:tc>
           <w:tcPr>
-            <w:tcW w:w="1170" w:type="dxa"/>
+            <w:tcW w:w="1171" w:type="dxa"/>
             <w:tcBorders>
               <w:top w:val="single" w:sz="4" w:space="0" w:color="000000"/>
               <w:left w:val="single" w:sz="4" w:space="0" w:color="000000"/>
@@ -17023,7 +17023,7 @@
         </w:tc>
         <w:tc>
           <w:tcPr>
-            <w:tcW w:w="3060" w:type="dxa"/>
+            <w:tcW w:w="3059" w:type="dxa"/>
             <w:tcBorders>
               <w:top w:val="single" w:sz="4" w:space="0" w:color="000000"/>
               <w:left w:val="single" w:sz="4" w:space="0" w:color="000000"/>
@@ -17053,7 +17053,7 @@
         </w:tc>
         <w:tc>
           <w:tcPr>
-            <w:tcW w:w="1171" w:type="dxa"/>
+            <w:tcW w:w="1172" w:type="dxa"/>
             <w:tcBorders>
               <w:top w:val="single" w:sz="4" w:space="0" w:color="000000"/>
               <w:left w:val="single" w:sz="4" w:space="0" w:color="000000"/>
@@ -17088,7 +17088,7 @@
         </w:trPr>
         <w:tc>
           <w:tcPr>
-            <w:tcW w:w="1598" w:type="dxa"/>
+            <w:tcW w:w="1597" w:type="dxa"/>
             <w:tcBorders>
               <w:top w:val="single" w:sz="4" w:space="0" w:color="000000"/>
               <w:left w:val="single" w:sz="4" w:space="0" w:color="000000"/>
@@ -17118,7 +17118,7 @@
         </w:tc>
         <w:tc>
           <w:tcPr>
-            <w:tcW w:w="954" w:type="dxa"/>
+            <w:tcW w:w="955" w:type="dxa"/>
             <w:tcBorders>
               <w:top w:val="single" w:sz="4" w:space="0" w:color="000000"/>
               <w:left w:val="single" w:sz="4" w:space="0" w:color="000000"/>
@@ -17148,7 +17148,7 @@
         </w:tc>
         <w:tc>
           <w:tcPr>
-            <w:tcW w:w="1709" w:type="dxa"/>
+            <w:tcW w:w="1708" w:type="dxa"/>
             <w:tcBorders>
               <w:top w:val="single" w:sz="4" w:space="0" w:color="000000"/>
               <w:left w:val="single" w:sz="4" w:space="0" w:color="000000"/>
@@ -17178,7 +17178,7 @@
         </w:tc>
         <w:tc>
           <w:tcPr>
-            <w:tcW w:w="1170" w:type="dxa"/>
+            <w:tcW w:w="1171" w:type="dxa"/>
             <w:tcBorders>
               <w:top w:val="single" w:sz="4" w:space="0" w:color="000000"/>
               <w:left w:val="single" w:sz="4" w:space="0" w:color="000000"/>
@@ -17238,7 +17238,7 @@
         </w:tc>
         <w:tc>
           <w:tcPr>
-            <w:tcW w:w="3060" w:type="dxa"/>
+            <w:tcW w:w="3059" w:type="dxa"/>
             <w:tcBorders>
               <w:top w:val="single" w:sz="4" w:space="0" w:color="000000"/>
               <w:left w:val="single" w:sz="4" w:space="0" w:color="000000"/>
@@ -17268,7 +17268,7 @@
         </w:tc>
         <w:tc>
           <w:tcPr>
-            <w:tcW w:w="1171" w:type="dxa"/>
+            <w:tcW w:w="1172" w:type="dxa"/>
             <w:tcBorders>
               <w:top w:val="single" w:sz="4" w:space="0" w:color="000000"/>
               <w:left w:val="single" w:sz="4" w:space="0" w:color="000000"/>
@@ -17303,7 +17303,7 @@
         </w:trPr>
         <w:tc>
           <w:tcPr>
-            <w:tcW w:w="1598" w:type="dxa"/>
+            <w:tcW w:w="1597" w:type="dxa"/>
             <w:tcBorders>
               <w:top w:val="single" w:sz="4" w:space="0" w:color="000000"/>
               <w:left w:val="single" w:sz="4" w:space="0" w:color="000000"/>
@@ -17333,7 +17333,7 @@
         </w:tc>
         <w:tc>
           <w:tcPr>
-            <w:tcW w:w="954" w:type="dxa"/>
+            <w:tcW w:w="955" w:type="dxa"/>
             <w:tcBorders>
               <w:top w:val="single" w:sz="4" w:space="0" w:color="000000"/>
               <w:left w:val="single" w:sz="4" w:space="0" w:color="000000"/>
@@ -17363,7 +17363,7 @@
         </w:tc>
         <w:tc>
           <w:tcPr>
-            <w:tcW w:w="1709" w:type="dxa"/>
+            <w:tcW w:w="1708" w:type="dxa"/>
             <w:tcBorders>
               <w:top w:val="single" w:sz="4" w:space="0" w:color="000000"/>
               <w:left w:val="single" w:sz="4" w:space="0" w:color="000000"/>
@@ -17393,7 +17393,7 @@
         </w:tc>
         <w:tc>
           <w:tcPr>
-            <w:tcW w:w="1170" w:type="dxa"/>
+            <w:tcW w:w="1171" w:type="dxa"/>
             <w:tcBorders>
               <w:top w:val="single" w:sz="4" w:space="0" w:color="000000"/>
               <w:left w:val="single" w:sz="4" w:space="0" w:color="000000"/>
@@ -17447,13 +17447,13 @@
                 <w:sz w:val="22"/>
                 <w:szCs w:val="22"/>
               </w:rPr>
-              <w:t>uM</w:t>
-            </w:r>
-          </w:p>
-        </w:tc>
-        <w:tc>
-          <w:tcPr>
-            <w:tcW w:w="3060" w:type="dxa"/>
+              <w:t>1/min</w:t>
+            </w:r>
+          </w:p>
+        </w:tc>
+        <w:tc>
+          <w:tcPr>
+            <w:tcW w:w="3059" w:type="dxa"/>
             <w:tcBorders>
               <w:top w:val="single" w:sz="4" w:space="0" w:color="000000"/>
               <w:left w:val="single" w:sz="4" w:space="0" w:color="000000"/>
@@ -17483,7 +17483,7 @@
         </w:tc>
         <w:tc>
           <w:tcPr>
-            <w:tcW w:w="1171" w:type="dxa"/>
+            <w:tcW w:w="1172" w:type="dxa"/>
             <w:tcBorders>
               <w:top w:val="single" w:sz="4" w:space="0" w:color="000000"/>
               <w:left w:val="single" w:sz="4" w:space="0" w:color="000000"/>
@@ -17518,7 +17518,7 @@
         </w:trPr>
         <w:tc>
           <w:tcPr>
-            <w:tcW w:w="1598" w:type="dxa"/>
+            <w:tcW w:w="1597" w:type="dxa"/>
             <w:tcBorders>
               <w:top w:val="single" w:sz="4" w:space="0" w:color="000000"/>
               <w:left w:val="single" w:sz="4" w:space="0" w:color="000000"/>
@@ -17548,7 +17548,7 @@
         </w:tc>
         <w:tc>
           <w:tcPr>
-            <w:tcW w:w="954" w:type="dxa"/>
+            <w:tcW w:w="955" w:type="dxa"/>
             <w:tcBorders>
               <w:top w:val="single" w:sz="4" w:space="0" w:color="000000"/>
               <w:left w:val="single" w:sz="4" w:space="0" w:color="000000"/>
@@ -17578,7 +17578,7 @@
         </w:tc>
         <w:tc>
           <w:tcPr>
-            <w:tcW w:w="1709" w:type="dxa"/>
+            <w:tcW w:w="1708" w:type="dxa"/>
             <w:tcBorders>
               <w:top w:val="single" w:sz="4" w:space="0" w:color="000000"/>
               <w:left w:val="single" w:sz="4" w:space="0" w:color="000000"/>
@@ -17608,7 +17608,7 @@
         </w:tc>
         <w:tc>
           <w:tcPr>
-            <w:tcW w:w="1170" w:type="dxa"/>
+            <w:tcW w:w="1171" w:type="dxa"/>
             <w:tcBorders>
               <w:top w:val="single" w:sz="4" w:space="0" w:color="000000"/>
               <w:left w:val="single" w:sz="4" w:space="0" w:color="000000"/>
@@ -17668,7 +17668,7 @@
         </w:tc>
         <w:tc>
           <w:tcPr>
-            <w:tcW w:w="3060" w:type="dxa"/>
+            <w:tcW w:w="3059" w:type="dxa"/>
             <w:tcBorders>
               <w:top w:val="single" w:sz="4" w:space="0" w:color="000000"/>
               <w:left w:val="single" w:sz="4" w:space="0" w:color="000000"/>
@@ -17697,7 +17697,7 @@
         </w:tc>
         <w:tc>
           <w:tcPr>
-            <w:tcW w:w="1171" w:type="dxa"/>
+            <w:tcW w:w="1172" w:type="dxa"/>
             <w:tcBorders>
               <w:top w:val="single" w:sz="4" w:space="0" w:color="000000"/>
               <w:left w:val="single" w:sz="4" w:space="0" w:color="000000"/>
@@ -17732,7 +17732,7 @@
         </w:trPr>
         <w:tc>
           <w:tcPr>
-            <w:tcW w:w="1598" w:type="dxa"/>
+            <w:tcW w:w="1597" w:type="dxa"/>
             <w:tcBorders>
               <w:top w:val="single" w:sz="4" w:space="0" w:color="000000"/>
               <w:left w:val="single" w:sz="4" w:space="0" w:color="000000"/>
@@ -17762,7 +17762,7 @@
         </w:tc>
         <w:tc>
           <w:tcPr>
-            <w:tcW w:w="954" w:type="dxa"/>
+            <w:tcW w:w="955" w:type="dxa"/>
             <w:tcBorders>
               <w:top w:val="single" w:sz="4" w:space="0" w:color="000000"/>
               <w:left w:val="single" w:sz="4" w:space="0" w:color="000000"/>
@@ -17792,7 +17792,7 @@
         </w:tc>
         <w:tc>
           <w:tcPr>
-            <w:tcW w:w="1709" w:type="dxa"/>
+            <w:tcW w:w="1708" w:type="dxa"/>
             <w:tcBorders>
               <w:top w:val="single" w:sz="4" w:space="0" w:color="000000"/>
               <w:left w:val="single" w:sz="4" w:space="0" w:color="000000"/>
@@ -17822,7 +17822,7 @@
         </w:tc>
         <w:tc>
           <w:tcPr>
-            <w:tcW w:w="1170" w:type="dxa"/>
+            <w:tcW w:w="1171" w:type="dxa"/>
             <w:tcBorders>
               <w:top w:val="single" w:sz="4" w:space="0" w:color="000000"/>
               <w:left w:val="single" w:sz="4" w:space="0" w:color="000000"/>
@@ -17882,7 +17882,7 @@
         </w:tc>
         <w:tc>
           <w:tcPr>
-            <w:tcW w:w="3060" w:type="dxa"/>
+            <w:tcW w:w="3059" w:type="dxa"/>
             <w:tcBorders>
               <w:top w:val="single" w:sz="4" w:space="0" w:color="000000"/>
               <w:left w:val="single" w:sz="4" w:space="0" w:color="000000"/>
@@ -17911,7 +17911,7 @@
         </w:tc>
         <w:tc>
           <w:tcPr>
-            <w:tcW w:w="1171" w:type="dxa"/>
+            <w:tcW w:w="1172" w:type="dxa"/>
             <w:tcBorders>
               <w:top w:val="single" w:sz="4" w:space="0" w:color="000000"/>
               <w:left w:val="single" w:sz="4" w:space="0" w:color="000000"/>
@@ -17946,7 +17946,7 @@
         </w:trPr>
         <w:tc>
           <w:tcPr>
-            <w:tcW w:w="1598" w:type="dxa"/>
+            <w:tcW w:w="1597" w:type="dxa"/>
             <w:tcBorders>
               <w:top w:val="single" w:sz="4" w:space="0" w:color="000000"/>
               <w:left w:val="single" w:sz="4" w:space="0" w:color="000000"/>
@@ -17976,7 +17976,7 @@
         </w:tc>
         <w:tc>
           <w:tcPr>
-            <w:tcW w:w="954" w:type="dxa"/>
+            <w:tcW w:w="955" w:type="dxa"/>
             <w:tcBorders>
               <w:top w:val="single" w:sz="4" w:space="0" w:color="000000"/>
               <w:left w:val="single" w:sz="4" w:space="0" w:color="000000"/>
@@ -18006,7 +18006,7 @@
         </w:tc>
         <w:tc>
           <w:tcPr>
-            <w:tcW w:w="1709" w:type="dxa"/>
+            <w:tcW w:w="1708" w:type="dxa"/>
             <w:tcBorders>
               <w:top w:val="single" w:sz="4" w:space="0" w:color="000000"/>
               <w:left w:val="single" w:sz="4" w:space="0" w:color="000000"/>
@@ -18036,7 +18036,7 @@
         </w:tc>
         <w:tc>
           <w:tcPr>
-            <w:tcW w:w="1170" w:type="dxa"/>
+            <w:tcW w:w="1171" w:type="dxa"/>
             <w:tcBorders>
               <w:top w:val="single" w:sz="4" w:space="0" w:color="000000"/>
               <w:left w:val="single" w:sz="4" w:space="0" w:color="000000"/>
@@ -18096,7 +18096,7 @@
         </w:tc>
         <w:tc>
           <w:tcPr>
-            <w:tcW w:w="3060" w:type="dxa"/>
+            <w:tcW w:w="3059" w:type="dxa"/>
             <w:tcBorders>
               <w:top w:val="single" w:sz="4" w:space="0" w:color="000000"/>
               <w:left w:val="single" w:sz="4" w:space="0" w:color="000000"/>
@@ -18126,7 +18126,7 @@
         </w:tc>
         <w:tc>
           <w:tcPr>
-            <w:tcW w:w="1171" w:type="dxa"/>
+            <w:tcW w:w="1172" w:type="dxa"/>
             <w:tcBorders>
               <w:top w:val="single" w:sz="4" w:space="0" w:color="000000"/>
               <w:left w:val="single" w:sz="4" w:space="0" w:color="000000"/>
@@ -18161,7 +18161,7 @@
         </w:trPr>
         <w:tc>
           <w:tcPr>
-            <w:tcW w:w="1598" w:type="dxa"/>
+            <w:tcW w:w="1597" w:type="dxa"/>
             <w:tcBorders>
               <w:top w:val="single" w:sz="4" w:space="0" w:color="000000"/>
               <w:left w:val="single" w:sz="4" w:space="0" w:color="000000"/>
@@ -18191,7 +18191,7 @@
         </w:tc>
         <w:tc>
           <w:tcPr>
-            <w:tcW w:w="954" w:type="dxa"/>
+            <w:tcW w:w="955" w:type="dxa"/>
             <w:tcBorders>
               <w:top w:val="single" w:sz="4" w:space="0" w:color="000000"/>
               <w:left w:val="single" w:sz="4" w:space="0" w:color="000000"/>
@@ -18221,7 +18221,7 @@
         </w:tc>
         <w:tc>
           <w:tcPr>
-            <w:tcW w:w="1709" w:type="dxa"/>
+            <w:tcW w:w="1708" w:type="dxa"/>
             <w:tcBorders>
               <w:top w:val="single" w:sz="4" w:space="0" w:color="000000"/>
               <w:left w:val="single" w:sz="4" w:space="0" w:color="000000"/>
@@ -18251,7 +18251,7 @@
         </w:tc>
         <w:tc>
           <w:tcPr>
-            <w:tcW w:w="1170" w:type="dxa"/>
+            <w:tcW w:w="1171" w:type="dxa"/>
             <w:tcBorders>
               <w:top w:val="single" w:sz="4" w:space="0" w:color="000000"/>
               <w:left w:val="single" w:sz="4" w:space="0" w:color="000000"/>
@@ -18311,7 +18311,7 @@
         </w:tc>
         <w:tc>
           <w:tcPr>
-            <w:tcW w:w="3060" w:type="dxa"/>
+            <w:tcW w:w="3059" w:type="dxa"/>
             <w:tcBorders>
               <w:top w:val="single" w:sz="4" w:space="0" w:color="000000"/>
               <w:left w:val="single" w:sz="4" w:space="0" w:color="000000"/>
@@ -18341,7 +18341,7 @@
         </w:tc>
         <w:tc>
           <w:tcPr>
-            <w:tcW w:w="1171" w:type="dxa"/>
+            <w:tcW w:w="1172" w:type="dxa"/>
             <w:tcBorders>
               <w:top w:val="single" w:sz="4" w:space="0" w:color="000000"/>
               <w:left w:val="single" w:sz="4" w:space="0" w:color="000000"/>
@@ -18376,7 +18376,7 @@
         </w:trPr>
         <w:tc>
           <w:tcPr>
-            <w:tcW w:w="1598" w:type="dxa"/>
+            <w:tcW w:w="1597" w:type="dxa"/>
             <w:tcBorders>
               <w:top w:val="single" w:sz="4" w:space="0" w:color="000000"/>
               <w:left w:val="single" w:sz="4" w:space="0" w:color="000000"/>
@@ -18406,7 +18406,7 @@
         </w:tc>
         <w:tc>
           <w:tcPr>
-            <w:tcW w:w="954" w:type="dxa"/>
+            <w:tcW w:w="955" w:type="dxa"/>
             <w:tcBorders>
               <w:top w:val="single" w:sz="4" w:space="0" w:color="000000"/>
               <w:left w:val="single" w:sz="4" w:space="0" w:color="000000"/>
@@ -18436,7 +18436,7 @@
         </w:tc>
         <w:tc>
           <w:tcPr>
-            <w:tcW w:w="1709" w:type="dxa"/>
+            <w:tcW w:w="1708" w:type="dxa"/>
             <w:tcBorders>
               <w:top w:val="single" w:sz="4" w:space="0" w:color="000000"/>
               <w:left w:val="single" w:sz="4" w:space="0" w:color="000000"/>
@@ -18466,7 +18466,7 @@
         </w:tc>
         <w:tc>
           <w:tcPr>
-            <w:tcW w:w="1170" w:type="dxa"/>
+            <w:tcW w:w="1171" w:type="dxa"/>
             <w:tcBorders>
               <w:top w:val="single" w:sz="4" w:space="0" w:color="000000"/>
               <w:left w:val="single" w:sz="4" w:space="0" w:color="000000"/>
@@ -18526,7 +18526,7 @@
         </w:tc>
         <w:tc>
           <w:tcPr>
-            <w:tcW w:w="3060" w:type="dxa"/>
+            <w:tcW w:w="3059" w:type="dxa"/>
             <w:tcBorders>
               <w:top w:val="single" w:sz="4" w:space="0" w:color="000000"/>
               <w:left w:val="single" w:sz="4" w:space="0" w:color="000000"/>
@@ -18556,7 +18556,7 @@
         </w:tc>
         <w:tc>
           <w:tcPr>
-            <w:tcW w:w="1171" w:type="dxa"/>
+            <w:tcW w:w="1172" w:type="dxa"/>
             <w:tcBorders>
               <w:top w:val="single" w:sz="4" w:space="0" w:color="000000"/>
               <w:left w:val="single" w:sz="4" w:space="0" w:color="000000"/>
@@ -18591,7 +18591,7 @@
         </w:trPr>
         <w:tc>
           <w:tcPr>
-            <w:tcW w:w="1598" w:type="dxa"/>
+            <w:tcW w:w="1597" w:type="dxa"/>
             <w:tcBorders>
               <w:top w:val="single" w:sz="4" w:space="0" w:color="000000"/>
               <w:left w:val="single" w:sz="4" w:space="0" w:color="000000"/>
@@ -18621,7 +18621,7 @@
         </w:tc>
         <w:tc>
           <w:tcPr>
-            <w:tcW w:w="954" w:type="dxa"/>
+            <w:tcW w:w="955" w:type="dxa"/>
             <w:tcBorders>
               <w:top w:val="single" w:sz="4" w:space="0" w:color="000000"/>
               <w:left w:val="single" w:sz="4" w:space="0" w:color="000000"/>
@@ -18651,7 +18651,7 @@
         </w:tc>
         <w:tc>
           <w:tcPr>
-            <w:tcW w:w="1709" w:type="dxa"/>
+            <w:tcW w:w="1708" w:type="dxa"/>
             <w:tcBorders>
               <w:top w:val="single" w:sz="4" w:space="0" w:color="000000"/>
               <w:left w:val="single" w:sz="4" w:space="0" w:color="000000"/>
@@ -18681,7 +18681,7 @@
         </w:tc>
         <w:tc>
           <w:tcPr>
-            <w:tcW w:w="1170" w:type="dxa"/>
+            <w:tcW w:w="1171" w:type="dxa"/>
             <w:tcBorders>
               <w:top w:val="single" w:sz="4" w:space="0" w:color="000000"/>
               <w:left w:val="single" w:sz="4" w:space="0" w:color="000000"/>
@@ -18741,7 +18741,7 @@
         </w:tc>
         <w:tc>
           <w:tcPr>
-            <w:tcW w:w="3060" w:type="dxa"/>
+            <w:tcW w:w="3059" w:type="dxa"/>
             <w:tcBorders>
               <w:top w:val="single" w:sz="4" w:space="0" w:color="000000"/>
               <w:left w:val="single" w:sz="4" w:space="0" w:color="000000"/>
@@ -18771,7 +18771,7 @@
         </w:tc>
         <w:tc>
           <w:tcPr>
-            <w:tcW w:w="1171" w:type="dxa"/>
+            <w:tcW w:w="1172" w:type="dxa"/>
             <w:tcBorders>
               <w:top w:val="single" w:sz="4" w:space="0" w:color="000000"/>
               <w:left w:val="single" w:sz="4" w:space="0" w:color="000000"/>
@@ -18806,7 +18806,7 @@
         </w:trPr>
         <w:tc>
           <w:tcPr>
-            <w:tcW w:w="1598" w:type="dxa"/>
+            <w:tcW w:w="1597" w:type="dxa"/>
             <w:tcBorders>
               <w:top w:val="single" w:sz="4" w:space="0" w:color="000000"/>
               <w:left w:val="single" w:sz="4" w:space="0" w:color="000000"/>
@@ -18836,7 +18836,7 @@
         </w:tc>
         <w:tc>
           <w:tcPr>
-            <w:tcW w:w="954" w:type="dxa"/>
+            <w:tcW w:w="955" w:type="dxa"/>
             <w:tcBorders>
               <w:top w:val="single" w:sz="4" w:space="0" w:color="000000"/>
               <w:left w:val="single" w:sz="4" w:space="0" w:color="000000"/>
@@ -18866,7 +18866,7 @@
         </w:tc>
         <w:tc>
           <w:tcPr>
-            <w:tcW w:w="1709" w:type="dxa"/>
+            <w:tcW w:w="1708" w:type="dxa"/>
             <w:tcBorders>
               <w:top w:val="single" w:sz="4" w:space="0" w:color="000000"/>
               <w:left w:val="single" w:sz="4" w:space="0" w:color="000000"/>
@@ -18896,7 +18896,7 @@
         </w:tc>
         <w:tc>
           <w:tcPr>
-            <w:tcW w:w="1170" w:type="dxa"/>
+            <w:tcW w:w="1171" w:type="dxa"/>
             <w:tcBorders>
               <w:top w:val="single" w:sz="4" w:space="0" w:color="000000"/>
               <w:left w:val="single" w:sz="4" w:space="0" w:color="000000"/>
@@ -18955,7 +18955,7 @@
         </w:tc>
         <w:tc>
           <w:tcPr>
-            <w:tcW w:w="3060" w:type="dxa"/>
+            <w:tcW w:w="3059" w:type="dxa"/>
             <w:tcBorders>
               <w:top w:val="single" w:sz="4" w:space="0" w:color="000000"/>
               <w:left w:val="single" w:sz="4" w:space="0" w:color="000000"/>
@@ -18985,7 +18985,7 @@
         </w:tc>
         <w:tc>
           <w:tcPr>
-            <w:tcW w:w="1171" w:type="dxa"/>
+            <w:tcW w:w="1172" w:type="dxa"/>
             <w:tcBorders>
               <w:top w:val="single" w:sz="4" w:space="0" w:color="000000"/>
               <w:left w:val="single" w:sz="4" w:space="0" w:color="000000"/>
@@ -19020,7 +19020,7 @@
         </w:trPr>
         <w:tc>
           <w:tcPr>
-            <w:tcW w:w="1598" w:type="dxa"/>
+            <w:tcW w:w="1597" w:type="dxa"/>
             <w:tcBorders>
               <w:top w:val="single" w:sz="4" w:space="0" w:color="000000"/>
               <w:left w:val="single" w:sz="4" w:space="0" w:color="000000"/>
@@ -19050,7 +19050,7 @@
         </w:tc>
         <w:tc>
           <w:tcPr>
-            <w:tcW w:w="954" w:type="dxa"/>
+            <w:tcW w:w="955" w:type="dxa"/>
             <w:tcBorders>
               <w:top w:val="single" w:sz="4" w:space="0" w:color="000000"/>
               <w:left w:val="single" w:sz="4" w:space="0" w:color="000000"/>
@@ -19080,7 +19080,7 @@
         </w:tc>
         <w:tc>
           <w:tcPr>
-            <w:tcW w:w="1709" w:type="dxa"/>
+            <w:tcW w:w="1708" w:type="dxa"/>
             <w:tcBorders>
               <w:top w:val="single" w:sz="4" w:space="0" w:color="000000"/>
               <w:left w:val="single" w:sz="4" w:space="0" w:color="000000"/>
@@ -19110,7 +19110,7 @@
         </w:tc>
         <w:tc>
           <w:tcPr>
-            <w:tcW w:w="1170" w:type="dxa"/>
+            <w:tcW w:w="1171" w:type="dxa"/>
             <w:tcBorders>
               <w:top w:val="single" w:sz="4" w:space="0" w:color="000000"/>
               <w:left w:val="single" w:sz="4" w:space="0" w:color="000000"/>
@@ -19170,7 +19170,7 @@
         </w:tc>
         <w:tc>
           <w:tcPr>
-            <w:tcW w:w="3060" w:type="dxa"/>
+            <w:tcW w:w="3059" w:type="dxa"/>
             <w:tcBorders>
               <w:top w:val="single" w:sz="4" w:space="0" w:color="000000"/>
               <w:left w:val="single" w:sz="4" w:space="0" w:color="000000"/>
@@ -19199,7 +19199,7 @@
         </w:tc>
         <w:tc>
           <w:tcPr>
-            <w:tcW w:w="1171" w:type="dxa"/>
+            <w:tcW w:w="1172" w:type="dxa"/>
             <w:tcBorders>
               <w:top w:val="single" w:sz="4" w:space="0" w:color="000000"/>
               <w:left w:val="single" w:sz="4" w:space="0" w:color="000000"/>
@@ -19234,7 +19234,7 @@
         </w:trPr>
         <w:tc>
           <w:tcPr>
-            <w:tcW w:w="1598" w:type="dxa"/>
+            <w:tcW w:w="1597" w:type="dxa"/>
             <w:tcBorders>
               <w:top w:val="single" w:sz="4" w:space="0" w:color="000000"/>
               <w:left w:val="single" w:sz="4" w:space="0" w:color="000000"/>
@@ -19264,7 +19264,7 @@
         </w:tc>
         <w:tc>
           <w:tcPr>
-            <w:tcW w:w="954" w:type="dxa"/>
+            <w:tcW w:w="955" w:type="dxa"/>
             <w:tcBorders>
               <w:top w:val="single" w:sz="4" w:space="0" w:color="000000"/>
               <w:left w:val="single" w:sz="4" w:space="0" w:color="000000"/>
@@ -19294,7 +19294,7 @@
         </w:tc>
         <w:tc>
           <w:tcPr>
-            <w:tcW w:w="1709" w:type="dxa"/>
+            <w:tcW w:w="1708" w:type="dxa"/>
             <w:tcBorders>
               <w:top w:val="single" w:sz="4" w:space="0" w:color="000000"/>
               <w:left w:val="single" w:sz="4" w:space="0" w:color="000000"/>
@@ -19324,7 +19324,7 @@
         </w:tc>
         <w:tc>
           <w:tcPr>
-            <w:tcW w:w="1170" w:type="dxa"/>
+            <w:tcW w:w="1171" w:type="dxa"/>
             <w:tcBorders>
               <w:top w:val="single" w:sz="4" w:space="0" w:color="000000"/>
               <w:left w:val="single" w:sz="4" w:space="0" w:color="000000"/>
@@ -19384,7 +19384,7 @@
         </w:tc>
         <w:tc>
           <w:tcPr>
-            <w:tcW w:w="3060" w:type="dxa"/>
+            <w:tcW w:w="3059" w:type="dxa"/>
             <w:tcBorders>
               <w:top w:val="single" w:sz="4" w:space="0" w:color="000000"/>
               <w:left w:val="single" w:sz="4" w:space="0" w:color="000000"/>
@@ -19413,7 +19413,7 @@
         </w:tc>
         <w:tc>
           <w:tcPr>
-            <w:tcW w:w="1171" w:type="dxa"/>
+            <w:tcW w:w="1172" w:type="dxa"/>
             <w:tcBorders>
               <w:top w:val="single" w:sz="4" w:space="0" w:color="000000"/>
               <w:left w:val="single" w:sz="4" w:space="0" w:color="000000"/>
@@ -19448,7 +19448,7 @@
         </w:trPr>
         <w:tc>
           <w:tcPr>
-            <w:tcW w:w="1598" w:type="dxa"/>
+            <w:tcW w:w="1597" w:type="dxa"/>
             <w:tcBorders>
               <w:top w:val="single" w:sz="4" w:space="0" w:color="000000"/>
               <w:left w:val="single" w:sz="4" w:space="0" w:color="000000"/>
@@ -19478,7 +19478,7 @@
         </w:tc>
         <w:tc>
           <w:tcPr>
-            <w:tcW w:w="954" w:type="dxa"/>
+            <w:tcW w:w="955" w:type="dxa"/>
             <w:tcBorders>
               <w:top w:val="single" w:sz="4" w:space="0" w:color="000000"/>
               <w:left w:val="single" w:sz="4" w:space="0" w:color="000000"/>
@@ -19508,7 +19508,7 @@
         </w:tc>
         <w:tc>
           <w:tcPr>
-            <w:tcW w:w="1709" w:type="dxa"/>
+            <w:tcW w:w="1708" w:type="dxa"/>
             <w:tcBorders>
               <w:top w:val="single" w:sz="4" w:space="0" w:color="000000"/>
               <w:left w:val="single" w:sz="4" w:space="0" w:color="000000"/>
@@ -19538,7 +19538,7 @@
         </w:tc>
         <w:tc>
           <w:tcPr>
-            <w:tcW w:w="1170" w:type="dxa"/>
+            <w:tcW w:w="1171" w:type="dxa"/>
             <w:tcBorders>
               <w:top w:val="single" w:sz="4" w:space="0" w:color="000000"/>
               <w:left w:val="single" w:sz="4" w:space="0" w:color="000000"/>
@@ -19598,7 +19598,7 @@
         </w:tc>
         <w:tc>
           <w:tcPr>
-            <w:tcW w:w="3060" w:type="dxa"/>
+            <w:tcW w:w="3059" w:type="dxa"/>
             <w:tcBorders>
               <w:top w:val="single" w:sz="4" w:space="0" w:color="000000"/>
               <w:left w:val="single" w:sz="4" w:space="0" w:color="000000"/>
@@ -19628,7 +19628,7 @@
         </w:tc>
         <w:tc>
           <w:tcPr>
-            <w:tcW w:w="1171" w:type="dxa"/>
+            <w:tcW w:w="1172" w:type="dxa"/>
             <w:tcBorders>
               <w:top w:val="single" w:sz="4" w:space="0" w:color="000000"/>
               <w:left w:val="single" w:sz="4" w:space="0" w:color="000000"/>
@@ -19663,7 +19663,7 @@
         </w:trPr>
         <w:tc>
           <w:tcPr>
-            <w:tcW w:w="1598" w:type="dxa"/>
+            <w:tcW w:w="1597" w:type="dxa"/>
             <w:tcBorders>
               <w:top w:val="single" w:sz="4" w:space="0" w:color="000000"/>
               <w:left w:val="single" w:sz="4" w:space="0" w:color="000000"/>
@@ -19693,7 +19693,7 @@
         </w:tc>
         <w:tc>
           <w:tcPr>
-            <w:tcW w:w="954" w:type="dxa"/>
+            <w:tcW w:w="955" w:type="dxa"/>
             <w:tcBorders>
               <w:top w:val="single" w:sz="4" w:space="0" w:color="000000"/>
               <w:left w:val="single" w:sz="4" w:space="0" w:color="000000"/>
@@ -19723,7 +19723,7 @@
         </w:tc>
         <w:tc>
           <w:tcPr>
-            <w:tcW w:w="1709" w:type="dxa"/>
+            <w:tcW w:w="1708" w:type="dxa"/>
             <w:tcBorders>
               <w:top w:val="single" w:sz="4" w:space="0" w:color="000000"/>
               <w:left w:val="single" w:sz="4" w:space="0" w:color="000000"/>
@@ -19753,7 +19753,7 @@
         </w:tc>
         <w:tc>
           <w:tcPr>
-            <w:tcW w:w="1170" w:type="dxa"/>
+            <w:tcW w:w="1171" w:type="dxa"/>
             <w:tcBorders>
               <w:top w:val="single" w:sz="4" w:space="0" w:color="000000"/>
               <w:left w:val="single" w:sz="4" w:space="0" w:color="000000"/>
@@ -19813,7 +19813,7 @@
         </w:tc>
         <w:tc>
           <w:tcPr>
-            <w:tcW w:w="3060" w:type="dxa"/>
+            <w:tcW w:w="3059" w:type="dxa"/>
             <w:tcBorders>
               <w:top w:val="single" w:sz="4" w:space="0" w:color="000000"/>
               <w:left w:val="single" w:sz="4" w:space="0" w:color="000000"/>
@@ -19843,7 +19843,7 @@
         </w:tc>
         <w:tc>
           <w:tcPr>
-            <w:tcW w:w="1171" w:type="dxa"/>
+            <w:tcW w:w="1172" w:type="dxa"/>
             <w:tcBorders>
               <w:top w:val="single" w:sz="4" w:space="0" w:color="000000"/>
               <w:left w:val="single" w:sz="4" w:space="0" w:color="000000"/>
@@ -19878,7 +19878,7 @@
         </w:trPr>
         <w:tc>
           <w:tcPr>
-            <w:tcW w:w="1598" w:type="dxa"/>
+            <w:tcW w:w="1597" w:type="dxa"/>
             <w:tcBorders>
               <w:top w:val="single" w:sz="4" w:space="0" w:color="000000"/>
               <w:left w:val="single" w:sz="4" w:space="0" w:color="000000"/>
@@ -19908,7 +19908,7 @@
         </w:tc>
         <w:tc>
           <w:tcPr>
-            <w:tcW w:w="954" w:type="dxa"/>
+            <w:tcW w:w="955" w:type="dxa"/>
             <w:tcBorders>
               <w:top w:val="single" w:sz="4" w:space="0" w:color="000000"/>
               <w:left w:val="single" w:sz="4" w:space="0" w:color="000000"/>
@@ -19938,7 +19938,7 @@
         </w:tc>
         <w:tc>
           <w:tcPr>
-            <w:tcW w:w="1709" w:type="dxa"/>
+            <w:tcW w:w="1708" w:type="dxa"/>
             <w:tcBorders>
               <w:top w:val="single" w:sz="4" w:space="0" w:color="000000"/>
               <w:left w:val="single" w:sz="4" w:space="0" w:color="000000"/>
@@ -19968,7 +19968,7 @@
         </w:tc>
         <w:tc>
           <w:tcPr>
-            <w:tcW w:w="1170" w:type="dxa"/>
+            <w:tcW w:w="1171" w:type="dxa"/>
             <w:tcBorders>
               <w:top w:val="single" w:sz="4" w:space="0" w:color="000000"/>
               <w:left w:val="single" w:sz="4" w:space="0" w:color="000000"/>
@@ -20028,7 +20028,7 @@
         </w:tc>
         <w:tc>
           <w:tcPr>
-            <w:tcW w:w="3060" w:type="dxa"/>
+            <w:tcW w:w="3059" w:type="dxa"/>
             <w:tcBorders>
               <w:top w:val="single" w:sz="4" w:space="0" w:color="000000"/>
               <w:left w:val="single" w:sz="4" w:space="0" w:color="000000"/>
@@ -20058,7 +20058,7 @@
         </w:tc>
         <w:tc>
           <w:tcPr>
-            <w:tcW w:w="1171" w:type="dxa"/>
+            <w:tcW w:w="1172" w:type="dxa"/>
             <w:tcBorders>
               <w:top w:val="single" w:sz="4" w:space="0" w:color="000000"/>
               <w:left w:val="single" w:sz="4" w:space="0" w:color="000000"/>
@@ -20093,7 +20093,7 @@
         </w:trPr>
         <w:tc>
           <w:tcPr>
-            <w:tcW w:w="1598" w:type="dxa"/>
+            <w:tcW w:w="1597" w:type="dxa"/>
             <w:tcBorders>
               <w:top w:val="single" w:sz="4" w:space="0" w:color="000000"/>
               <w:left w:val="single" w:sz="4" w:space="0" w:color="000000"/>
@@ -20123,7 +20123,7 @@
         </w:tc>
         <w:tc>
           <w:tcPr>
-            <w:tcW w:w="954" w:type="dxa"/>
+            <w:tcW w:w="955" w:type="dxa"/>
             <w:tcBorders>
               <w:top w:val="single" w:sz="4" w:space="0" w:color="000000"/>
               <w:left w:val="single" w:sz="4" w:space="0" w:color="000000"/>
@@ -20153,7 +20153,7 @@
         </w:tc>
         <w:tc>
           <w:tcPr>
-            <w:tcW w:w="1709" w:type="dxa"/>
+            <w:tcW w:w="1708" w:type="dxa"/>
             <w:tcBorders>
               <w:top w:val="single" w:sz="4" w:space="0" w:color="000000"/>
               <w:left w:val="single" w:sz="4" w:space="0" w:color="000000"/>
@@ -20183,7 +20183,7 @@
         </w:tc>
         <w:tc>
           <w:tcPr>
-            <w:tcW w:w="1170" w:type="dxa"/>
+            <w:tcW w:w="1171" w:type="dxa"/>
             <w:tcBorders>
               <w:top w:val="single" w:sz="4" w:space="0" w:color="000000"/>
               <w:left w:val="single" w:sz="4" w:space="0" w:color="000000"/>
@@ -20243,7 +20243,7 @@
         </w:tc>
         <w:tc>
           <w:tcPr>
-            <w:tcW w:w="3060" w:type="dxa"/>
+            <w:tcW w:w="3059" w:type="dxa"/>
             <w:tcBorders>
               <w:top w:val="single" w:sz="4" w:space="0" w:color="000000"/>
               <w:left w:val="single" w:sz="4" w:space="0" w:color="000000"/>
@@ -20273,7 +20273,7 @@
         </w:tc>
         <w:tc>
           <w:tcPr>
-            <w:tcW w:w="1171" w:type="dxa"/>
+            <w:tcW w:w="1172" w:type="dxa"/>
             <w:tcBorders>
               <w:top w:val="single" w:sz="4" w:space="0" w:color="000000"/>
               <w:left w:val="single" w:sz="4" w:space="0" w:color="000000"/>
@@ -20308,7 +20308,7 @@
         </w:trPr>
         <w:tc>
           <w:tcPr>
-            <w:tcW w:w="1598" w:type="dxa"/>
+            <w:tcW w:w="1597" w:type="dxa"/>
             <w:tcBorders>
               <w:top w:val="single" w:sz="4" w:space="0" w:color="000000"/>
               <w:left w:val="single" w:sz="4" w:space="0" w:color="000000"/>
@@ -20338,7 +20338,7 @@
         </w:tc>
         <w:tc>
           <w:tcPr>
-            <w:tcW w:w="954" w:type="dxa"/>
+            <w:tcW w:w="955" w:type="dxa"/>
             <w:tcBorders>
               <w:top w:val="single" w:sz="4" w:space="0" w:color="000000"/>
               <w:left w:val="single" w:sz="4" w:space="0" w:color="000000"/>
@@ -20368,7 +20368,7 @@
         </w:tc>
         <w:tc>
           <w:tcPr>
-            <w:tcW w:w="1709" w:type="dxa"/>
+            <w:tcW w:w="1708" w:type="dxa"/>
             <w:tcBorders>
               <w:top w:val="single" w:sz="4" w:space="0" w:color="000000"/>
               <w:left w:val="single" w:sz="4" w:space="0" w:color="000000"/>
@@ -20398,7 +20398,7 @@
         </w:tc>
         <w:tc>
           <w:tcPr>
-            <w:tcW w:w="1170" w:type="dxa"/>
+            <w:tcW w:w="1171" w:type="dxa"/>
             <w:tcBorders>
               <w:top w:val="single" w:sz="4" w:space="0" w:color="000000"/>
               <w:left w:val="single" w:sz="4" w:space="0" w:color="000000"/>
@@ -20458,7 +20458,7 @@
         </w:tc>
         <w:tc>
           <w:tcPr>
-            <w:tcW w:w="3060" w:type="dxa"/>
+            <w:tcW w:w="3059" w:type="dxa"/>
             <w:tcBorders>
               <w:top w:val="single" w:sz="4" w:space="0" w:color="000000"/>
               <w:left w:val="single" w:sz="4" w:space="0" w:color="000000"/>
@@ -20488,7 +20488,7 @@
         </w:tc>
         <w:tc>
           <w:tcPr>
-            <w:tcW w:w="1171" w:type="dxa"/>
+            <w:tcW w:w="1172" w:type="dxa"/>
             <w:tcBorders>
               <w:top w:val="single" w:sz="4" w:space="0" w:color="000000"/>
               <w:left w:val="single" w:sz="4" w:space="0" w:color="000000"/>
@@ -20523,7 +20523,7 @@
         </w:trPr>
         <w:tc>
           <w:tcPr>
-            <w:tcW w:w="1598" w:type="dxa"/>
+            <w:tcW w:w="1597" w:type="dxa"/>
             <w:tcBorders>
               <w:top w:val="single" w:sz="4" w:space="0" w:color="000000"/>
               <w:left w:val="single" w:sz="4" w:space="0" w:color="000000"/>
@@ -20553,7 +20553,7 @@
         </w:tc>
         <w:tc>
           <w:tcPr>
-            <w:tcW w:w="954" w:type="dxa"/>
+            <w:tcW w:w="955" w:type="dxa"/>
             <w:tcBorders>
               <w:top w:val="single" w:sz="4" w:space="0" w:color="000000"/>
               <w:left w:val="single" w:sz="4" w:space="0" w:color="000000"/>
@@ -20583,7 +20583,7 @@
         </w:tc>
         <w:tc>
           <w:tcPr>
-            <w:tcW w:w="1709" w:type="dxa"/>
+            <w:tcW w:w="1708" w:type="dxa"/>
             <w:tcBorders>
               <w:top w:val="single" w:sz="4" w:space="0" w:color="000000"/>
               <w:left w:val="single" w:sz="4" w:space="0" w:color="000000"/>
@@ -20613,7 +20613,7 @@
         </w:tc>
         <w:tc>
           <w:tcPr>
-            <w:tcW w:w="1170" w:type="dxa"/>
+            <w:tcW w:w="1171" w:type="dxa"/>
             <w:tcBorders>
               <w:top w:val="single" w:sz="4" w:space="0" w:color="000000"/>
               <w:left w:val="single" w:sz="4" w:space="0" w:color="000000"/>
@@ -20673,7 +20673,7 @@
         </w:tc>
         <w:tc>
           <w:tcPr>
-            <w:tcW w:w="3060" w:type="dxa"/>
+            <w:tcW w:w="3059" w:type="dxa"/>
             <w:tcBorders>
               <w:top w:val="single" w:sz="4" w:space="0" w:color="000000"/>
               <w:left w:val="single" w:sz="4" w:space="0" w:color="000000"/>
@@ -20703,7 +20703,7 @@
         </w:tc>
         <w:tc>
           <w:tcPr>
-            <w:tcW w:w="1171" w:type="dxa"/>
+            <w:tcW w:w="1172" w:type="dxa"/>
             <w:tcBorders>
               <w:top w:val="single" w:sz="4" w:space="0" w:color="000000"/>
               <w:left w:val="single" w:sz="4" w:space="0" w:color="000000"/>
@@ -20738,7 +20738,7 @@
         </w:trPr>
         <w:tc>
           <w:tcPr>
-            <w:tcW w:w="1598" w:type="dxa"/>
+            <w:tcW w:w="1597" w:type="dxa"/>
             <w:tcBorders>
               <w:top w:val="single" w:sz="4" w:space="0" w:color="000000"/>
               <w:left w:val="single" w:sz="4" w:space="0" w:color="000000"/>
@@ -20768,7 +20768,7 @@
         </w:tc>
         <w:tc>
           <w:tcPr>
-            <w:tcW w:w="954" w:type="dxa"/>
+            <w:tcW w:w="955" w:type="dxa"/>
             <w:tcBorders>
               <w:top w:val="single" w:sz="4" w:space="0" w:color="000000"/>
               <w:left w:val="single" w:sz="4" w:space="0" w:color="000000"/>
@@ -20798,7 +20798,7 @@
         </w:tc>
         <w:tc>
           <w:tcPr>
-            <w:tcW w:w="1709" w:type="dxa"/>
+            <w:tcW w:w="1708" w:type="dxa"/>
             <w:tcBorders>
               <w:top w:val="single" w:sz="4" w:space="0" w:color="000000"/>
               <w:left w:val="single" w:sz="4" w:space="0" w:color="000000"/>
@@ -20828,7 +20828,7 @@
         </w:tc>
         <w:tc>
           <w:tcPr>
-            <w:tcW w:w="1170" w:type="dxa"/>
+            <w:tcW w:w="1171" w:type="dxa"/>
             <w:tcBorders>
               <w:top w:val="single" w:sz="4" w:space="0" w:color="000000"/>
               <w:left w:val="single" w:sz="4" w:space="0" w:color="000000"/>
@@ -20888,7 +20888,7 @@
         </w:tc>
         <w:tc>
           <w:tcPr>
-            <w:tcW w:w="3060" w:type="dxa"/>
+            <w:tcW w:w="3059" w:type="dxa"/>
             <w:tcBorders>
               <w:top w:val="single" w:sz="4" w:space="0" w:color="000000"/>
               <w:left w:val="single" w:sz="4" w:space="0" w:color="000000"/>
@@ -20918,7 +20918,7 @@
         </w:tc>
         <w:tc>
           <w:tcPr>
-            <w:tcW w:w="1171" w:type="dxa"/>
+            <w:tcW w:w="1172" w:type="dxa"/>
             <w:tcBorders>
               <w:top w:val="single" w:sz="4" w:space="0" w:color="000000"/>
               <w:left w:val="single" w:sz="4" w:space="0" w:color="000000"/>
@@ -20991,20 +20991,7 @@
           <w:lang w:val="en-US" w:eastAsia="en-US" w:bidi="ar-SA"/>
           <w14:ligatures w14:val="standardContextual"/>
         </w:rPr>
-        <w:t>s from PBPK model predictions without calibration with in vivo data.</w:t>
-      </w:r>
-      <w:r>
-        <w:rPr>
-          <w:rFonts w:eastAsia="Aptos" w:cs="" w:cstheme="minorBidi" w:eastAsiaTheme="minorHAnsi"/>
-          <w:b/>
-          <w:bCs/>
-          <w:kern w:val="2"/>
-          <w:sz w:val="24"/>
-          <w:szCs w:val="24"/>
-          <w:lang w:val="en-US" w:eastAsia="en-US" w:bidi="ar-SA"/>
-          <w14:ligatures w14:val="standardContextual"/>
-        </w:rPr>
-        <w:t xml:space="preserve"> Directional fold errors are shown for AUC</w:t>
+        <w:t>s from PBPK model predictions without calibration with in vivo data. Directional fold errors are shown for AUC</w:t>
       </w:r>
       <w:r>
         <w:rPr>
@@ -21111,10 +21098,7 @@
         </w:rPr>
       </w:pPr>
       <w:r>
-        <w:rPr>
-          <w:b/>
-          <w:bCs/>
-        </w:rPr>
+        <w:rPr/>
         <w:drawing>
           <wp:inline distT="0" distB="0" distL="0" distR="0">
             <wp:extent cx="6148070" cy="6216015"/>
@@ -21167,14 +21151,7 @@
           <w:b/>
           <w:bCs/>
         </w:rPr>
-        <w:t>3</w:t>
-      </w:r>
-      <w:r>
-        <w:rPr>
-          <w:b/>
-          <w:bCs/>
-        </w:rPr>
-        <w:t xml:space="preserve">. Local Sensitivity Analysis of Target Related Parameters on Clearance Estimate Using PBPK Model. </w:t>
+        <w:t xml:space="preserve">3. Local Sensitivity Analysis of Target Related Parameters on Clearance Estimate Using PBPK Model. </w:t>
       </w:r>
       <w:r>
         <w:rPr/>
@@ -22384,8 +22361,8 @@
     <w:qFormat/>
     <w:rPr/>
   </w:style>
-  <w:style w:type="character" w:styleId="Bullets">
-    <w:name w:val="Bullets"/>
+  <w:style w:type="character" w:styleId="Bulletsuser">
+    <w:name w:val="Bullets (user)"/>
     <w:qFormat/>
     <w:rPr>
       <w:rFonts w:ascii="OpenSymbol" w:hAnsi="OpenSymbol" w:eastAsia="OpenSymbol" w:cs="OpenSymbol"/>
@@ -22723,8 +22700,8 @@
       <w14:ligatures w14:val="standardContextual"/>
     </w:rPr>
   </w:style>
-  <w:style w:type="paragraph" w:styleId="FrameContents">
-    <w:name w:val="Frame Contents"/>
+  <w:style w:type="paragraph" w:styleId="FrameContentsuser">
+    <w:name w:val="Frame Contents (user)"/>
     <w:basedOn w:val="Normal"/>
     <w:qFormat/>
     <w:pPr/>
